--- a/отчеты 3-10/отчет 8.docx
+++ b/отчеты 3-10/отчет 8.docx
@@ -34,7 +34,6 @@
                 <w:docPartUnique/>
               </w:docPartObj>
             </w:sdtPr>
-            <w:sdtEndPr/>
             <w:sdtContent>
               <w:p>
                 <w:pPr>
@@ -752,16 +751,15 @@
         <w:p>
           <w:pPr>
             <w:pStyle w:val="TOCHeading"/>
+            <w:ind w:firstLine="0"/>
             <w:jc w:val="center"/>
             <w:rPr>
-              <w:rFonts w:cs="Times New Roman"/>
-              <w:szCs w:val="28"/>
+              <w:rStyle w:val="a2"/>
             </w:rPr>
           </w:pPr>
           <w:r>
             <w:rPr>
-              <w:rFonts w:cs="Times New Roman"/>
-              <w:szCs w:val="28"/>
+              <w:rStyle w:val="a2"/>
             </w:rPr>
             <w:t>Оглавление</w:t>
           </w:r>
@@ -770,118 +768,80 @@
           <w:pPr>
             <w:pStyle w:val="TOC1"/>
             <w:tabs>
-              <w:tab w:val="right" w:leader="dot" w:pos="10195"/>
+              <w:tab w:val="right" w:leader="dot" w:pos="9628"/>
             </w:tabs>
-            <w:spacing w:line="360" w:lineRule="auto"/>
             <w:rPr>
-              <w:rFonts w:ascii="Times New Roman" w:eastAsiaTheme="minorEastAsia" w:hAnsi="Times New Roman" w:cs="Times New Roman"/>
+              <w:rFonts w:asciiTheme="minorHAnsi" w:eastAsiaTheme="minorEastAsia" w:hAnsiTheme="minorHAnsi" w:cstheme="minorBidi"/>
               <w:noProof/>
-              <w:sz w:val="28"/>
-              <w:szCs w:val="28"/>
-              <w:lang w:eastAsia="ru-RU"/>
+              <w:kern w:val="2"/>
+              <w:sz w:val="24"/>
+              <w:szCs w:val="24"/>
+              <w:lang w:val="en-US"/>
+              <w14:ligatures w14:val="standardContextual"/>
             </w:rPr>
           </w:pPr>
           <w:r>
-            <w:rPr>
-              <w:rFonts w:ascii="Times New Roman" w:hAnsi="Times New Roman" w:cs="Times New Roman"/>
-              <w:sz w:val="28"/>
-              <w:szCs w:val="28"/>
-            </w:rPr>
             <w:fldChar w:fldCharType="begin"/>
           </w:r>
           <w:r>
-            <w:rPr>
-              <w:rFonts w:ascii="Times New Roman" w:hAnsi="Times New Roman" w:cs="Times New Roman"/>
-              <w:sz w:val="28"/>
-              <w:szCs w:val="28"/>
-            </w:rPr>
             <w:instrText xml:space="preserve"> TOC \o "1-3" \h \z \u </w:instrText>
           </w:r>
           <w:r>
-            <w:rPr>
-              <w:rFonts w:ascii="Times New Roman" w:hAnsi="Times New Roman" w:cs="Times New Roman"/>
-              <w:sz w:val="28"/>
-              <w:szCs w:val="28"/>
-            </w:rPr>
             <w:fldChar w:fldCharType="separate"/>
           </w:r>
-          <w:hyperlink w:anchor="_Toc195635165" w:history="1">
+          <w:hyperlink w:anchor="_Toc196495934" w:history="1">
             <w:r>
               <w:rPr>
                 <w:rStyle w:val="Hyperlink"/>
-                <w:rFonts w:ascii="Times New Roman" w:hAnsi="Times New Roman" w:cs="Times New Roman"/>
                 <w:noProof/>
-                <w:sz w:val="28"/>
-                <w:szCs w:val="28"/>
               </w:rPr>
               <w:t>Цель работы</w:t>
             </w:r>
             <w:r>
               <w:rPr>
-                <w:rFonts w:ascii="Times New Roman" w:hAnsi="Times New Roman" w:cs="Times New Roman"/>
                 <w:noProof/>
                 <w:webHidden/>
-                <w:sz w:val="28"/>
-                <w:szCs w:val="28"/>
               </w:rPr>
               <w:tab/>
             </w:r>
             <w:r>
               <w:rPr>
-                <w:rFonts w:ascii="Times New Roman" w:hAnsi="Times New Roman" w:cs="Times New Roman"/>
                 <w:noProof/>
                 <w:webHidden/>
-                <w:sz w:val="28"/>
-                <w:szCs w:val="28"/>
               </w:rPr>
               <w:fldChar w:fldCharType="begin"/>
             </w:r>
             <w:r>
               <w:rPr>
-                <w:rFonts w:ascii="Times New Roman" w:hAnsi="Times New Roman" w:cs="Times New Roman"/>
                 <w:noProof/>
                 <w:webHidden/>
-                <w:sz w:val="28"/>
-                <w:szCs w:val="28"/>
-              </w:rPr>
-              <w:instrText xml:space="preserve"> PAGEREF _Toc195635165 \h </w:instrText>
-            </w:r>
-            <w:r>
-              <w:rPr>
-                <w:rFonts w:ascii="Times New Roman" w:hAnsi="Times New Roman" w:cs="Times New Roman"/>
+              </w:rPr>
+              <w:instrText xml:space="preserve"> PAGEREF _Toc196495934 \h </w:instrText>
+            </w:r>
+            <w:r>
+              <w:rPr>
                 <w:noProof/>
                 <w:webHidden/>
-                <w:sz w:val="28"/>
-                <w:szCs w:val="28"/>
-              </w:rPr>
-            </w:r>
-            <w:r>
-              <w:rPr>
-                <w:rFonts w:ascii="Times New Roman" w:hAnsi="Times New Roman" w:cs="Times New Roman"/>
+              </w:rPr>
+            </w:r>
+            <w:r>
+              <w:rPr>
                 <w:noProof/>
                 <w:webHidden/>
-                <w:sz w:val="28"/>
-                <w:szCs w:val="28"/>
               </w:rPr>
               <w:fldChar w:fldCharType="separate"/>
             </w:r>
             <w:r>
               <w:rPr>
-                <w:rFonts w:ascii="Times New Roman" w:hAnsi="Times New Roman" w:cs="Times New Roman"/>
                 <w:noProof/>
                 <w:webHidden/>
-                <w:sz w:val="28"/>
-                <w:szCs w:val="28"/>
               </w:rPr>
               <w:t>4</w:t>
             </w:r>
             <w:r>
               <w:rPr>
-                <w:rFonts w:ascii="Times New Roman" w:hAnsi="Times New Roman" w:cs="Times New Roman"/>
                 <w:noProof/>
                 <w:webHidden/>
-                <w:sz w:val="28"/>
-                <w:szCs w:val="28"/>
               </w:rPr>
               <w:fldChar w:fldCharType="end"/>
             </w:r>
@@ -891,94 +851,71 @@
           <w:pPr>
             <w:pStyle w:val="TOC1"/>
             <w:tabs>
-              <w:tab w:val="right" w:leader="dot" w:pos="10195"/>
+              <w:tab w:val="right" w:leader="dot" w:pos="9628"/>
             </w:tabs>
-            <w:spacing w:line="360" w:lineRule="auto"/>
             <w:rPr>
-              <w:rFonts w:ascii="Times New Roman" w:eastAsiaTheme="minorEastAsia" w:hAnsi="Times New Roman" w:cs="Times New Roman"/>
+              <w:rFonts w:asciiTheme="minorHAnsi" w:eastAsiaTheme="minorEastAsia" w:hAnsiTheme="minorHAnsi" w:cstheme="minorBidi"/>
               <w:noProof/>
-              <w:sz w:val="28"/>
-              <w:szCs w:val="28"/>
-              <w:lang w:eastAsia="ru-RU"/>
+              <w:kern w:val="2"/>
+              <w:sz w:val="24"/>
+              <w:szCs w:val="24"/>
+              <w:lang w:val="en-US"/>
+              <w14:ligatures w14:val="standardContextual"/>
             </w:rPr>
           </w:pPr>
-          <w:hyperlink w:anchor="_Toc195635166" w:history="1">
+          <w:hyperlink w:anchor="_Toc196495935" w:history="1">
             <w:r>
               <w:rPr>
                 <w:rStyle w:val="Hyperlink"/>
-                <w:rFonts w:ascii="Times New Roman" w:hAnsi="Times New Roman" w:cs="Times New Roman"/>
                 <w:noProof/>
-                <w:sz w:val="28"/>
-                <w:szCs w:val="28"/>
               </w:rPr>
               <w:t>Задание</w:t>
             </w:r>
             <w:r>
               <w:rPr>
-                <w:rFonts w:ascii="Times New Roman" w:hAnsi="Times New Roman" w:cs="Times New Roman"/>
                 <w:noProof/>
                 <w:webHidden/>
-                <w:sz w:val="28"/>
-                <w:szCs w:val="28"/>
               </w:rPr>
               <w:tab/>
             </w:r>
             <w:r>
               <w:rPr>
-                <w:rFonts w:ascii="Times New Roman" w:hAnsi="Times New Roman" w:cs="Times New Roman"/>
                 <w:noProof/>
                 <w:webHidden/>
-                <w:sz w:val="28"/>
-                <w:szCs w:val="28"/>
               </w:rPr>
               <w:fldChar w:fldCharType="begin"/>
             </w:r>
             <w:r>
               <w:rPr>
-                <w:rFonts w:ascii="Times New Roman" w:hAnsi="Times New Roman" w:cs="Times New Roman"/>
                 <w:noProof/>
                 <w:webHidden/>
-                <w:sz w:val="28"/>
-                <w:szCs w:val="28"/>
-              </w:rPr>
-              <w:instrText xml:space="preserve"> PAGEREF _Toc195635166 \h </w:instrText>
-            </w:r>
-            <w:r>
-              <w:rPr>
-                <w:rFonts w:ascii="Times New Roman" w:hAnsi="Times New Roman" w:cs="Times New Roman"/>
+              </w:rPr>
+              <w:instrText xml:space="preserve"> PAGEREF _Toc196495935 \h </w:instrText>
+            </w:r>
+            <w:r>
+              <w:rPr>
                 <w:noProof/>
                 <w:webHidden/>
-                <w:sz w:val="28"/>
-                <w:szCs w:val="28"/>
-              </w:rPr>
-            </w:r>
-            <w:r>
-              <w:rPr>
-                <w:rFonts w:ascii="Times New Roman" w:hAnsi="Times New Roman" w:cs="Times New Roman"/>
+              </w:rPr>
+            </w:r>
+            <w:r>
+              <w:rPr>
                 <w:noProof/>
                 <w:webHidden/>
-                <w:sz w:val="28"/>
-                <w:szCs w:val="28"/>
               </w:rPr>
               <w:fldChar w:fldCharType="separate"/>
             </w:r>
             <w:r>
               <w:rPr>
-                <w:rFonts w:ascii="Times New Roman" w:hAnsi="Times New Roman" w:cs="Times New Roman"/>
                 <w:noProof/>
                 <w:webHidden/>
-                <w:sz w:val="28"/>
-                <w:szCs w:val="28"/>
               </w:rPr>
               <w:t>4</w:t>
             </w:r>
             <w:r>
               <w:rPr>
-                <w:rFonts w:ascii="Times New Roman" w:hAnsi="Times New Roman" w:cs="Times New Roman"/>
                 <w:noProof/>
                 <w:webHidden/>
-                <w:sz w:val="28"/>
-                <w:szCs w:val="28"/>
               </w:rPr>
               <w:fldChar w:fldCharType="end"/>
             </w:r>
@@ -988,94 +925,71 @@
           <w:pPr>
             <w:pStyle w:val="TOC1"/>
             <w:tabs>
-              <w:tab w:val="right" w:leader="dot" w:pos="10195"/>
+              <w:tab w:val="right" w:leader="dot" w:pos="9628"/>
             </w:tabs>
-            <w:spacing w:line="360" w:lineRule="auto"/>
             <w:rPr>
-              <w:rFonts w:ascii="Times New Roman" w:eastAsiaTheme="minorEastAsia" w:hAnsi="Times New Roman" w:cs="Times New Roman"/>
+              <w:rFonts w:asciiTheme="minorHAnsi" w:eastAsiaTheme="minorEastAsia" w:hAnsiTheme="minorHAnsi" w:cstheme="minorBidi"/>
               <w:noProof/>
-              <w:sz w:val="28"/>
-              <w:szCs w:val="28"/>
-              <w:lang w:eastAsia="ru-RU"/>
+              <w:kern w:val="2"/>
+              <w:sz w:val="24"/>
+              <w:szCs w:val="24"/>
+              <w:lang w:val="en-US"/>
+              <w14:ligatures w14:val="standardContextual"/>
             </w:rPr>
           </w:pPr>
-          <w:hyperlink w:anchor="_Toc195635167" w:history="1">
+          <w:hyperlink w:anchor="_Toc196495936" w:history="1">
             <w:r>
               <w:rPr>
                 <w:rStyle w:val="Hyperlink"/>
-                <w:rFonts w:ascii="Times New Roman" w:hAnsi="Times New Roman" w:cs="Times New Roman"/>
                 <w:noProof/>
-                <w:sz w:val="28"/>
-                <w:szCs w:val="28"/>
               </w:rPr>
               <w:t>Ход работы</w:t>
             </w:r>
             <w:r>
               <w:rPr>
-                <w:rFonts w:ascii="Times New Roman" w:hAnsi="Times New Roman" w:cs="Times New Roman"/>
                 <w:noProof/>
                 <w:webHidden/>
-                <w:sz w:val="28"/>
-                <w:szCs w:val="28"/>
               </w:rPr>
               <w:tab/>
             </w:r>
             <w:r>
               <w:rPr>
-                <w:rFonts w:ascii="Times New Roman" w:hAnsi="Times New Roman" w:cs="Times New Roman"/>
                 <w:noProof/>
                 <w:webHidden/>
-                <w:sz w:val="28"/>
-                <w:szCs w:val="28"/>
               </w:rPr>
               <w:fldChar w:fldCharType="begin"/>
             </w:r>
             <w:r>
               <w:rPr>
-                <w:rFonts w:ascii="Times New Roman" w:hAnsi="Times New Roman" w:cs="Times New Roman"/>
                 <w:noProof/>
                 <w:webHidden/>
-                <w:sz w:val="28"/>
-                <w:szCs w:val="28"/>
-              </w:rPr>
-              <w:instrText xml:space="preserve"> PAGEREF _Toc195635167 \h </w:instrText>
-            </w:r>
-            <w:r>
-              <w:rPr>
-                <w:rFonts w:ascii="Times New Roman" w:hAnsi="Times New Roman" w:cs="Times New Roman"/>
+              </w:rPr>
+              <w:instrText xml:space="preserve"> PAGEREF _Toc196495936 \h </w:instrText>
+            </w:r>
+            <w:r>
+              <w:rPr>
                 <w:noProof/>
                 <w:webHidden/>
-                <w:sz w:val="28"/>
-                <w:szCs w:val="28"/>
-              </w:rPr>
-            </w:r>
-            <w:r>
-              <w:rPr>
-                <w:rFonts w:ascii="Times New Roman" w:hAnsi="Times New Roman" w:cs="Times New Roman"/>
+              </w:rPr>
+            </w:r>
+            <w:r>
+              <w:rPr>
                 <w:noProof/>
                 <w:webHidden/>
-                <w:sz w:val="28"/>
-                <w:szCs w:val="28"/>
               </w:rPr>
               <w:fldChar w:fldCharType="separate"/>
             </w:r>
             <w:r>
               <w:rPr>
-                <w:rFonts w:ascii="Times New Roman" w:hAnsi="Times New Roman" w:cs="Times New Roman"/>
                 <w:noProof/>
                 <w:webHidden/>
-                <w:sz w:val="28"/>
-                <w:szCs w:val="28"/>
               </w:rPr>
               <w:t>4</w:t>
             </w:r>
             <w:r>
               <w:rPr>
-                <w:rFonts w:ascii="Times New Roman" w:hAnsi="Times New Roman" w:cs="Times New Roman"/>
                 <w:noProof/>
                 <w:webHidden/>
-                <w:sz w:val="28"/>
-                <w:szCs w:val="28"/>
               </w:rPr>
               <w:fldChar w:fldCharType="end"/>
             </w:r>
@@ -1085,94 +999,71 @@
           <w:pPr>
             <w:pStyle w:val="TOC1"/>
             <w:tabs>
-              <w:tab w:val="right" w:leader="dot" w:pos="10195"/>
+              <w:tab w:val="right" w:leader="dot" w:pos="9628"/>
             </w:tabs>
-            <w:spacing w:line="360" w:lineRule="auto"/>
             <w:rPr>
-              <w:rFonts w:ascii="Times New Roman" w:eastAsiaTheme="minorEastAsia" w:hAnsi="Times New Roman" w:cs="Times New Roman"/>
+              <w:rFonts w:asciiTheme="minorHAnsi" w:eastAsiaTheme="minorEastAsia" w:hAnsiTheme="minorHAnsi" w:cstheme="minorBidi"/>
               <w:noProof/>
-              <w:sz w:val="28"/>
-              <w:szCs w:val="28"/>
-              <w:lang w:eastAsia="ru-RU"/>
+              <w:kern w:val="2"/>
+              <w:sz w:val="24"/>
+              <w:szCs w:val="24"/>
+              <w:lang w:val="en-US"/>
+              <w14:ligatures w14:val="standardContextual"/>
             </w:rPr>
           </w:pPr>
-          <w:hyperlink w:anchor="_Toc195635168" w:history="1">
+          <w:hyperlink w:anchor="_Toc196495937" w:history="1">
             <w:r>
               <w:rPr>
                 <w:rStyle w:val="Hyperlink"/>
-                <w:rFonts w:ascii="Times New Roman" w:hAnsi="Times New Roman" w:cs="Times New Roman"/>
                 <w:noProof/>
-                <w:sz w:val="28"/>
-                <w:szCs w:val="28"/>
               </w:rPr>
               <w:t>Выводы</w:t>
             </w:r>
             <w:r>
               <w:rPr>
-                <w:rFonts w:ascii="Times New Roman" w:hAnsi="Times New Roman" w:cs="Times New Roman"/>
                 <w:noProof/>
                 <w:webHidden/>
-                <w:sz w:val="28"/>
-                <w:szCs w:val="28"/>
               </w:rPr>
               <w:tab/>
             </w:r>
             <w:r>
               <w:rPr>
-                <w:rFonts w:ascii="Times New Roman" w:hAnsi="Times New Roman" w:cs="Times New Roman"/>
                 <w:noProof/>
                 <w:webHidden/>
-                <w:sz w:val="28"/>
-                <w:szCs w:val="28"/>
               </w:rPr>
               <w:fldChar w:fldCharType="begin"/>
             </w:r>
             <w:r>
               <w:rPr>
-                <w:rFonts w:ascii="Times New Roman" w:hAnsi="Times New Roman" w:cs="Times New Roman"/>
                 <w:noProof/>
                 <w:webHidden/>
-                <w:sz w:val="28"/>
-                <w:szCs w:val="28"/>
-              </w:rPr>
-              <w:instrText xml:space="preserve"> PAGEREF _Toc195635168 \h </w:instrText>
-            </w:r>
-            <w:r>
-              <w:rPr>
-                <w:rFonts w:ascii="Times New Roman" w:hAnsi="Times New Roman" w:cs="Times New Roman"/>
+              </w:rPr>
+              <w:instrText xml:space="preserve"> PAGEREF _Toc196495937 \h </w:instrText>
+            </w:r>
+            <w:r>
+              <w:rPr>
                 <w:noProof/>
                 <w:webHidden/>
-                <w:sz w:val="28"/>
-                <w:szCs w:val="28"/>
-              </w:rPr>
-            </w:r>
-            <w:r>
-              <w:rPr>
-                <w:rFonts w:ascii="Times New Roman" w:hAnsi="Times New Roman" w:cs="Times New Roman"/>
+              </w:rPr>
+            </w:r>
+            <w:r>
+              <w:rPr>
                 <w:noProof/>
                 <w:webHidden/>
-                <w:sz w:val="28"/>
-                <w:szCs w:val="28"/>
               </w:rPr>
               <w:fldChar w:fldCharType="separate"/>
             </w:r>
             <w:r>
               <w:rPr>
-                <w:rFonts w:ascii="Times New Roman" w:hAnsi="Times New Roman" w:cs="Times New Roman"/>
                 <w:noProof/>
                 <w:webHidden/>
-                <w:sz w:val="28"/>
-                <w:szCs w:val="28"/>
               </w:rPr>
               <w:t>8</w:t>
             </w:r>
             <w:r>
               <w:rPr>
-                <w:rFonts w:ascii="Times New Roman" w:hAnsi="Times New Roman" w:cs="Times New Roman"/>
                 <w:noProof/>
                 <w:webHidden/>
-                <w:sz w:val="28"/>
-                <w:szCs w:val="28"/>
               </w:rPr>
               <w:fldChar w:fldCharType="end"/>
             </w:r>
@@ -1189,8 +1080,6 @@
           <w:r>
             <w:rPr>
               <w:rFonts w:ascii="Times New Roman" w:hAnsi="Times New Roman" w:cs="Times New Roman"/>
-              <w:b/>
-              <w:bCs/>
               <w:sz w:val="28"/>
               <w:szCs w:val="28"/>
             </w:rPr>
@@ -1239,9 +1128,10 @@
     <w:p>
       <w:pPr>
         <w:pStyle w:val="Heading1"/>
+        <w:ind w:firstLine="0"/>
         <w:jc w:val="center"/>
       </w:pPr>
-      <w:bookmarkStart w:id="0" w:name="_Toc195635165"/>
+      <w:bookmarkStart w:id="0" w:name="_Toc196495934"/>
       <w:r>
         <w:lastRenderedPageBreak/>
         <w:t>Цель работы</w:t>
@@ -1382,276 +1272,157 @@
     </w:p>
     <w:p>
       <w:pPr>
-        <w:pStyle w:val="Heading1"/>
-        <w:jc w:val="center"/>
-      </w:pPr>
-      <w:bookmarkStart w:id="1" w:name="_Toc195635166"/>
-      <w:bookmarkStart w:id="2" w:name="_Hlk195637488"/>
+        <w:pStyle w:val="a0"/>
+      </w:pPr>
+      <w:bookmarkStart w:id="1" w:name="_Hlk195637488"/>
+      <w:bookmarkStart w:id="2" w:name="_Toc196495935"/>
       <w:r>
         <w:t>Задание</w:t>
       </w:r>
-      <w:bookmarkEnd w:id="1"/>
+      <w:bookmarkEnd w:id="2"/>
     </w:p>
     <w:p>
       <w:pPr>
-        <w:widowControl w:val="0"/>
-        <w:spacing w:before="120" w:after="0" w:line="360" w:lineRule="auto"/>
-        <w:jc w:val="both"/>
-        <w:rPr>
-          <w:rFonts w:ascii="Times New Roman" w:hAnsi="Times New Roman" w:cs="Times New Roman"/>
-          <w:sz w:val="28"/>
-          <w:szCs w:val="28"/>
-        </w:rPr>
-      </w:pPr>
-      <w:r>
-        <w:rPr>
-          <w:rFonts w:ascii="Times New Roman" w:hAnsi="Times New Roman" w:cs="Times New Roman"/>
-          <w:sz w:val="28"/>
-          <w:szCs w:val="28"/>
-        </w:rPr>
+        <w:pStyle w:val="a"/>
+      </w:pPr>
+      <w:r>
         <w:t>В ходе практического задания необходимо выполнить следующие пункты:</w:t>
       </w:r>
     </w:p>
     <w:p>
       <w:pPr>
-        <w:pStyle w:val="ListParagraph"/>
-        <w:widowControl w:val="0"/>
+        <w:pStyle w:val="a"/>
         <w:numPr>
           <w:ilvl w:val="0"/>
-          <w:numId w:val="1"/>
+          <w:numId w:val="3"/>
         </w:numPr>
-        <w:spacing w:before="120" w:after="0" w:line="360" w:lineRule="auto"/>
-        <w:jc w:val="both"/>
-        <w:rPr>
-          <w:rFonts w:ascii="Times New Roman" w:hAnsi="Times New Roman" w:cs="Times New Roman"/>
-          <w:sz w:val="28"/>
-          <w:szCs w:val="28"/>
-        </w:rPr>
-      </w:pPr>
-      <w:r>
-        <w:rPr>
-          <w:rFonts w:ascii="Times New Roman" w:hAnsi="Times New Roman" w:cs="Times New Roman"/>
-          <w:sz w:val="28"/>
-          <w:szCs w:val="28"/>
-        </w:rPr>
+        <w:tabs>
+          <w:tab w:val="left" w:pos="993"/>
+        </w:tabs>
+        <w:ind w:left="0" w:firstLine="709"/>
+      </w:pPr>
+      <w:r>
         <w:t>посмотреть видео материал по данному заданию;</w:t>
       </w:r>
     </w:p>
     <w:p>
       <w:pPr>
-        <w:pStyle w:val="ListParagraph"/>
-        <w:widowControl w:val="0"/>
+        <w:pStyle w:val="a"/>
         <w:numPr>
           <w:ilvl w:val="0"/>
-          <w:numId w:val="1"/>
+          <w:numId w:val="3"/>
         </w:numPr>
-        <w:spacing w:before="120" w:after="0" w:line="360" w:lineRule="auto"/>
-        <w:jc w:val="both"/>
-        <w:rPr>
-          <w:rFonts w:ascii="Times New Roman" w:hAnsi="Times New Roman" w:cs="Times New Roman"/>
-          <w:sz w:val="28"/>
-          <w:szCs w:val="28"/>
-        </w:rPr>
-      </w:pPr>
-      <w:r>
-        <w:rPr>
-          <w:rFonts w:ascii="Times New Roman" w:hAnsi="Times New Roman" w:cs="Times New Roman"/>
-          <w:sz w:val="28"/>
-          <w:szCs w:val="28"/>
-        </w:rPr>
+        <w:tabs>
+          <w:tab w:val="left" w:pos="993"/>
+        </w:tabs>
+        <w:ind w:left="0" w:firstLine="709"/>
+      </w:pPr>
+      <w:r>
         <w:t>реализовать игровую механику, связанную с одним (или несколькими) из методов: «</w:t>
       </w:r>
       <w:proofErr w:type="spellStart"/>
       <w:r>
-        <w:rPr>
-          <w:rFonts w:ascii="Times New Roman" w:hAnsi="Times New Roman" w:cs="Times New Roman"/>
-          <w:sz w:val="28"/>
-          <w:szCs w:val="28"/>
-        </w:rPr>
         <w:t>OnTriggerEnter</w:t>
       </w:r>
       <w:proofErr w:type="spellEnd"/>
       <w:r>
-        <w:rPr>
-          <w:rFonts w:ascii="Times New Roman" w:hAnsi="Times New Roman" w:cs="Times New Roman"/>
-          <w:sz w:val="28"/>
-          <w:szCs w:val="28"/>
-        </w:rPr>
         <w:t>», «</w:t>
       </w:r>
       <w:proofErr w:type="spellStart"/>
       <w:r>
-        <w:rPr>
-          <w:rFonts w:ascii="Times New Roman" w:hAnsi="Times New Roman" w:cs="Times New Roman"/>
-          <w:sz w:val="28"/>
-          <w:szCs w:val="28"/>
-        </w:rPr>
         <w:t>OnTriggerExit</w:t>
       </w:r>
       <w:proofErr w:type="spellEnd"/>
       <w:r>
-        <w:rPr>
-          <w:rFonts w:ascii="Times New Roman" w:hAnsi="Times New Roman" w:cs="Times New Roman"/>
-          <w:sz w:val="28"/>
-          <w:szCs w:val="28"/>
-        </w:rPr>
         <w:t>», «</w:t>
       </w:r>
       <w:proofErr w:type="spellStart"/>
       <w:r>
-        <w:rPr>
-          <w:rFonts w:ascii="Times New Roman" w:hAnsi="Times New Roman" w:cs="Times New Roman"/>
-          <w:sz w:val="28"/>
-          <w:szCs w:val="28"/>
-        </w:rPr>
         <w:t>OnTriggerStay</w:t>
       </w:r>
       <w:proofErr w:type="spellEnd"/>
       <w:r>
-        <w:rPr>
-          <w:rFonts w:ascii="Times New Roman" w:hAnsi="Times New Roman" w:cs="Times New Roman"/>
-          <w:sz w:val="28"/>
-          <w:szCs w:val="28"/>
-        </w:rPr>
         <w:t>»;</w:t>
       </w:r>
     </w:p>
     <w:p>
       <w:pPr>
-        <w:pStyle w:val="ListParagraph"/>
-        <w:widowControl w:val="0"/>
+        <w:pStyle w:val="a"/>
         <w:numPr>
           <w:ilvl w:val="0"/>
-          <w:numId w:val="1"/>
+          <w:numId w:val="3"/>
         </w:numPr>
-        <w:spacing w:before="120" w:after="0" w:line="360" w:lineRule="auto"/>
-        <w:jc w:val="both"/>
-        <w:rPr>
-          <w:rFonts w:ascii="Times New Roman" w:hAnsi="Times New Roman" w:cs="Times New Roman"/>
-          <w:sz w:val="28"/>
-          <w:szCs w:val="28"/>
-        </w:rPr>
-      </w:pPr>
-      <w:r>
-        <w:rPr>
-          <w:rFonts w:ascii="Times New Roman" w:hAnsi="Times New Roman" w:cs="Times New Roman"/>
-          <w:sz w:val="28"/>
-          <w:szCs w:val="28"/>
-        </w:rPr>
+        <w:tabs>
+          <w:tab w:val="left" w:pos="993"/>
+        </w:tabs>
+        <w:ind w:left="0" w:firstLine="709"/>
+      </w:pPr>
+      <w:r>
         <w:t>реализовать игровую механику, связанную с одним (или несколькими) из методов: «</w:t>
       </w:r>
       <w:proofErr w:type="spellStart"/>
       <w:r>
-        <w:rPr>
-          <w:rFonts w:ascii="Times New Roman" w:hAnsi="Times New Roman" w:cs="Times New Roman"/>
-          <w:sz w:val="28"/>
-          <w:szCs w:val="28"/>
-        </w:rPr>
         <w:t>OnCollisionEnter</w:t>
       </w:r>
       <w:proofErr w:type="spellEnd"/>
       <w:r>
-        <w:rPr>
-          <w:rFonts w:ascii="Times New Roman" w:hAnsi="Times New Roman" w:cs="Times New Roman"/>
-          <w:sz w:val="28"/>
-          <w:szCs w:val="28"/>
-        </w:rPr>
         <w:t>», «</w:t>
       </w:r>
       <w:proofErr w:type="spellStart"/>
       <w:r>
-        <w:rPr>
-          <w:rFonts w:ascii="Times New Roman" w:hAnsi="Times New Roman" w:cs="Times New Roman"/>
-          <w:sz w:val="28"/>
-          <w:szCs w:val="28"/>
-        </w:rPr>
         <w:t>OnCollisionExit</w:t>
       </w:r>
       <w:proofErr w:type="spellEnd"/>
       <w:r>
-        <w:rPr>
-          <w:rFonts w:ascii="Times New Roman" w:hAnsi="Times New Roman" w:cs="Times New Roman"/>
-          <w:sz w:val="28"/>
-          <w:szCs w:val="28"/>
-        </w:rPr>
         <w:t>», «</w:t>
       </w:r>
       <w:proofErr w:type="spellStart"/>
       <w:r>
-        <w:rPr>
-          <w:rFonts w:ascii="Times New Roman" w:hAnsi="Times New Roman" w:cs="Times New Roman"/>
-          <w:sz w:val="28"/>
-          <w:szCs w:val="28"/>
-        </w:rPr>
         <w:t>OnCollisionStay</w:t>
       </w:r>
       <w:proofErr w:type="spellEnd"/>
       <w:r>
-        <w:rPr>
-          <w:rFonts w:ascii="Times New Roman" w:hAnsi="Times New Roman" w:cs="Times New Roman"/>
-          <w:sz w:val="28"/>
-          <w:szCs w:val="28"/>
-        </w:rPr>
         <w:t>»;</w:t>
       </w:r>
     </w:p>
     <w:p>
       <w:pPr>
-        <w:pStyle w:val="ListParagraph"/>
-        <w:widowControl w:val="0"/>
+        <w:pStyle w:val="a"/>
         <w:numPr>
           <w:ilvl w:val="0"/>
-          <w:numId w:val="1"/>
+          <w:numId w:val="3"/>
         </w:numPr>
-        <w:spacing w:before="120" w:after="0" w:line="360" w:lineRule="auto"/>
-        <w:jc w:val="both"/>
-        <w:rPr>
-          <w:rFonts w:ascii="Times New Roman" w:hAnsi="Times New Roman" w:cs="Times New Roman"/>
-          <w:sz w:val="28"/>
-          <w:szCs w:val="28"/>
-        </w:rPr>
-      </w:pPr>
-      <w:r>
-        <w:rPr>
-          <w:rFonts w:ascii="Times New Roman" w:hAnsi="Times New Roman" w:cs="Times New Roman"/>
-          <w:sz w:val="28"/>
-          <w:szCs w:val="28"/>
-        </w:rPr>
+        <w:tabs>
+          <w:tab w:val="left" w:pos="993"/>
+        </w:tabs>
+        <w:ind w:left="0" w:firstLine="709"/>
+      </w:pPr>
+      <w:r>
         <w:t>проверить работоспособность механик;</w:t>
       </w:r>
     </w:p>
     <w:p>
       <w:pPr>
-        <w:pStyle w:val="ListParagraph"/>
-        <w:widowControl w:val="0"/>
+        <w:pStyle w:val="a"/>
         <w:numPr>
           <w:ilvl w:val="0"/>
-          <w:numId w:val="1"/>
+          <w:numId w:val="3"/>
         </w:numPr>
-        <w:spacing w:before="120" w:after="0" w:line="360" w:lineRule="auto"/>
-        <w:jc w:val="both"/>
-        <w:rPr>
-          <w:rFonts w:ascii="Times New Roman" w:hAnsi="Times New Roman" w:cs="Times New Roman"/>
-          <w:sz w:val="28"/>
-          <w:szCs w:val="28"/>
-        </w:rPr>
-      </w:pPr>
-      <w:r>
-        <w:rPr>
-          <w:rFonts w:ascii="Times New Roman" w:hAnsi="Times New Roman" w:cs="Times New Roman"/>
-          <w:sz w:val="28"/>
-          <w:szCs w:val="28"/>
-        </w:rPr>
+        <w:tabs>
+          <w:tab w:val="left" w:pos="993"/>
+        </w:tabs>
+        <w:ind w:left="0" w:firstLine="709"/>
+      </w:pPr>
+      <w:r>
         <w:t>подготовить и оформить отчёт.</w:t>
       </w:r>
     </w:p>
     <w:p>
       <w:pPr>
-        <w:pStyle w:val="Heading1"/>
-        <w:jc w:val="center"/>
-      </w:pPr>
-      <w:bookmarkStart w:id="3" w:name="_Toc195635167"/>
-      <w:bookmarkEnd w:id="2"/>
+        <w:pStyle w:val="a0"/>
+      </w:pPr>
+      <w:bookmarkStart w:id="3" w:name="_Toc196495936"/>
+      <w:bookmarkEnd w:id="1"/>
       <w:r>
         <w:t>Ход работы</w:t>
       </w:r>
@@ -1659,23 +1430,9 @@
     </w:p>
     <w:p>
       <w:pPr>
-        <w:pStyle w:val="ListParagraph"/>
-        <w:widowControl w:val="0"/>
-        <w:spacing w:before="120" w:after="0" w:line="360" w:lineRule="auto"/>
-        <w:ind w:left="0" w:firstLine="720"/>
-        <w:jc w:val="both"/>
-        <w:rPr>
-          <w:rFonts w:ascii="Times New Roman" w:hAnsi="Times New Roman" w:cs="Times New Roman"/>
-          <w:sz w:val="28"/>
-          <w:szCs w:val="28"/>
-        </w:rPr>
-      </w:pPr>
-      <w:r>
-        <w:rPr>
-          <w:rFonts w:ascii="Times New Roman" w:hAnsi="Times New Roman" w:cs="Times New Roman"/>
-          <w:sz w:val="28"/>
-          <w:szCs w:val="28"/>
-        </w:rPr>
+        <w:pStyle w:val="a"/>
+      </w:pPr>
+      <w:r>
         <w:t>Сначала был создан манекен врага – модель без анимаций, к нему добавлен упрощённый коллайдер (см. рисунок 8.1).</w:t>
       </w:r>
     </w:p>
@@ -2278,21 +2035,12 @@
     </w:p>
     <w:p>
       <w:pPr>
-        <w:suppressAutoHyphens w:val="0"/>
-        <w:spacing w:after="0" w:line="240" w:lineRule="auto"/>
+        <w:pStyle w:val="a"/>
+        <w:spacing w:before="120"/>
+        <w:ind w:firstLine="0"/>
         <w:jc w:val="center"/>
-        <w:rPr>
-          <w:rFonts w:ascii="Times New Roman" w:hAnsi="Times New Roman"/>
-          <w:sz w:val="28"/>
-          <w:szCs w:val="28"/>
-        </w:rPr>
-      </w:pPr>
-      <w:r>
-        <w:rPr>
-          <w:rFonts w:ascii="Times New Roman" w:hAnsi="Times New Roman"/>
-          <w:sz w:val="28"/>
-          <w:szCs w:val="28"/>
-        </w:rPr>
+      </w:pPr>
+      <w:r>
         <w:t>Рисунок 8.4. Разрушение врага при радении его уровня здоровья до 0</w:t>
       </w:r>
     </w:p>
@@ -2869,7 +2617,7 @@
     <w:p>
       <w:pPr>
         <w:suppressAutoHyphens w:val="0"/>
-        <w:spacing w:after="0" w:line="240" w:lineRule="auto"/>
+        <w:spacing w:before="120" w:after="0" w:line="240" w:lineRule="auto"/>
         <w:jc w:val="center"/>
         <w:rPr>
           <w:rFonts w:ascii="Times New Roman" w:hAnsi="Times New Roman"/>
@@ -4264,6 +4012,7 @@
           <w:sz w:val="28"/>
           <w:szCs w:val="28"/>
         </w:rPr>
+        <w:lastRenderedPageBreak/>
         <w:t>Листинг кода 8.1 Скрипт</w:t>
       </w:r>
       <w:r>
@@ -4337,7 +4086,6 @@
                 <w:highlight w:val="white"/>
                 <w:lang w:val="en-US"/>
               </w:rPr>
-              <w:lastRenderedPageBreak/>
               <w:t>using</w:t>
             </w:r>
             <w:r>
@@ -5585,73 +5333,39 @@
     </w:tbl>
     <w:p>
       <w:pPr>
-        <w:pStyle w:val="ListParagraph"/>
-        <w:widowControl w:val="0"/>
-        <w:spacing w:before="120" w:after="0" w:line="360" w:lineRule="auto"/>
-        <w:ind w:left="0"/>
+        <w:pStyle w:val="a"/>
+        <w:spacing w:before="120"/>
         <w:jc w:val="center"/>
-        <w:rPr>
-          <w:rFonts w:ascii="Times New Roman" w:hAnsi="Times New Roman"/>
-          <w:sz w:val="28"/>
-          <w:szCs w:val="28"/>
-        </w:rPr>
-      </w:pPr>
-      <w:r>
-        <w:rPr>
-          <w:rFonts w:ascii="Times New Roman" w:hAnsi="Times New Roman"/>
-          <w:sz w:val="28"/>
-          <w:szCs w:val="28"/>
-        </w:rPr>
+      </w:pPr>
+      <w:r>
         <w:t xml:space="preserve">Листинг кода 8.2 Скрипт </w:t>
       </w:r>
       <w:r>
         <w:rPr>
-          <w:rFonts w:ascii="Times New Roman" w:hAnsi="Times New Roman"/>
-          <w:sz w:val="28"/>
-          <w:szCs w:val="28"/>
           <w:lang w:val="en-US"/>
         </w:rPr>
         <w:t>Zone</w:t>
       </w:r>
       <w:r>
-        <w:rPr>
-          <w:rFonts w:ascii="Times New Roman" w:hAnsi="Times New Roman"/>
-          <w:sz w:val="28"/>
-          <w:szCs w:val="28"/>
-        </w:rPr>
         <w:t xml:space="preserve"> </w:t>
       </w:r>
       <w:r>
-        <w:rPr>
-          <w:rFonts w:ascii="Times New Roman" w:hAnsi="Times New Roman"/>
-          <w:sz w:val="28"/>
-          <w:szCs w:val="28"/>
-        </w:rPr>
         <w:t xml:space="preserve">для реализации </w:t>
       </w:r>
       <w:r>
-        <w:rPr>
-          <w:rFonts w:ascii="Times New Roman" w:hAnsi="Times New Roman"/>
-          <w:sz w:val="28"/>
-          <w:szCs w:val="28"/>
-        </w:rPr>
         <w:t>проигрывания звука</w:t>
       </w:r>
       <w:r>
-        <w:rPr>
-          <w:rFonts w:ascii="Times New Roman" w:hAnsi="Times New Roman"/>
-          <w:sz w:val="28"/>
-          <w:szCs w:val="28"/>
-        </w:rPr>
         <w:t xml:space="preserve"> в особой зоне</w:t>
       </w:r>
     </w:p>
     <w:p>
       <w:pPr>
         <w:pStyle w:val="Heading1"/>
+        <w:ind w:firstLine="0"/>
         <w:jc w:val="center"/>
       </w:pPr>
-      <w:bookmarkStart w:id="4" w:name="_Toc195635168"/>
+      <w:bookmarkStart w:id="4" w:name="_Toc196495937"/>
       <w:r>
         <w:t>Выводы</w:t>
       </w:r>
@@ -5948,7 +5662,7 @@
       <w:footerReference w:type="default" r:id="rId15"/>
       <w:footerReference w:type="first" r:id="rId16"/>
       <w:pgSz w:w="11906" w:h="16838"/>
-      <w:pgMar w:top="1134" w:right="567" w:bottom="1319" w:left="1134" w:header="0" w:footer="709" w:gutter="0"/>
+      <w:pgMar w:top="1134" w:right="567" w:bottom="1134" w:left="1701" w:header="0" w:footer="709" w:gutter="0"/>
       <w:pgNumType w:start="2"/>
       <w:cols w:space="720"/>
       <w:formProt w:val="0"/>
@@ -6108,6 +5822,92 @@
 <file path=word/numbering.xml><?xml version="1.0" encoding="utf-8"?>
 <w:numbering xmlns:wpc="http://schemas.microsoft.com/office/word/2010/wordprocessingCanvas" xmlns:cx="http://schemas.microsoft.com/office/drawing/2014/chartex" xmlns:cx1="http://schemas.microsoft.com/office/drawing/2015/9/8/chartex" xmlns:cx2="http://schemas.microsoft.com/office/drawing/2015/10/21/chartex" xmlns:cx3="http://schemas.microsoft.com/office/drawing/2016/5/9/chartex" xmlns:cx4="http://schemas.microsoft.com/office/drawing/2016/5/10/chartex" xmlns:cx5="http://schemas.microsoft.com/office/drawing/2016/5/11/chartex" xmlns:cx6="http://schemas.microsoft.com/office/drawing/2016/5/12/chartex" xmlns:cx7="http://schemas.microsoft.com/office/drawing/2016/5/13/chartex" xmlns:cx8="http://schemas.microsoft.com/office/drawing/2016/5/14/chartex" xmlns:mc="http://schemas.openxmlformats.org/markup-compatibility/2006" xmlns:aink="http://schemas.microsoft.com/office/drawing/2016/ink" xmlns:am3d="http://schemas.microsoft.com/office/drawing/2017/model3d" xmlns:o="urn:schemas-microsoft-com:office:office" xmlns:oel="http://schemas.microsoft.com/office/2019/extlst" xmlns:r="http://schemas.openxmlformats.org/officeDocument/2006/relationships" xmlns:m="http://schemas.openxmlformats.org/officeDocument/2006/math" xmlns:v="urn:schemas-microsoft-com:vml" xmlns:wp14="http://schemas.microsoft.com/office/word/2010/wordprocessingDrawing" xmlns:wp="http://schemas.openxmlformats.org/drawingml/2006/wordprocessingDrawing" xmlns:w10="urn:schemas-microsoft-com:office:word" xmlns:w="http://schemas.openxmlformats.org/wordprocessingml/2006/main" xmlns:w14="http://schemas.microsoft.com/office/word/2010/wordml" xmlns:w15="http://schemas.microsoft.com/office/word/2012/wordml" xmlns:w16cex="http://schemas.microsoft.com/office/word/2018/wordml/cex" xmlns:w16cid="http://schemas.microsoft.com/office/word/2016/wordml/cid" xmlns:w16="http://schemas.microsoft.com/office/word/2018/wordml" xmlns:w16du="http://schemas.microsoft.com/office/word/2023/wordml/word16du" xmlns:w16sdtdh="http://schemas.microsoft.com/office/word/2020/wordml/sdtdatahash" xmlns:w16sdtfl="http://schemas.microsoft.com/office/word/2024/wordml/sdtformatlock" xmlns:w16se="http://schemas.microsoft.com/office/word/2015/wordml/symex" xmlns:wpg="http://schemas.microsoft.com/office/word/2010/wordprocessingGroup" xmlns:wpi="http://schemas.microsoft.com/office/word/2010/wordprocessingInk" xmlns:wne="http://schemas.microsoft.com/office/word/2006/wordml" xmlns:wps="http://schemas.microsoft.com/office/word/2010/wordprocessingShape" mc:Ignorable="w14 w15 w16se w16cid w16 w16cex w16sdtdh w16sdtfl w16du wp14">
   <w:abstractNum w:abstractNumId="0" w15:restartNumberingAfterBreak="0">
+    <w:nsid w:val="11021D80"/>
+    <w:multiLevelType w:val="hybridMultilevel"/>
+    <w:tmpl w:val="F83A798E"/>
+    <w:lvl w:ilvl="0" w:tplc="0409000F">
+      <w:start w:val="1"/>
+      <w:numFmt w:val="decimal"/>
+      <w:lvlText w:val="%1."/>
+      <w:lvlJc w:val="left"/>
+      <w:pPr>
+        <w:ind w:left="1429" w:hanging="360"/>
+      </w:pPr>
+    </w:lvl>
+    <w:lvl w:ilvl="1" w:tplc="04090019" w:tentative="1">
+      <w:start w:val="1"/>
+      <w:numFmt w:val="lowerLetter"/>
+      <w:lvlText w:val="%2."/>
+      <w:lvlJc w:val="left"/>
+      <w:pPr>
+        <w:ind w:left="2149" w:hanging="360"/>
+      </w:pPr>
+    </w:lvl>
+    <w:lvl w:ilvl="2" w:tplc="0409001B" w:tentative="1">
+      <w:start w:val="1"/>
+      <w:numFmt w:val="lowerRoman"/>
+      <w:lvlText w:val="%3."/>
+      <w:lvlJc w:val="right"/>
+      <w:pPr>
+        <w:ind w:left="2869" w:hanging="180"/>
+      </w:pPr>
+    </w:lvl>
+    <w:lvl w:ilvl="3" w:tplc="0409000F" w:tentative="1">
+      <w:start w:val="1"/>
+      <w:numFmt w:val="decimal"/>
+      <w:lvlText w:val="%4."/>
+      <w:lvlJc w:val="left"/>
+      <w:pPr>
+        <w:ind w:left="3589" w:hanging="360"/>
+      </w:pPr>
+    </w:lvl>
+    <w:lvl w:ilvl="4" w:tplc="04090019" w:tentative="1">
+      <w:start w:val="1"/>
+      <w:numFmt w:val="lowerLetter"/>
+      <w:lvlText w:val="%5."/>
+      <w:lvlJc w:val="left"/>
+      <w:pPr>
+        <w:ind w:left="4309" w:hanging="360"/>
+      </w:pPr>
+    </w:lvl>
+    <w:lvl w:ilvl="5" w:tplc="0409001B" w:tentative="1">
+      <w:start w:val="1"/>
+      <w:numFmt w:val="lowerRoman"/>
+      <w:lvlText w:val="%6."/>
+      <w:lvlJc w:val="right"/>
+      <w:pPr>
+        <w:ind w:left="5029" w:hanging="180"/>
+      </w:pPr>
+    </w:lvl>
+    <w:lvl w:ilvl="6" w:tplc="0409000F" w:tentative="1">
+      <w:start w:val="1"/>
+      <w:numFmt w:val="decimal"/>
+      <w:lvlText w:val="%7."/>
+      <w:lvlJc w:val="left"/>
+      <w:pPr>
+        <w:ind w:left="5749" w:hanging="360"/>
+      </w:pPr>
+    </w:lvl>
+    <w:lvl w:ilvl="7" w:tplc="04090019" w:tentative="1">
+      <w:start w:val="1"/>
+      <w:numFmt w:val="lowerLetter"/>
+      <w:lvlText w:val="%8."/>
+      <w:lvlJc w:val="left"/>
+      <w:pPr>
+        <w:ind w:left="6469" w:hanging="360"/>
+      </w:pPr>
+    </w:lvl>
+    <w:lvl w:ilvl="8" w:tplc="0409001B" w:tentative="1">
+      <w:start w:val="1"/>
+      <w:numFmt w:val="lowerRoman"/>
+      <w:lvlText w:val="%9."/>
+      <w:lvlJc w:val="right"/>
+      <w:pPr>
+        <w:ind w:left="7189" w:hanging="180"/>
+      </w:pPr>
+    </w:lvl>
+  </w:abstractNum>
+  <w:abstractNum w:abstractNumId="1" w15:restartNumberingAfterBreak="0">
     <w:nsid w:val="236B0A3A"/>
     <w:multiLevelType w:val="multilevel"/>
     <w:tmpl w:val="108871BA"/>
@@ -6229,7 +6029,7 @@
       </w:pPr>
     </w:lvl>
   </w:abstractNum>
-  <w:abstractNum w:abstractNumId="1" w15:restartNumberingAfterBreak="0">
+  <w:abstractNum w:abstractNumId="2" w15:restartNumberingAfterBreak="0">
     <w:nsid w:val="7CE064BC"/>
     <w:multiLevelType w:val="multilevel"/>
     <w:tmpl w:val="B8D2F73C"/>
@@ -6343,9 +6143,12 @@
     </w:lvl>
   </w:abstractNum>
   <w:num w:numId="1" w16cid:durableId="295646148">
+    <w:abstractNumId w:val="2"/>
+  </w:num>
+  <w:num w:numId="2" w16cid:durableId="1710835783">
     <w:abstractNumId w:val="1"/>
   </w:num>
-  <w:num w:numId="2" w16cid:durableId="1710835783">
+  <w:num w:numId="3" w16cid:durableId="455106649">
     <w:abstractNumId w:val="0"/>
   </w:num>
 </w:numbering>
@@ -7102,14 +6905,14 @@
   </w:style>
   <w:style w:type="paragraph" w:styleId="TOC1">
     <w:name w:val="toc 1"/>
-    <w:basedOn w:val="Normal"/>
+    <w:basedOn w:val="a"/>
     <w:next w:val="Normal"/>
     <w:autoRedefine/>
     <w:uiPriority w:val="39"/>
     <w:unhideWhenUsed/>
-    <w:rsid w:val="00807082"/>
+    <w:rsid w:val="00E80F35"/>
     <w:pPr>
-      <w:spacing w:after="100"/>
+      <w:ind w:firstLine="0"/>
     </w:pPr>
   </w:style>
   <w:style w:type="paragraph" w:styleId="TOC2">
@@ -7183,6 +6986,81 @@
         <w:insideV w:val="single" w:sz="4" w:space="0" w:color="auto"/>
       </w:tblBorders>
     </w:tblPr>
+  </w:style>
+  <w:style w:type="paragraph" w:customStyle="1" w:styleId="a0">
+    <w:name w:val="Гост Заголовок"/>
+    <w:basedOn w:val="Heading1"/>
+    <w:next w:val="Heading1"/>
+    <w:link w:val="a1"/>
+    <w:qFormat/>
+    <w:rsid w:val="00F35352"/>
+    <w:pPr>
+      <w:suppressAutoHyphens w:val="0"/>
+      <w:ind w:firstLine="0"/>
+      <w:jc w:val="center"/>
+    </w:pPr>
+    <w:rPr>
+      <w:bCs/>
+    </w:rPr>
+  </w:style>
+  <w:style w:type="character" w:customStyle="1" w:styleId="a1">
+    <w:name w:val="Гост Заголовок Знак"/>
+    <w:basedOn w:val="DefaultParagraphFont"/>
+    <w:link w:val="a0"/>
+    <w:rsid w:val="00F35352"/>
+    <w:rPr>
+      <w:rFonts w:ascii="Times New Roman" w:eastAsiaTheme="majorEastAsia" w:hAnsi="Times New Roman" w:cstheme="majorBidi"/>
+      <w:b/>
+      <w:bCs/>
+      <w:sz w:val="28"/>
+      <w:szCs w:val="32"/>
+    </w:rPr>
+  </w:style>
+  <w:style w:type="paragraph" w:customStyle="1" w:styleId="2">
+    <w:name w:val="Гост Заголовок 2"/>
+    <w:basedOn w:val="Heading2"/>
+    <w:qFormat/>
+    <w:rsid w:val="00F35352"/>
+    <w:pPr>
+      <w:suppressAutoHyphens w:val="0"/>
+      <w:spacing w:before="0" w:line="360" w:lineRule="auto"/>
+      <w:jc w:val="center"/>
+    </w:pPr>
+    <w:rPr>
+      <w:rFonts w:ascii="Times New Roman" w:hAnsi="Times New Roman"/>
+      <w:b/>
+      <w:color w:val="auto"/>
+      <w:sz w:val="28"/>
+    </w:rPr>
+  </w:style>
+  <w:style w:type="paragraph" w:customStyle="1" w:styleId="a">
+    <w:name w:val="ГОСТ Обычный текст"/>
+    <w:basedOn w:val="Normal"/>
+    <w:link w:val="a2"/>
+    <w:qFormat/>
+    <w:rsid w:val="00F35352"/>
+    <w:pPr>
+      <w:suppressAutoHyphens w:val="0"/>
+      <w:spacing w:after="0" w:line="360" w:lineRule="auto"/>
+      <w:ind w:firstLine="709"/>
+      <w:jc w:val="both"/>
+    </w:pPr>
+    <w:rPr>
+      <w:rFonts w:ascii="Times New Roman" w:hAnsi="Times New Roman" w:cs="Times New Roman"/>
+      <w:sz w:val="28"/>
+      <w:szCs w:val="28"/>
+    </w:rPr>
+  </w:style>
+  <w:style w:type="character" w:customStyle="1" w:styleId="a2">
+    <w:name w:val="ГОСТ Обычный текст Знак"/>
+    <w:basedOn w:val="DefaultParagraphFont"/>
+    <w:link w:val="a"/>
+    <w:rsid w:val="00F35352"/>
+    <w:rPr>
+      <w:rFonts w:ascii="Times New Roman" w:hAnsi="Times New Roman" w:cs="Times New Roman"/>
+      <w:sz w:val="28"/>
+      <w:szCs w:val="28"/>
+    </w:rPr>
   </w:style>
 </w:styles>
 </file>

--- a/отчеты 3-10/отчет 8.docx
+++ b/отчеты 3-10/отчет 8.docx
@@ -1274,12 +1274,12 @@
       <w:pPr>
         <w:pStyle w:val="a0"/>
       </w:pPr>
-      <w:bookmarkStart w:id="1" w:name="_Hlk195637488"/>
-      <w:bookmarkStart w:id="2" w:name="_Toc196495935"/>
+      <w:bookmarkStart w:id="1" w:name="_Toc196495935"/>
+      <w:bookmarkStart w:id="2" w:name="_Hlk195637488"/>
       <w:r>
         <w:t>Задание</w:t>
       </w:r>
-      <w:bookmarkEnd w:id="2"/>
+      <w:bookmarkEnd w:id="1"/>
     </w:p>
     <w:p>
       <w:pPr>
@@ -1422,7 +1422,7 @@
         <w:pStyle w:val="a0"/>
       </w:pPr>
       <w:bookmarkStart w:id="3" w:name="_Toc196495936"/>
-      <w:bookmarkEnd w:id="1"/>
+      <w:bookmarkEnd w:id="2"/>
       <w:r>
         <w:t>Ход работы</w:t>
       </w:r>
@@ -1441,7 +1441,7 @@
         <w:pStyle w:val="ListParagraph"/>
         <w:widowControl w:val="0"/>
         <w:spacing w:before="120" w:after="0" w:line="360" w:lineRule="auto"/>
-        <w:ind w:left="0" w:firstLine="720"/>
+        <w:ind w:left="0"/>
         <w:jc w:val="center"/>
         <w:rPr>
           <w:rFonts w:ascii="Times New Roman" w:hAnsi="Times New Roman" w:cs="Times New Roman"/>
@@ -1454,9 +1454,9 @@
           <w:noProof/>
         </w:rPr>
         <w:drawing>
-          <wp:inline distT="0" distB="0" distL="0" distR="0" wp14:anchorId="025B7072" wp14:editId="08F570BA">
-            <wp:extent cx="4999990" cy="3241675"/>
-            <wp:effectExtent l="0" t="0" r="0" b="0"/>
+          <wp:inline distT="0" distB="0" distL="0" distR="0" wp14:anchorId="025B7072" wp14:editId="17BF47C0">
+            <wp:extent cx="2377440" cy="1541380"/>
+            <wp:effectExtent l="0" t="0" r="3810" b="1905"/>
             <wp:docPr id="2" name="Рисунок 17"/>
             <wp:cNvGraphicFramePr>
               <a:graphicFrameLocks xmlns:a="http://schemas.openxmlformats.org/drawingml/2006/main" noChangeAspect="1"/>
@@ -1479,7 +1479,7 @@
                   <pic:spPr bwMode="auto">
                     <a:xfrm>
                       <a:off x="0" y="0"/>
-                      <a:ext cx="4999990" cy="3241675"/>
+                      <a:ext cx="2398630" cy="1555118"/>
                     </a:xfrm>
                     <a:prstGeom prst="rect">
                       <a:avLst/>
@@ -1534,7 +1534,6 @@
           <w:sz w:val="28"/>
           <w:szCs w:val="28"/>
         </w:rPr>
-        <w:lastRenderedPageBreak/>
         <w:t>В реализации механики взаимодействия врага и оружия используется созданный ранее скрипт оружия (см. листинг 8.1), наделяющий оружие показателем урона, который оно может нанести при ударе по врагу.</w:t>
       </w:r>
     </w:p>
@@ -1557,7 +1556,16 @@
           <w:sz w:val="28"/>
           <w:szCs w:val="28"/>
         </w:rPr>
-        <w:t>Затем с помощью скрипта было реализовано наличие у врага определённого показателя здоровья. Далее при помощи метода «</w:t>
+        <w:t xml:space="preserve">Затем с помощью скрипта было реализовано наличие у врага </w:t>
+      </w:r>
+      <w:r>
+        <w:rPr>
+          <w:rFonts w:ascii="Times New Roman" w:hAnsi="Times New Roman" w:cs="Times New Roman"/>
+          <w:sz w:val="28"/>
+          <w:szCs w:val="28"/>
+        </w:rPr>
+        <w:lastRenderedPageBreak/>
+        <w:t>определённого показателя здоровья. Далее при помощи метода «</w:t>
       </w:r>
       <w:proofErr w:type="spellStart"/>
       <w:r>
@@ -1692,8 +1700,8 @@
         <w:pStyle w:val="ListParagraph"/>
         <w:widowControl w:val="0"/>
         <w:spacing w:before="120" w:after="0" w:line="360" w:lineRule="auto"/>
-        <w:ind w:left="0" w:firstLine="720"/>
-        <w:jc w:val="both"/>
+        <w:ind w:left="0"/>
+        <w:jc w:val="center"/>
         <w:rPr>
           <w:rFonts w:ascii="Times New Roman" w:hAnsi="Times New Roman"/>
           <w:sz w:val="28"/>
@@ -1708,9 +1716,9 @@
           <w:szCs w:val="28"/>
         </w:rPr>
         <w:drawing>
-          <wp:inline distT="0" distB="0" distL="0" distR="0" wp14:anchorId="4AF24E18" wp14:editId="4CAADAF6">
-            <wp:extent cx="5700395" cy="2520950"/>
-            <wp:effectExtent l="0" t="0" r="0" b="0"/>
+          <wp:inline distT="0" distB="0" distL="0" distR="0" wp14:anchorId="4AF24E18" wp14:editId="6EABDB91">
+            <wp:extent cx="3438144" cy="1520490"/>
+            <wp:effectExtent l="0" t="0" r="0" b="3810"/>
             <wp:docPr id="3" name="Рисунок 14"/>
             <wp:cNvGraphicFramePr>
               <a:graphicFrameLocks xmlns:a="http://schemas.openxmlformats.org/drawingml/2006/main" noChangeAspect="1"/>
@@ -1733,7 +1741,7 @@
                   <pic:spPr bwMode="auto">
                     <a:xfrm>
                       <a:off x="0" y="0"/>
-                      <a:ext cx="5700395" cy="2520950"/>
+                      <a:ext cx="3480613" cy="1539272"/>
                     </a:xfrm>
                     <a:prstGeom prst="rect">
                       <a:avLst/>
@@ -1777,11 +1785,10 @@
         <w:rPr>
           <w:noProof/>
         </w:rPr>
-        <w:lastRenderedPageBreak/>
         <w:drawing>
-          <wp:inline distT="0" distB="0" distL="0" distR="0" wp14:anchorId="519EF3D8" wp14:editId="5027A9DF">
-            <wp:extent cx="2459130" cy="4868883"/>
-            <wp:effectExtent l="0" t="0" r="0" b="0"/>
+          <wp:inline distT="0" distB="0" distL="0" distR="0" wp14:anchorId="519EF3D8" wp14:editId="3DCBEBEA">
+            <wp:extent cx="1459403" cy="2889504"/>
+            <wp:effectExtent l="0" t="0" r="7620" b="6350"/>
             <wp:docPr id="4" name="Рисунок 11"/>
             <wp:cNvGraphicFramePr>
               <a:graphicFrameLocks xmlns:a="http://schemas.openxmlformats.org/drawingml/2006/main" noChangeAspect="1"/>
@@ -1804,7 +1811,7 @@
                   <pic:spPr bwMode="auto">
                     <a:xfrm>
                       <a:off x="0" y="0"/>
-                      <a:ext cx="2462008" cy="4874582"/>
+                      <a:ext cx="1471045" cy="2912555"/>
                     </a:xfrm>
                     <a:prstGeom prst="rect">
                       <a:avLst/>
@@ -1851,6 +1858,7 @@
           <w:sz w:val="28"/>
           <w:szCs w:val="28"/>
         </w:rPr>
+        <w:lastRenderedPageBreak/>
         <w:t>Затем было проведено тестирование реализованных механик.</w:t>
       </w:r>
       <w:r>
@@ -1989,7 +1997,6 @@
           <w:sz w:val="28"/>
           <w:szCs w:val="28"/>
         </w:rPr>
-        <w:lastRenderedPageBreak/>
         <w:drawing>
           <wp:inline distT="0" distB="0" distL="0" distR="0" wp14:anchorId="335388BA" wp14:editId="43B157EC">
             <wp:extent cx="5531565" cy="3111335"/>
@@ -2059,17 +2066,20 @@
     <w:tbl>
       <w:tblPr>
         <w:tblStyle w:val="TableGrid"/>
-        <w:tblW w:w="10195" w:type="dxa"/>
+        <w:tblW w:w="9331" w:type="dxa"/>
         <w:tblLayout w:type="fixed"/>
         <w:tblLook w:val="04A0" w:firstRow="1" w:lastRow="0" w:firstColumn="1" w:lastColumn="0" w:noHBand="0" w:noVBand="1"/>
       </w:tblPr>
       <w:tblGrid>
-        <w:gridCol w:w="10195"/>
+        <w:gridCol w:w="9331"/>
       </w:tblGrid>
       <w:tr>
+        <w:trPr>
+          <w:trHeight w:val="1867"/>
+        </w:trPr>
         <w:tc>
           <w:tcPr>
-            <w:tcW w:w="10195" w:type="dxa"/>
+            <w:tcW w:w="9331" w:type="dxa"/>
           </w:tcPr>
           <w:p>
             <w:pPr>
@@ -2077,7 +2087,6 @@
               <w:spacing w:after="0" w:line="240" w:lineRule="auto"/>
               <w:rPr>
                 <w:rFonts w:ascii="Cascadia Mono" w:hAnsi="Cascadia Mono" w:cs="Cascadia Mono"/>
-                <w:color w:val="000000"/>
                 <w:sz w:val="19"/>
                 <w:szCs w:val="19"/>
                 <w:highlight w:val="white"/>
@@ -2087,30 +2096,17 @@
             <w:r>
               <w:rPr>
                 <w:rFonts w:ascii="Cascadia Mono" w:eastAsia="Calibri" w:hAnsi="Cascadia Mono" w:cs="Cascadia Mono"/>
-                <w:color w:val="0000FF"/>
-                <w:sz w:val="19"/>
-                <w:szCs w:val="19"/>
-                <w:highlight w:val="white"/>
-                <w:lang w:val="en-US"/>
-              </w:rPr>
-              <w:t>using</w:t>
-            </w:r>
-            <w:r>
-              <w:rPr>
-                <w:rFonts w:ascii="Cascadia Mono" w:eastAsia="Calibri" w:hAnsi="Cascadia Mono" w:cs="Cascadia Mono"/>
-                <w:color w:val="000000"/>
-                <w:sz w:val="19"/>
-                <w:szCs w:val="19"/>
-                <w:highlight w:val="white"/>
-                <w:lang w:val="en-US"/>
-              </w:rPr>
-              <w:t xml:space="preserve"> </w:t>
+                <w:sz w:val="19"/>
+                <w:szCs w:val="19"/>
+                <w:highlight w:val="white"/>
+                <w:lang w:val="en-US"/>
+              </w:rPr>
+              <w:t xml:space="preserve">using </w:t>
             </w:r>
             <w:proofErr w:type="spellStart"/>
             <w:r>
               <w:rPr>
                 <w:rFonts w:ascii="Cascadia Mono" w:eastAsia="Calibri" w:hAnsi="Cascadia Mono" w:cs="Cascadia Mono"/>
-                <w:color w:val="000000"/>
                 <w:sz w:val="19"/>
                 <w:szCs w:val="19"/>
                 <w:highlight w:val="white"/>
@@ -2122,7 +2118,6 @@
             <w:r>
               <w:rPr>
                 <w:rFonts w:ascii="Cascadia Mono" w:eastAsia="Calibri" w:hAnsi="Cascadia Mono" w:cs="Cascadia Mono"/>
-                <w:color w:val="000000"/>
                 <w:sz w:val="19"/>
                 <w:szCs w:val="19"/>
                 <w:highlight w:val="white"/>
@@ -2137,7 +2132,6 @@
               <w:spacing w:after="0" w:line="240" w:lineRule="auto"/>
               <w:rPr>
                 <w:rFonts w:ascii="Cascadia Mono" w:hAnsi="Cascadia Mono" w:cs="Cascadia Mono"/>
-                <w:color w:val="000000"/>
                 <w:sz w:val="19"/>
                 <w:szCs w:val="19"/>
                 <w:highlight w:val="white"/>
@@ -2151,6 +2145,212 @@
               <w:spacing w:after="0" w:line="240" w:lineRule="auto"/>
               <w:rPr>
                 <w:rFonts w:ascii="Cascadia Mono" w:hAnsi="Cascadia Mono" w:cs="Cascadia Mono"/>
+                <w:sz w:val="19"/>
+                <w:szCs w:val="19"/>
+                <w:highlight w:val="white"/>
+                <w:lang w:val="en-US"/>
+              </w:rPr>
+            </w:pPr>
+            <w:r>
+              <w:rPr>
+                <w:rFonts w:ascii="Cascadia Mono" w:eastAsia="Calibri" w:hAnsi="Cascadia Mono" w:cs="Cascadia Mono"/>
+                <w:sz w:val="19"/>
+                <w:szCs w:val="19"/>
+                <w:highlight w:val="white"/>
+                <w:lang w:val="en-US"/>
+              </w:rPr>
+              <w:t xml:space="preserve">public class </w:t>
+            </w:r>
+            <w:proofErr w:type="gramStart"/>
+            <w:r>
+              <w:rPr>
+                <w:rFonts w:ascii="Cascadia Mono" w:eastAsia="Calibri" w:hAnsi="Cascadia Mono" w:cs="Cascadia Mono"/>
+                <w:sz w:val="19"/>
+                <w:szCs w:val="19"/>
+                <w:highlight w:val="white"/>
+                <w:lang w:val="en-US"/>
+              </w:rPr>
+              <w:t>Weapon :</w:t>
+            </w:r>
+            <w:proofErr w:type="gramEnd"/>
+            <w:r>
+              <w:rPr>
+                <w:rFonts w:ascii="Cascadia Mono" w:eastAsia="Calibri" w:hAnsi="Cascadia Mono" w:cs="Cascadia Mono"/>
+                <w:sz w:val="19"/>
+                <w:szCs w:val="19"/>
+                <w:highlight w:val="white"/>
+                <w:lang w:val="en-US"/>
+              </w:rPr>
+              <w:t xml:space="preserve"> </w:t>
+            </w:r>
+            <w:proofErr w:type="spellStart"/>
+            <w:proofErr w:type="gramStart"/>
+            <w:r>
+              <w:rPr>
+                <w:rFonts w:ascii="Cascadia Mono" w:eastAsia="Calibri" w:hAnsi="Cascadia Mono" w:cs="Cascadia Mono"/>
+                <w:sz w:val="19"/>
+                <w:szCs w:val="19"/>
+                <w:highlight w:val="white"/>
+                <w:lang w:val="en-US"/>
+              </w:rPr>
+              <w:t>MonoBehaviour</w:t>
+            </w:r>
+            <w:proofErr w:type="spellEnd"/>
+            <w:r>
+              <w:rPr>
+                <w:rFonts w:ascii="Cascadia Mono" w:eastAsia="Calibri" w:hAnsi="Cascadia Mono" w:cs="Cascadia Mono"/>
+                <w:sz w:val="19"/>
+                <w:szCs w:val="19"/>
+                <w:highlight w:val="white"/>
+                <w:lang w:val="en-US"/>
+              </w:rPr>
+              <w:t>{</w:t>
+            </w:r>
+            <w:proofErr w:type="gramEnd"/>
+          </w:p>
+          <w:p>
+            <w:pPr>
+              <w:suppressAutoHyphens w:val="0"/>
+              <w:spacing w:after="0" w:line="240" w:lineRule="auto"/>
+              <w:rPr>
+                <w:rFonts w:ascii="Cascadia Mono" w:hAnsi="Cascadia Mono" w:cs="Cascadia Mono"/>
+                <w:sz w:val="19"/>
+                <w:szCs w:val="19"/>
+                <w:highlight w:val="white"/>
+                <w:lang w:val="en-US"/>
+              </w:rPr>
+            </w:pPr>
+            <w:r>
+              <w:rPr>
+                <w:rFonts w:ascii="Cascadia Mono" w:eastAsia="Calibri" w:hAnsi="Cascadia Mono" w:cs="Cascadia Mono"/>
+                <w:sz w:val="19"/>
+                <w:szCs w:val="19"/>
+                <w:highlight w:val="white"/>
+                <w:lang w:val="en-US"/>
+              </w:rPr>
+              <w:t xml:space="preserve">    private int dmg = 10;</w:t>
+            </w:r>
+          </w:p>
+          <w:p>
+            <w:pPr>
+              <w:suppressAutoHyphens w:val="0"/>
+              <w:spacing w:after="0" w:line="240" w:lineRule="auto"/>
+              <w:rPr>
+                <w:rFonts w:ascii="Cascadia Mono" w:hAnsi="Cascadia Mono" w:cs="Cascadia Mono"/>
+                <w:sz w:val="19"/>
+                <w:szCs w:val="19"/>
+                <w:highlight w:val="white"/>
+                <w:lang w:val="en-US"/>
+              </w:rPr>
+            </w:pPr>
+          </w:p>
+          <w:p>
+            <w:pPr>
+              <w:suppressAutoHyphens w:val="0"/>
+              <w:spacing w:after="0" w:line="240" w:lineRule="auto"/>
+              <w:rPr>
+                <w:rFonts w:ascii="Cascadia Mono" w:hAnsi="Cascadia Mono" w:cs="Cascadia Mono"/>
+                <w:sz w:val="19"/>
+                <w:szCs w:val="19"/>
+                <w:highlight w:val="white"/>
+                <w:lang w:val="en-US"/>
+              </w:rPr>
+            </w:pPr>
+            <w:r>
+              <w:rPr>
+                <w:rFonts w:ascii="Cascadia Mono" w:eastAsia="Calibri" w:hAnsi="Cascadia Mono" w:cs="Cascadia Mono"/>
+                <w:sz w:val="19"/>
+                <w:szCs w:val="19"/>
+                <w:highlight w:val="white"/>
+                <w:lang w:val="en-US"/>
+              </w:rPr>
+              <w:t xml:space="preserve">    public int </w:t>
+            </w:r>
+            <w:proofErr w:type="gramStart"/>
+            <w:r>
+              <w:rPr>
+                <w:rFonts w:ascii="Cascadia Mono" w:eastAsia="Calibri" w:hAnsi="Cascadia Mono" w:cs="Cascadia Mono"/>
+                <w:sz w:val="19"/>
+                <w:szCs w:val="19"/>
+                <w:highlight w:val="white"/>
+                <w:lang w:val="en-US"/>
+              </w:rPr>
+              <w:t>Dmg{</w:t>
+            </w:r>
+            <w:proofErr w:type="gramEnd"/>
+          </w:p>
+          <w:p>
+            <w:pPr>
+              <w:suppressAutoHyphens w:val="0"/>
+              <w:spacing w:after="0" w:line="240" w:lineRule="auto"/>
+              <w:rPr>
+                <w:rFonts w:ascii="Cascadia Mono" w:hAnsi="Cascadia Mono" w:cs="Cascadia Mono"/>
+                <w:sz w:val="19"/>
+                <w:szCs w:val="19"/>
+                <w:highlight w:val="white"/>
+              </w:rPr>
+            </w:pPr>
+            <w:r>
+              <w:rPr>
+                <w:rFonts w:ascii="Cascadia Mono" w:eastAsia="Calibri" w:hAnsi="Cascadia Mono" w:cs="Cascadia Mono"/>
+                <w:sz w:val="19"/>
+                <w:szCs w:val="19"/>
+                <w:highlight w:val="white"/>
+                <w:lang w:val="en-US"/>
+              </w:rPr>
+              <w:t xml:space="preserve">        get </w:t>
+            </w:r>
+            <w:proofErr w:type="gramStart"/>
+            <w:r>
+              <w:rPr>
+                <w:rFonts w:ascii="Cascadia Mono" w:eastAsia="Calibri" w:hAnsi="Cascadia Mono" w:cs="Cascadia Mono"/>
+                <w:sz w:val="19"/>
+                <w:szCs w:val="19"/>
+                <w:highlight w:val="white"/>
+                <w:lang w:val="en-US"/>
+              </w:rPr>
+              <w:t>{ return</w:t>
+            </w:r>
+            <w:proofErr w:type="gramEnd"/>
+            <w:r>
+              <w:rPr>
+                <w:rFonts w:ascii="Cascadia Mono" w:eastAsia="Calibri" w:hAnsi="Cascadia Mono" w:cs="Cascadia Mono"/>
+                <w:sz w:val="19"/>
+                <w:szCs w:val="19"/>
+                <w:highlight w:val="white"/>
+                <w:lang w:val="en-US"/>
+              </w:rPr>
+              <w:t xml:space="preserve"> dmg</w:t>
+            </w:r>
+            <w:proofErr w:type="gramStart"/>
+            <w:r>
+              <w:rPr>
+                <w:rFonts w:ascii="Cascadia Mono" w:eastAsia="Calibri" w:hAnsi="Cascadia Mono" w:cs="Cascadia Mono"/>
+                <w:sz w:val="19"/>
+                <w:szCs w:val="19"/>
+                <w:highlight w:val="white"/>
+                <w:lang w:val="en-US"/>
+              </w:rPr>
+              <w:t>; }</w:t>
+            </w:r>
+            <w:proofErr w:type="gramEnd"/>
+            <w:r>
+              <w:rPr>
+                <w:rFonts w:ascii="Cascadia Mono" w:eastAsia="Calibri" w:hAnsi="Cascadia Mono" w:cs="Cascadia Mono"/>
+                <w:sz w:val="19"/>
+                <w:szCs w:val="19"/>
+                <w:highlight w:val="white"/>
+                <w:lang w:val="en-US"/>
+              </w:rPr>
+              <w:t>}</w:t>
+            </w:r>
+          </w:p>
+          <w:p>
+            <w:pPr>
+              <w:suppressAutoHyphens w:val="0"/>
+              <w:spacing w:after="0" w:line="240" w:lineRule="auto"/>
+              <w:rPr>
+                <w:rFonts w:ascii="Cascadia Mono" w:hAnsi="Cascadia Mono" w:cs="Cascadia Mono"/>
                 <w:color w:val="000000"/>
                 <w:sz w:val="19"/>
                 <w:szCs w:val="19"/>
@@ -2161,18 +2361,292 @@
             <w:r>
               <w:rPr>
                 <w:rFonts w:ascii="Cascadia Mono" w:eastAsia="Calibri" w:hAnsi="Cascadia Mono" w:cs="Cascadia Mono"/>
-                <w:color w:val="0000FF"/>
-                <w:sz w:val="19"/>
-                <w:szCs w:val="19"/>
-                <w:highlight w:val="white"/>
-                <w:lang w:val="en-US"/>
-              </w:rPr>
-              <w:t>public</w:t>
-            </w:r>
-            <w:r>
-              <w:rPr>
-                <w:rFonts w:ascii="Cascadia Mono" w:eastAsia="Calibri" w:hAnsi="Cascadia Mono" w:cs="Cascadia Mono"/>
-                <w:color w:val="000000"/>
+                <w:sz w:val="19"/>
+                <w:szCs w:val="19"/>
+                <w:highlight w:val="white"/>
+                <w:lang w:val="en-US"/>
+              </w:rPr>
+              <w:t>}</w:t>
+            </w:r>
+          </w:p>
+        </w:tc>
+      </w:tr>
+    </w:tbl>
+    <w:p>
+      <w:pPr>
+        <w:suppressAutoHyphens w:val="0"/>
+        <w:spacing w:before="120" w:after="0" w:line="240" w:lineRule="auto"/>
+        <w:jc w:val="center"/>
+        <w:rPr>
+          <w:rFonts w:ascii="Times New Roman" w:hAnsi="Times New Roman"/>
+          <w:sz w:val="28"/>
+          <w:szCs w:val="28"/>
+        </w:rPr>
+      </w:pPr>
+      <w:r>
+        <w:rPr>
+          <w:rFonts w:ascii="Times New Roman" w:hAnsi="Times New Roman"/>
+          <w:sz w:val="28"/>
+          <w:szCs w:val="28"/>
+        </w:rPr>
+        <w:t xml:space="preserve">Листинг кода 8.1 </w:t>
+      </w:r>
+      <w:r>
+        <w:rPr>
+          <w:rFonts w:ascii="Times New Roman" w:hAnsi="Times New Roman"/>
+          <w:sz w:val="28"/>
+          <w:szCs w:val="28"/>
+        </w:rPr>
+        <w:t xml:space="preserve">Скрипт </w:t>
+      </w:r>
+      <w:r>
+        <w:rPr>
+          <w:rFonts w:ascii="Times New Roman" w:hAnsi="Times New Roman"/>
+          <w:sz w:val="28"/>
+          <w:szCs w:val="28"/>
+          <w:lang w:val="en-US"/>
+        </w:rPr>
+        <w:t>Weapon</w:t>
+      </w:r>
+      <w:r>
+        <w:rPr>
+          <w:rFonts w:ascii="Times New Roman" w:hAnsi="Times New Roman"/>
+          <w:sz w:val="28"/>
+          <w:szCs w:val="28"/>
+        </w:rPr>
+        <w:t xml:space="preserve"> </w:t>
+      </w:r>
+      <w:r>
+        <w:rPr>
+          <w:rFonts w:ascii="Times New Roman" w:hAnsi="Times New Roman"/>
+          <w:sz w:val="28"/>
+          <w:szCs w:val="28"/>
+        </w:rPr>
+        <w:t>для реализации механик о</w:t>
+      </w:r>
+      <w:r>
+        <w:rPr>
+          <w:rFonts w:ascii="Times New Roman" w:hAnsi="Times New Roman"/>
+          <w:sz w:val="28"/>
+          <w:szCs w:val="28"/>
+        </w:rPr>
+        <w:t>ружи</w:t>
+      </w:r>
+      <w:r>
+        <w:rPr>
+          <w:rFonts w:ascii="Times New Roman" w:hAnsi="Times New Roman"/>
+          <w:sz w:val="28"/>
+          <w:szCs w:val="28"/>
+        </w:rPr>
+        <w:t>я</w:t>
+      </w:r>
+    </w:p>
+    <w:tbl>
+      <w:tblPr>
+        <w:tblStyle w:val="TableGrid"/>
+        <w:tblW w:w="9348" w:type="dxa"/>
+        <w:tblLayout w:type="fixed"/>
+        <w:tblLook w:val="04A0" w:firstRow="1" w:lastRow="0" w:firstColumn="1" w:lastColumn="0" w:noHBand="0" w:noVBand="1"/>
+      </w:tblPr>
+      <w:tblGrid>
+        <w:gridCol w:w="9348"/>
+      </w:tblGrid>
+      <w:tr>
+        <w:trPr>
+          <w:trHeight w:val="5309"/>
+        </w:trPr>
+        <w:tc>
+          <w:tcPr>
+            <w:tcW w:w="9348" w:type="dxa"/>
+          </w:tcPr>
+          <w:p>
+            <w:pPr>
+              <w:suppressAutoHyphens w:val="0"/>
+              <w:spacing w:after="0" w:line="240" w:lineRule="auto"/>
+              <w:rPr>
+                <w:rFonts w:ascii="Cascadia Mono" w:hAnsi="Cascadia Mono" w:cs="Cascadia Mono"/>
+                <w:sz w:val="19"/>
+                <w:szCs w:val="19"/>
+                <w:highlight w:val="white"/>
+                <w:lang w:val="en-US"/>
+              </w:rPr>
+            </w:pPr>
+            <w:r>
+              <w:rPr>
+                <w:rFonts w:ascii="Cascadia Mono" w:eastAsia="Calibri" w:hAnsi="Cascadia Mono" w:cs="Cascadia Mono"/>
+                <w:sz w:val="19"/>
+                <w:szCs w:val="19"/>
+                <w:highlight w:val="white"/>
+                <w:lang w:val="en-US"/>
+              </w:rPr>
+              <w:lastRenderedPageBreak/>
+              <w:t xml:space="preserve">using </w:t>
+            </w:r>
+            <w:proofErr w:type="spellStart"/>
+            <w:proofErr w:type="gramStart"/>
+            <w:r>
+              <w:rPr>
+                <w:rFonts w:ascii="Cascadia Mono" w:eastAsia="Calibri" w:hAnsi="Cascadia Mono" w:cs="Cascadia Mono"/>
+                <w:sz w:val="19"/>
+                <w:szCs w:val="19"/>
+                <w:highlight w:val="white"/>
+                <w:lang w:val="en-US"/>
+              </w:rPr>
+              <w:t>System.Text.RegularExpressions</w:t>
+            </w:r>
+            <w:proofErr w:type="spellEnd"/>
+            <w:proofErr w:type="gramEnd"/>
+            <w:r>
+              <w:rPr>
+                <w:rFonts w:ascii="Cascadia Mono" w:eastAsia="Calibri" w:hAnsi="Cascadia Mono" w:cs="Cascadia Mono"/>
+                <w:sz w:val="19"/>
+                <w:szCs w:val="19"/>
+                <w:highlight w:val="white"/>
+                <w:lang w:val="en-US"/>
+              </w:rPr>
+              <w:t>;</w:t>
+            </w:r>
+          </w:p>
+          <w:p>
+            <w:pPr>
+              <w:suppressAutoHyphens w:val="0"/>
+              <w:spacing w:after="0" w:line="240" w:lineRule="auto"/>
+              <w:rPr>
+                <w:rFonts w:ascii="Cascadia Mono" w:hAnsi="Cascadia Mono" w:cs="Cascadia Mono"/>
+                <w:sz w:val="19"/>
+                <w:szCs w:val="19"/>
+                <w:highlight w:val="white"/>
+                <w:lang w:val="en-US"/>
+              </w:rPr>
+            </w:pPr>
+            <w:r>
+              <w:rPr>
+                <w:rFonts w:ascii="Cascadia Mono" w:eastAsia="Calibri" w:hAnsi="Cascadia Mono" w:cs="Cascadia Mono"/>
+                <w:sz w:val="19"/>
+                <w:szCs w:val="19"/>
+                <w:highlight w:val="white"/>
+                <w:lang w:val="en-US"/>
+              </w:rPr>
+              <w:t xml:space="preserve">using </w:t>
+            </w:r>
+            <w:proofErr w:type="spellStart"/>
+            <w:r>
+              <w:rPr>
+                <w:rFonts w:ascii="Cascadia Mono" w:eastAsia="Calibri" w:hAnsi="Cascadia Mono" w:cs="Cascadia Mono"/>
+                <w:sz w:val="19"/>
+                <w:szCs w:val="19"/>
+                <w:highlight w:val="white"/>
+                <w:lang w:val="en-US"/>
+              </w:rPr>
+              <w:t>Unity.VisualScripting</w:t>
+            </w:r>
+            <w:proofErr w:type="spellEnd"/>
+            <w:r>
+              <w:rPr>
+                <w:rFonts w:ascii="Cascadia Mono" w:eastAsia="Calibri" w:hAnsi="Cascadia Mono" w:cs="Cascadia Mono"/>
+                <w:sz w:val="19"/>
+                <w:szCs w:val="19"/>
+                <w:highlight w:val="white"/>
+                <w:lang w:val="en-US"/>
+              </w:rPr>
+              <w:t>;</w:t>
+            </w:r>
+          </w:p>
+          <w:p>
+            <w:pPr>
+              <w:suppressAutoHyphens w:val="0"/>
+              <w:spacing w:after="0" w:line="240" w:lineRule="auto"/>
+              <w:rPr>
+                <w:rFonts w:ascii="Cascadia Mono" w:hAnsi="Cascadia Mono" w:cs="Cascadia Mono"/>
+                <w:sz w:val="19"/>
+                <w:szCs w:val="19"/>
+                <w:highlight w:val="white"/>
+                <w:lang w:val="en-US"/>
+              </w:rPr>
+            </w:pPr>
+            <w:r>
+              <w:rPr>
+                <w:rFonts w:ascii="Cascadia Mono" w:eastAsia="Calibri" w:hAnsi="Cascadia Mono" w:cs="Cascadia Mono"/>
+                <w:sz w:val="19"/>
+                <w:szCs w:val="19"/>
+                <w:highlight w:val="white"/>
+                <w:lang w:val="en-US"/>
+              </w:rPr>
+              <w:t xml:space="preserve">using </w:t>
+            </w:r>
+            <w:proofErr w:type="spellStart"/>
+            <w:r>
+              <w:rPr>
+                <w:rFonts w:ascii="Cascadia Mono" w:eastAsia="Calibri" w:hAnsi="Cascadia Mono" w:cs="Cascadia Mono"/>
+                <w:sz w:val="19"/>
+                <w:szCs w:val="19"/>
+                <w:highlight w:val="white"/>
+                <w:lang w:val="en-US"/>
+              </w:rPr>
+              <w:t>UnityEngine</w:t>
+            </w:r>
+            <w:proofErr w:type="spellEnd"/>
+            <w:r>
+              <w:rPr>
+                <w:rFonts w:ascii="Cascadia Mono" w:eastAsia="Calibri" w:hAnsi="Cascadia Mono" w:cs="Cascadia Mono"/>
+                <w:sz w:val="19"/>
+                <w:szCs w:val="19"/>
+                <w:highlight w:val="white"/>
+                <w:lang w:val="en-US"/>
+              </w:rPr>
+              <w:t>;</w:t>
+            </w:r>
+          </w:p>
+          <w:p>
+            <w:pPr>
+              <w:suppressAutoHyphens w:val="0"/>
+              <w:spacing w:after="0" w:line="240" w:lineRule="auto"/>
+              <w:rPr>
+                <w:rFonts w:ascii="Cascadia Mono" w:hAnsi="Cascadia Mono" w:cs="Cascadia Mono"/>
+                <w:sz w:val="19"/>
+                <w:szCs w:val="19"/>
+                <w:highlight w:val="white"/>
+                <w:lang w:val="en-US"/>
+              </w:rPr>
+            </w:pPr>
+          </w:p>
+          <w:p>
+            <w:pPr>
+              <w:suppressAutoHyphens w:val="0"/>
+              <w:spacing w:after="0" w:line="240" w:lineRule="auto"/>
+              <w:rPr>
+                <w:rFonts w:ascii="Cascadia Mono" w:hAnsi="Cascadia Mono" w:cs="Cascadia Mono"/>
+                <w:sz w:val="19"/>
+                <w:szCs w:val="19"/>
+                <w:highlight w:val="white"/>
+                <w:lang w:val="en-US"/>
+              </w:rPr>
+            </w:pPr>
+            <w:r>
+              <w:rPr>
+                <w:rFonts w:ascii="Cascadia Mono" w:eastAsia="Calibri" w:hAnsi="Cascadia Mono" w:cs="Cascadia Mono"/>
+                <w:sz w:val="19"/>
+                <w:szCs w:val="19"/>
+                <w:highlight w:val="white"/>
+                <w:lang w:val="en-US"/>
+              </w:rPr>
+              <w:t xml:space="preserve">public class </w:t>
+            </w:r>
+            <w:proofErr w:type="gramStart"/>
+            <w:r>
+              <w:rPr>
+                <w:rFonts w:ascii="Cascadia Mono" w:eastAsia="Calibri" w:hAnsi="Cascadia Mono" w:cs="Cascadia Mono"/>
+                <w:sz w:val="19"/>
+                <w:szCs w:val="19"/>
+                <w:highlight w:val="white"/>
+                <w:lang w:val="en-US"/>
+              </w:rPr>
+              <w:t>Creature :</w:t>
+            </w:r>
+            <w:proofErr w:type="gramEnd"/>
+            <w:r>
+              <w:rPr>
+                <w:rFonts w:ascii="Cascadia Mono" w:eastAsia="Calibri" w:hAnsi="Cascadia Mono" w:cs="Cascadia Mono"/>
                 <w:sz w:val="19"/>
                 <w:szCs w:val="19"/>
                 <w:highlight w:val="white"/>
@@ -2180,68 +2654,10 @@
               </w:rPr>
               <w:t xml:space="preserve"> </w:t>
             </w:r>
-            <w:r>
-              <w:rPr>
-                <w:rFonts w:ascii="Cascadia Mono" w:eastAsia="Calibri" w:hAnsi="Cascadia Mono" w:cs="Cascadia Mono"/>
-                <w:color w:val="0000FF"/>
-                <w:sz w:val="19"/>
-                <w:szCs w:val="19"/>
-                <w:highlight w:val="white"/>
-                <w:lang w:val="en-US"/>
-              </w:rPr>
-              <w:t>class</w:t>
-            </w:r>
-            <w:r>
-              <w:rPr>
-                <w:rFonts w:ascii="Cascadia Mono" w:eastAsia="Calibri" w:hAnsi="Cascadia Mono" w:cs="Cascadia Mono"/>
-                <w:color w:val="000000"/>
-                <w:sz w:val="19"/>
-                <w:szCs w:val="19"/>
-                <w:highlight w:val="white"/>
-                <w:lang w:val="en-US"/>
-              </w:rPr>
-              <w:t xml:space="preserve"> </w:t>
-            </w:r>
-            <w:proofErr w:type="gramStart"/>
-            <w:r>
-              <w:rPr>
-                <w:rFonts w:ascii="Cascadia Mono" w:eastAsia="Calibri" w:hAnsi="Cascadia Mono" w:cs="Cascadia Mono"/>
-                <w:color w:val="2B91AF"/>
-                <w:sz w:val="19"/>
-                <w:szCs w:val="19"/>
-                <w:highlight w:val="white"/>
-                <w:lang w:val="en-US"/>
-              </w:rPr>
-              <w:t>Weapon</w:t>
-            </w:r>
-            <w:r>
-              <w:rPr>
-                <w:rFonts w:ascii="Cascadia Mono" w:eastAsia="Calibri" w:hAnsi="Cascadia Mono" w:cs="Cascadia Mono"/>
-                <w:color w:val="000000"/>
-                <w:sz w:val="19"/>
-                <w:szCs w:val="19"/>
-                <w:highlight w:val="white"/>
-                <w:lang w:val="en-US"/>
-              </w:rPr>
-              <w:t xml:space="preserve"> :</w:t>
-            </w:r>
-            <w:proofErr w:type="gramEnd"/>
-            <w:r>
-              <w:rPr>
-                <w:rFonts w:ascii="Cascadia Mono" w:eastAsia="Calibri" w:hAnsi="Cascadia Mono" w:cs="Cascadia Mono"/>
-                <w:color w:val="000000"/>
-                <w:sz w:val="19"/>
-                <w:szCs w:val="19"/>
-                <w:highlight w:val="white"/>
-                <w:lang w:val="en-US"/>
-              </w:rPr>
-              <w:t xml:space="preserve"> </w:t>
-            </w:r>
             <w:proofErr w:type="spellStart"/>
             <w:r>
               <w:rPr>
                 <w:rFonts w:ascii="Cascadia Mono" w:eastAsia="Calibri" w:hAnsi="Cascadia Mono" w:cs="Cascadia Mono"/>
-                <w:color w:val="2B91AF"/>
                 <w:sz w:val="19"/>
                 <w:szCs w:val="19"/>
                 <w:highlight w:val="white"/>
@@ -2257,7 +2673,6 @@
               <w:spacing w:after="0" w:line="240" w:lineRule="auto"/>
               <w:rPr>
                 <w:rFonts w:ascii="Cascadia Mono" w:hAnsi="Cascadia Mono" w:cs="Cascadia Mono"/>
-                <w:color w:val="000000"/>
                 <w:sz w:val="19"/>
                 <w:szCs w:val="19"/>
                 <w:highlight w:val="white"/>
@@ -2267,7 +2682,6 @@
             <w:r>
               <w:rPr>
                 <w:rFonts w:ascii="Cascadia Mono" w:eastAsia="Calibri" w:hAnsi="Cascadia Mono" w:cs="Cascadia Mono"/>
-                <w:color w:val="000000"/>
                 <w:sz w:val="19"/>
                 <w:szCs w:val="19"/>
                 <w:highlight w:val="white"/>
@@ -2282,7 +2696,6 @@
               <w:spacing w:after="0" w:line="240" w:lineRule="auto"/>
               <w:rPr>
                 <w:rFonts w:ascii="Cascadia Mono" w:hAnsi="Cascadia Mono" w:cs="Cascadia Mono"/>
-                <w:color w:val="000000"/>
                 <w:sz w:val="19"/>
                 <w:szCs w:val="19"/>
                 <w:highlight w:val="white"/>
@@ -2292,57 +2705,12 @@
             <w:r>
               <w:rPr>
                 <w:rFonts w:ascii="Cascadia Mono" w:eastAsia="Calibri" w:hAnsi="Cascadia Mono" w:cs="Cascadia Mono"/>
-                <w:color w:val="000000"/>
-                <w:sz w:val="19"/>
-                <w:szCs w:val="19"/>
-                <w:highlight w:val="white"/>
-                <w:lang w:val="en-US"/>
-              </w:rPr>
-              <w:t xml:space="preserve">    </w:t>
-            </w:r>
-            <w:r>
-              <w:rPr>
-                <w:rFonts w:ascii="Cascadia Mono" w:eastAsia="Calibri" w:hAnsi="Cascadia Mono" w:cs="Cascadia Mono"/>
-                <w:color w:val="0000FF"/>
-                <w:sz w:val="19"/>
-                <w:szCs w:val="19"/>
-                <w:highlight w:val="white"/>
-                <w:lang w:val="en-US"/>
-              </w:rPr>
-              <w:t>private</w:t>
-            </w:r>
-            <w:r>
-              <w:rPr>
-                <w:rFonts w:ascii="Cascadia Mono" w:eastAsia="Calibri" w:hAnsi="Cascadia Mono" w:cs="Cascadia Mono"/>
-                <w:color w:val="000000"/>
-                <w:sz w:val="19"/>
-                <w:szCs w:val="19"/>
-                <w:highlight w:val="white"/>
-                <w:lang w:val="en-US"/>
-              </w:rPr>
-              <w:t xml:space="preserve"> </w:t>
-            </w:r>
-            <w:r>
-              <w:rPr>
-                <w:rFonts w:ascii="Cascadia Mono" w:eastAsia="Calibri" w:hAnsi="Cascadia Mono" w:cs="Cascadia Mono"/>
-                <w:color w:val="0000FF"/>
-                <w:sz w:val="19"/>
-                <w:szCs w:val="19"/>
-                <w:highlight w:val="white"/>
-                <w:lang w:val="en-US"/>
-              </w:rPr>
-              <w:t>int</w:t>
-            </w:r>
-            <w:r>
-              <w:rPr>
-                <w:rFonts w:ascii="Cascadia Mono" w:eastAsia="Calibri" w:hAnsi="Cascadia Mono" w:cs="Cascadia Mono"/>
-                <w:color w:val="000000"/>
-                <w:sz w:val="19"/>
-                <w:szCs w:val="19"/>
-                <w:highlight w:val="white"/>
-                <w:lang w:val="en-US"/>
-              </w:rPr>
-              <w:t xml:space="preserve"> dmg = 10;</w:t>
+                <w:sz w:val="19"/>
+                <w:szCs w:val="19"/>
+                <w:highlight w:val="white"/>
+                <w:lang w:val="en-US"/>
+              </w:rPr>
+              <w:t xml:space="preserve">    int hp = 100;</w:t>
             </w:r>
           </w:p>
           <w:p>
@@ -2351,7 +2719,6 @@
               <w:spacing w:after="0" w:line="240" w:lineRule="auto"/>
               <w:rPr>
                 <w:rFonts w:ascii="Cascadia Mono" w:hAnsi="Cascadia Mono" w:cs="Cascadia Mono"/>
-                <w:color w:val="000000"/>
                 <w:sz w:val="19"/>
                 <w:szCs w:val="19"/>
                 <w:highlight w:val="white"/>
@@ -2365,7 +2732,6 @@
               <w:spacing w:after="0" w:line="240" w:lineRule="auto"/>
               <w:rPr>
                 <w:rFonts w:ascii="Cascadia Mono" w:hAnsi="Cascadia Mono" w:cs="Cascadia Mono"/>
-                <w:color w:val="000000"/>
                 <w:sz w:val="19"/>
                 <w:szCs w:val="19"/>
                 <w:highlight w:val="white"/>
@@ -2375,69 +2741,57 @@
             <w:r>
               <w:rPr>
                 <w:rFonts w:ascii="Cascadia Mono" w:eastAsia="Calibri" w:hAnsi="Cascadia Mono" w:cs="Cascadia Mono"/>
-                <w:color w:val="000000"/>
-                <w:sz w:val="19"/>
-                <w:szCs w:val="19"/>
-                <w:highlight w:val="white"/>
-                <w:lang w:val="en-US"/>
-              </w:rPr>
-              <w:t xml:space="preserve">    </w:t>
-            </w:r>
-            <w:r>
-              <w:rPr>
-                <w:rFonts w:ascii="Cascadia Mono" w:eastAsia="Calibri" w:hAnsi="Cascadia Mono" w:cs="Cascadia Mono"/>
-                <w:color w:val="0000FF"/>
-                <w:sz w:val="19"/>
-                <w:szCs w:val="19"/>
-                <w:highlight w:val="white"/>
-                <w:lang w:val="en-US"/>
-              </w:rPr>
-              <w:t>public</w:t>
-            </w:r>
-            <w:r>
-              <w:rPr>
-                <w:rFonts w:ascii="Cascadia Mono" w:eastAsia="Calibri" w:hAnsi="Cascadia Mono" w:cs="Cascadia Mono"/>
-                <w:color w:val="000000"/>
-                <w:sz w:val="19"/>
-                <w:szCs w:val="19"/>
-                <w:highlight w:val="white"/>
-                <w:lang w:val="en-US"/>
-              </w:rPr>
-              <w:t xml:space="preserve"> </w:t>
-            </w:r>
-            <w:r>
-              <w:rPr>
-                <w:rFonts w:ascii="Cascadia Mono" w:eastAsia="Calibri" w:hAnsi="Cascadia Mono" w:cs="Cascadia Mono"/>
-                <w:color w:val="0000FF"/>
-                <w:sz w:val="19"/>
-                <w:szCs w:val="19"/>
-                <w:highlight w:val="white"/>
-                <w:lang w:val="en-US"/>
-              </w:rPr>
-              <w:t>int</w:t>
-            </w:r>
-            <w:r>
-              <w:rPr>
-                <w:rFonts w:ascii="Cascadia Mono" w:eastAsia="Calibri" w:hAnsi="Cascadia Mono" w:cs="Cascadia Mono"/>
-                <w:color w:val="000000"/>
-                <w:sz w:val="19"/>
-                <w:szCs w:val="19"/>
-                <w:highlight w:val="white"/>
-                <w:lang w:val="en-US"/>
-              </w:rPr>
-              <w:t xml:space="preserve"> </w:t>
-            </w:r>
+                <w:sz w:val="19"/>
+                <w:szCs w:val="19"/>
+                <w:highlight w:val="white"/>
+                <w:lang w:val="en-US"/>
+              </w:rPr>
+              <w:t xml:space="preserve">    private void </w:t>
+            </w:r>
+            <w:proofErr w:type="spellStart"/>
             <w:proofErr w:type="gramStart"/>
             <w:r>
               <w:rPr>
                 <w:rFonts w:ascii="Cascadia Mono" w:eastAsia="Calibri" w:hAnsi="Cascadia Mono" w:cs="Cascadia Mono"/>
-                <w:color w:val="000000"/>
-                <w:sz w:val="19"/>
-                <w:szCs w:val="19"/>
-                <w:highlight w:val="white"/>
-                <w:lang w:val="en-US"/>
-              </w:rPr>
-              <w:t>Dmg{</w:t>
+                <w:sz w:val="19"/>
+                <w:szCs w:val="19"/>
+                <w:highlight w:val="white"/>
+                <w:lang w:val="en-US"/>
+              </w:rPr>
+              <w:t>OnCollisionEnter</w:t>
+            </w:r>
+            <w:proofErr w:type="spellEnd"/>
+            <w:r>
+              <w:rPr>
+                <w:rFonts w:ascii="Cascadia Mono" w:eastAsia="Calibri" w:hAnsi="Cascadia Mono" w:cs="Cascadia Mono"/>
+                <w:sz w:val="19"/>
+                <w:szCs w:val="19"/>
+                <w:highlight w:val="white"/>
+                <w:lang w:val="en-US"/>
+              </w:rPr>
+              <w:t>(</w:t>
+            </w:r>
+            <w:proofErr w:type="gramEnd"/>
+            <w:r>
+              <w:rPr>
+                <w:rFonts w:ascii="Cascadia Mono" w:eastAsia="Calibri" w:hAnsi="Cascadia Mono" w:cs="Cascadia Mono"/>
+                <w:sz w:val="19"/>
+                <w:szCs w:val="19"/>
+                <w:highlight w:val="white"/>
+                <w:lang w:val="en-US"/>
+              </w:rPr>
+              <w:t xml:space="preserve">Collision </w:t>
+            </w:r>
+            <w:proofErr w:type="gramStart"/>
+            <w:r>
+              <w:rPr>
+                <w:rFonts w:ascii="Cascadia Mono" w:eastAsia="Calibri" w:hAnsi="Cascadia Mono" w:cs="Cascadia Mono"/>
+                <w:sz w:val="19"/>
+                <w:szCs w:val="19"/>
+                <w:highlight w:val="white"/>
+                <w:lang w:val="en-US"/>
+              </w:rPr>
+              <w:t>collision){</w:t>
             </w:r>
             <w:proofErr w:type="gramEnd"/>
           </w:p>
@@ -2447,7 +2801,6 @@
               <w:spacing w:after="0" w:line="240" w:lineRule="auto"/>
               <w:rPr>
                 <w:rFonts w:ascii="Cascadia Mono" w:hAnsi="Cascadia Mono" w:cs="Cascadia Mono"/>
-                <w:color w:val="000000"/>
                 <w:sz w:val="19"/>
                 <w:szCs w:val="19"/>
                 <w:highlight w:val="white"/>
@@ -2457,82 +2810,47 @@
             <w:r>
               <w:rPr>
                 <w:rFonts w:ascii="Cascadia Mono" w:eastAsia="Calibri" w:hAnsi="Cascadia Mono" w:cs="Cascadia Mono"/>
-                <w:color w:val="000000"/>
-                <w:sz w:val="19"/>
-                <w:szCs w:val="19"/>
-                <w:highlight w:val="white"/>
-                <w:lang w:val="en-US"/>
-              </w:rPr>
-              <w:t xml:space="preserve">        </w:t>
-            </w:r>
-            <w:r>
-              <w:rPr>
-                <w:rFonts w:ascii="Cascadia Mono" w:eastAsia="Calibri" w:hAnsi="Cascadia Mono" w:cs="Cascadia Mono"/>
-                <w:color w:val="0000FF"/>
-                <w:sz w:val="19"/>
-                <w:szCs w:val="19"/>
-                <w:highlight w:val="white"/>
-                <w:lang w:val="en-US"/>
-              </w:rPr>
-              <w:t>get</w:t>
-            </w:r>
-            <w:r>
-              <w:rPr>
-                <w:rFonts w:ascii="Cascadia Mono" w:eastAsia="Calibri" w:hAnsi="Cascadia Mono" w:cs="Cascadia Mono"/>
-                <w:color w:val="000000"/>
-                <w:sz w:val="19"/>
-                <w:szCs w:val="19"/>
-                <w:highlight w:val="white"/>
-                <w:lang w:val="en-US"/>
-              </w:rPr>
-              <w:t xml:space="preserve"> </w:t>
-            </w:r>
+                <w:sz w:val="19"/>
+                <w:szCs w:val="19"/>
+                <w:highlight w:val="white"/>
+                <w:lang w:val="en-US"/>
+              </w:rPr>
+              <w:t xml:space="preserve">        if (</w:t>
+            </w:r>
+            <w:proofErr w:type="spellStart"/>
             <w:proofErr w:type="gramStart"/>
             <w:r>
               <w:rPr>
                 <w:rFonts w:ascii="Cascadia Mono" w:eastAsia="Calibri" w:hAnsi="Cascadia Mono" w:cs="Cascadia Mono"/>
-                <w:color w:val="000000"/>
-                <w:sz w:val="19"/>
-                <w:szCs w:val="19"/>
-                <w:highlight w:val="white"/>
-                <w:lang w:val="en-US"/>
-              </w:rPr>
-              <w:t xml:space="preserve">{ </w:t>
-            </w:r>
-            <w:r>
-              <w:rPr>
-                <w:rFonts w:ascii="Cascadia Mono" w:eastAsia="Calibri" w:hAnsi="Cascadia Mono" w:cs="Cascadia Mono"/>
-                <w:color w:val="0000FF"/>
-                <w:sz w:val="19"/>
-                <w:szCs w:val="19"/>
-                <w:highlight w:val="white"/>
-                <w:lang w:val="en-US"/>
-              </w:rPr>
-              <w:t>return</w:t>
-            </w:r>
+                <w:sz w:val="19"/>
+                <w:szCs w:val="19"/>
+                <w:highlight w:val="white"/>
+                <w:lang w:val="en-US"/>
+              </w:rPr>
+              <w:t>collision.gameObject.TryGetComponent</w:t>
+            </w:r>
+            <w:proofErr w:type="spellEnd"/>
             <w:proofErr w:type="gramEnd"/>
             <w:r>
               <w:rPr>
                 <w:rFonts w:ascii="Cascadia Mono" w:eastAsia="Calibri" w:hAnsi="Cascadia Mono" w:cs="Cascadia Mono"/>
-                <w:color w:val="000000"/>
-                <w:sz w:val="19"/>
-                <w:szCs w:val="19"/>
-                <w:highlight w:val="white"/>
-                <w:lang w:val="en-US"/>
-              </w:rPr>
-              <w:t xml:space="preserve"> dmg</w:t>
+                <w:sz w:val="19"/>
+                <w:szCs w:val="19"/>
+                <w:highlight w:val="white"/>
+                <w:lang w:val="en-US"/>
+              </w:rPr>
+              <w:t>(out Weapon weapon</w:t>
             </w:r>
             <w:proofErr w:type="gramStart"/>
             <w:r>
               <w:rPr>
                 <w:rFonts w:ascii="Cascadia Mono" w:eastAsia="Calibri" w:hAnsi="Cascadia Mono" w:cs="Cascadia Mono"/>
-                <w:color w:val="000000"/>
-                <w:sz w:val="19"/>
-                <w:szCs w:val="19"/>
-                <w:highlight w:val="white"/>
-                <w:lang w:val="en-US"/>
-              </w:rPr>
-              <w:t>; }</w:t>
+                <w:sz w:val="19"/>
+                <w:szCs w:val="19"/>
+                <w:highlight w:val="white"/>
+                <w:lang w:val="en-US"/>
+              </w:rPr>
+              <w:t>)){</w:t>
             </w:r>
             <w:proofErr w:type="gramEnd"/>
           </w:p>
@@ -2542,7 +2860,6 @@
               <w:spacing w:after="0" w:line="240" w:lineRule="auto"/>
               <w:rPr>
                 <w:rFonts w:ascii="Cascadia Mono" w:hAnsi="Cascadia Mono" w:cs="Cascadia Mono"/>
-                <w:color w:val="000000"/>
                 <w:sz w:val="19"/>
                 <w:szCs w:val="19"/>
                 <w:highlight w:val="white"/>
@@ -2552,13 +2869,46 @@
             <w:r>
               <w:rPr>
                 <w:rFonts w:ascii="Cascadia Mono" w:eastAsia="Calibri" w:hAnsi="Cascadia Mono" w:cs="Cascadia Mono"/>
-                <w:color w:val="000000"/>
-                <w:sz w:val="19"/>
-                <w:szCs w:val="19"/>
-                <w:highlight w:val="white"/>
-                <w:lang w:val="en-US"/>
-              </w:rPr>
-              <w:t xml:space="preserve"> </w:t>
+                <w:sz w:val="19"/>
+                <w:szCs w:val="19"/>
+                <w:highlight w:val="white"/>
+                <w:lang w:val="en-US"/>
+              </w:rPr>
+              <w:t xml:space="preserve">            </w:t>
+            </w:r>
+            <w:proofErr w:type="spellStart"/>
+            <w:proofErr w:type="gramStart"/>
+            <w:r>
+              <w:rPr>
+                <w:rFonts w:ascii="Cascadia Mono" w:eastAsia="Calibri" w:hAnsi="Cascadia Mono" w:cs="Cascadia Mono"/>
+                <w:sz w:val="19"/>
+                <w:szCs w:val="19"/>
+                <w:highlight w:val="white"/>
+                <w:lang w:val="en-US"/>
+              </w:rPr>
+              <w:t>this.transform</w:t>
+            </w:r>
+            <w:proofErr w:type="gramEnd"/>
+            <w:r>
+              <w:rPr>
+                <w:rFonts w:ascii="Cascadia Mono" w:eastAsia="Calibri" w:hAnsi="Cascadia Mono" w:cs="Cascadia Mono"/>
+                <w:sz w:val="19"/>
+                <w:szCs w:val="19"/>
+                <w:highlight w:val="white"/>
+                <w:lang w:val="en-US"/>
+              </w:rPr>
+              <w:t>.position</w:t>
+            </w:r>
+            <w:proofErr w:type="spellEnd"/>
+            <w:r>
+              <w:rPr>
+                <w:rFonts w:ascii="Cascadia Mono" w:eastAsia="Calibri" w:hAnsi="Cascadia Mono" w:cs="Cascadia Mono"/>
+                <w:sz w:val="19"/>
+                <w:szCs w:val="19"/>
+                <w:highlight w:val="white"/>
+                <w:lang w:val="en-US"/>
+              </w:rPr>
+              <w:t xml:space="preserve"> += new Vector3(0.3f, 0, 0);</w:t>
             </w:r>
           </w:p>
           <w:p>
@@ -2567,338 +2917,6 @@
               <w:spacing w:after="0" w:line="240" w:lineRule="auto"/>
               <w:rPr>
                 <w:rFonts w:ascii="Cascadia Mono" w:hAnsi="Cascadia Mono" w:cs="Cascadia Mono"/>
-                <w:color w:val="000000"/>
-                <w:sz w:val="19"/>
-                <w:szCs w:val="19"/>
-                <w:highlight w:val="white"/>
-                <w:lang w:val="en-US"/>
-              </w:rPr>
-            </w:pPr>
-            <w:r>
-              <w:rPr>
-                <w:rFonts w:ascii="Cascadia Mono" w:eastAsia="Calibri" w:hAnsi="Cascadia Mono" w:cs="Cascadia Mono"/>
-                <w:color w:val="000000"/>
-                <w:sz w:val="19"/>
-                <w:szCs w:val="19"/>
-                <w:highlight w:val="white"/>
-                <w:lang w:val="en-US"/>
-              </w:rPr>
-              <w:t xml:space="preserve">    }</w:t>
-            </w:r>
-          </w:p>
-          <w:p>
-            <w:pPr>
-              <w:suppressAutoHyphens w:val="0"/>
-              <w:spacing w:after="0" w:line="240" w:lineRule="auto"/>
-              <w:rPr>
-                <w:rFonts w:ascii="Cascadia Mono" w:hAnsi="Cascadia Mono" w:cs="Cascadia Mono"/>
-                <w:color w:val="000000"/>
-                <w:sz w:val="19"/>
-                <w:szCs w:val="19"/>
-                <w:highlight w:val="white"/>
-                <w:lang w:val="en-US"/>
-              </w:rPr>
-            </w:pPr>
-            <w:r>
-              <w:rPr>
-                <w:rFonts w:ascii="Cascadia Mono" w:eastAsia="Calibri" w:hAnsi="Cascadia Mono" w:cs="Cascadia Mono"/>
-                <w:color w:val="000000"/>
-                <w:sz w:val="19"/>
-                <w:szCs w:val="19"/>
-                <w:highlight w:val="white"/>
-                <w:lang w:val="en-US"/>
-              </w:rPr>
-              <w:t>}</w:t>
-            </w:r>
-          </w:p>
-        </w:tc>
-      </w:tr>
-    </w:tbl>
-    <w:p>
-      <w:pPr>
-        <w:suppressAutoHyphens w:val="0"/>
-        <w:spacing w:before="120" w:after="0" w:line="240" w:lineRule="auto"/>
-        <w:jc w:val="center"/>
-        <w:rPr>
-          <w:rFonts w:ascii="Times New Roman" w:hAnsi="Times New Roman"/>
-          <w:sz w:val="28"/>
-          <w:szCs w:val="28"/>
-        </w:rPr>
-      </w:pPr>
-      <w:r>
-        <w:rPr>
-          <w:rFonts w:ascii="Times New Roman" w:hAnsi="Times New Roman"/>
-          <w:sz w:val="28"/>
-          <w:szCs w:val="28"/>
-        </w:rPr>
-        <w:t xml:space="preserve">Листинг кода 8.1 </w:t>
-      </w:r>
-      <w:r>
-        <w:rPr>
-          <w:rFonts w:ascii="Times New Roman" w:hAnsi="Times New Roman"/>
-          <w:sz w:val="28"/>
-          <w:szCs w:val="28"/>
-        </w:rPr>
-        <w:t xml:space="preserve">Скрипт </w:t>
-      </w:r>
-      <w:r>
-        <w:rPr>
-          <w:rFonts w:ascii="Times New Roman" w:hAnsi="Times New Roman"/>
-          <w:sz w:val="28"/>
-          <w:szCs w:val="28"/>
-          <w:lang w:val="en-US"/>
-        </w:rPr>
-        <w:t>Weapon</w:t>
-      </w:r>
-      <w:r>
-        <w:rPr>
-          <w:rFonts w:ascii="Times New Roman" w:hAnsi="Times New Roman"/>
-          <w:sz w:val="28"/>
-          <w:szCs w:val="28"/>
-        </w:rPr>
-        <w:t xml:space="preserve"> </w:t>
-      </w:r>
-      <w:r>
-        <w:rPr>
-          <w:rFonts w:ascii="Times New Roman" w:hAnsi="Times New Roman"/>
-          <w:sz w:val="28"/>
-          <w:szCs w:val="28"/>
-        </w:rPr>
-        <w:t>для реализации механик о</w:t>
-      </w:r>
-      <w:r>
-        <w:rPr>
-          <w:rFonts w:ascii="Times New Roman" w:hAnsi="Times New Roman"/>
-          <w:sz w:val="28"/>
-          <w:szCs w:val="28"/>
-        </w:rPr>
-        <w:t>ружи</w:t>
-      </w:r>
-      <w:r>
-        <w:rPr>
-          <w:rFonts w:ascii="Times New Roman" w:hAnsi="Times New Roman"/>
-          <w:sz w:val="28"/>
-          <w:szCs w:val="28"/>
-        </w:rPr>
-        <w:t>я</w:t>
-      </w:r>
-    </w:p>
-    <w:p>
-      <w:pPr>
-        <w:suppressAutoHyphens w:val="0"/>
-        <w:spacing w:after="0" w:line="240" w:lineRule="auto"/>
-        <w:jc w:val="center"/>
-        <w:rPr>
-          <w:rFonts w:ascii="Times New Roman" w:hAnsi="Times New Roman"/>
-          <w:sz w:val="28"/>
-          <w:szCs w:val="28"/>
-        </w:rPr>
-      </w:pPr>
-    </w:p>
-    <w:tbl>
-      <w:tblPr>
-        <w:tblStyle w:val="TableGrid"/>
-        <w:tblW w:w="10195" w:type="dxa"/>
-        <w:tblLayout w:type="fixed"/>
-        <w:tblLook w:val="04A0" w:firstRow="1" w:lastRow="0" w:firstColumn="1" w:lastColumn="0" w:noHBand="0" w:noVBand="1"/>
-      </w:tblPr>
-      <w:tblGrid>
-        <w:gridCol w:w="10195"/>
-      </w:tblGrid>
-      <w:tr>
-        <w:tc>
-          <w:tcPr>
-            <w:tcW w:w="10195" w:type="dxa"/>
-          </w:tcPr>
-          <w:p>
-            <w:pPr>
-              <w:suppressAutoHyphens w:val="0"/>
-              <w:spacing w:after="0" w:line="240" w:lineRule="auto"/>
-              <w:rPr>
-                <w:rFonts w:ascii="Cascadia Mono" w:hAnsi="Cascadia Mono" w:cs="Cascadia Mono"/>
-                <w:color w:val="000000"/>
-                <w:sz w:val="19"/>
-                <w:szCs w:val="19"/>
-                <w:highlight w:val="white"/>
-                <w:lang w:val="en-US"/>
-              </w:rPr>
-            </w:pPr>
-            <w:r>
-              <w:rPr>
-                <w:rFonts w:ascii="Cascadia Mono" w:eastAsia="Calibri" w:hAnsi="Cascadia Mono" w:cs="Cascadia Mono"/>
-                <w:color w:val="0000FF"/>
-                <w:sz w:val="19"/>
-                <w:szCs w:val="19"/>
-                <w:highlight w:val="white"/>
-                <w:lang w:val="en-US"/>
-              </w:rPr>
-              <w:t>using</w:t>
-            </w:r>
-            <w:r>
-              <w:rPr>
-                <w:rFonts w:ascii="Cascadia Mono" w:eastAsia="Calibri" w:hAnsi="Cascadia Mono" w:cs="Cascadia Mono"/>
-                <w:color w:val="000000"/>
-                <w:sz w:val="19"/>
-                <w:szCs w:val="19"/>
-                <w:highlight w:val="white"/>
-                <w:lang w:val="en-US"/>
-              </w:rPr>
-              <w:t xml:space="preserve"> </w:t>
-            </w:r>
-            <w:proofErr w:type="spellStart"/>
-            <w:proofErr w:type="gramStart"/>
-            <w:r>
-              <w:rPr>
-                <w:rFonts w:ascii="Cascadia Mono" w:eastAsia="Calibri" w:hAnsi="Cascadia Mono" w:cs="Cascadia Mono"/>
-                <w:color w:val="000000"/>
-                <w:sz w:val="19"/>
-                <w:szCs w:val="19"/>
-                <w:highlight w:val="white"/>
-                <w:lang w:val="en-US"/>
-              </w:rPr>
-              <w:t>System.Text.RegularExpressions</w:t>
-            </w:r>
-            <w:proofErr w:type="spellEnd"/>
-            <w:proofErr w:type="gramEnd"/>
-            <w:r>
-              <w:rPr>
-                <w:rFonts w:ascii="Cascadia Mono" w:eastAsia="Calibri" w:hAnsi="Cascadia Mono" w:cs="Cascadia Mono"/>
-                <w:color w:val="000000"/>
-                <w:sz w:val="19"/>
-                <w:szCs w:val="19"/>
-                <w:highlight w:val="white"/>
-                <w:lang w:val="en-US"/>
-              </w:rPr>
-              <w:t>;</w:t>
-            </w:r>
-          </w:p>
-          <w:p>
-            <w:pPr>
-              <w:suppressAutoHyphens w:val="0"/>
-              <w:spacing w:after="0" w:line="240" w:lineRule="auto"/>
-              <w:rPr>
-                <w:rFonts w:ascii="Cascadia Mono" w:hAnsi="Cascadia Mono" w:cs="Cascadia Mono"/>
-                <w:color w:val="000000"/>
-                <w:sz w:val="19"/>
-                <w:szCs w:val="19"/>
-                <w:highlight w:val="white"/>
-                <w:lang w:val="en-US"/>
-              </w:rPr>
-            </w:pPr>
-            <w:r>
-              <w:rPr>
-                <w:rFonts w:ascii="Cascadia Mono" w:eastAsia="Calibri" w:hAnsi="Cascadia Mono" w:cs="Cascadia Mono"/>
-                <w:color w:val="0000FF"/>
-                <w:sz w:val="19"/>
-                <w:szCs w:val="19"/>
-                <w:highlight w:val="white"/>
-                <w:lang w:val="en-US"/>
-              </w:rPr>
-              <w:t>using</w:t>
-            </w:r>
-            <w:r>
-              <w:rPr>
-                <w:rFonts w:ascii="Cascadia Mono" w:eastAsia="Calibri" w:hAnsi="Cascadia Mono" w:cs="Cascadia Mono"/>
-                <w:color w:val="000000"/>
-                <w:sz w:val="19"/>
-                <w:szCs w:val="19"/>
-                <w:highlight w:val="white"/>
-                <w:lang w:val="en-US"/>
-              </w:rPr>
-              <w:t xml:space="preserve"> </w:t>
-            </w:r>
-            <w:proofErr w:type="spellStart"/>
-            <w:r>
-              <w:rPr>
-                <w:rFonts w:ascii="Cascadia Mono" w:eastAsia="Calibri" w:hAnsi="Cascadia Mono" w:cs="Cascadia Mono"/>
-                <w:color w:val="000000"/>
-                <w:sz w:val="19"/>
-                <w:szCs w:val="19"/>
-                <w:highlight w:val="white"/>
-                <w:lang w:val="en-US"/>
-              </w:rPr>
-              <w:t>Unity.VisualScripting</w:t>
-            </w:r>
-            <w:proofErr w:type="spellEnd"/>
-            <w:r>
-              <w:rPr>
-                <w:rFonts w:ascii="Cascadia Mono" w:eastAsia="Calibri" w:hAnsi="Cascadia Mono" w:cs="Cascadia Mono"/>
-                <w:color w:val="000000"/>
-                <w:sz w:val="19"/>
-                <w:szCs w:val="19"/>
-                <w:highlight w:val="white"/>
-                <w:lang w:val="en-US"/>
-              </w:rPr>
-              <w:t>;</w:t>
-            </w:r>
-          </w:p>
-          <w:p>
-            <w:pPr>
-              <w:suppressAutoHyphens w:val="0"/>
-              <w:spacing w:after="0" w:line="240" w:lineRule="auto"/>
-              <w:rPr>
-                <w:rFonts w:ascii="Cascadia Mono" w:hAnsi="Cascadia Mono" w:cs="Cascadia Mono"/>
-                <w:color w:val="000000"/>
-                <w:sz w:val="19"/>
-                <w:szCs w:val="19"/>
-                <w:highlight w:val="white"/>
-                <w:lang w:val="en-US"/>
-              </w:rPr>
-            </w:pPr>
-            <w:r>
-              <w:rPr>
-                <w:rFonts w:ascii="Cascadia Mono" w:eastAsia="Calibri" w:hAnsi="Cascadia Mono" w:cs="Cascadia Mono"/>
-                <w:color w:val="0000FF"/>
-                <w:sz w:val="19"/>
-                <w:szCs w:val="19"/>
-                <w:highlight w:val="white"/>
-                <w:lang w:val="en-US"/>
-              </w:rPr>
-              <w:t>using</w:t>
-            </w:r>
-            <w:r>
-              <w:rPr>
-                <w:rFonts w:ascii="Cascadia Mono" w:eastAsia="Calibri" w:hAnsi="Cascadia Mono" w:cs="Cascadia Mono"/>
-                <w:color w:val="000000"/>
-                <w:sz w:val="19"/>
-                <w:szCs w:val="19"/>
-                <w:highlight w:val="white"/>
-                <w:lang w:val="en-US"/>
-              </w:rPr>
-              <w:t xml:space="preserve"> </w:t>
-            </w:r>
-            <w:proofErr w:type="spellStart"/>
-            <w:r>
-              <w:rPr>
-                <w:rFonts w:ascii="Cascadia Mono" w:eastAsia="Calibri" w:hAnsi="Cascadia Mono" w:cs="Cascadia Mono"/>
-                <w:color w:val="000000"/>
-                <w:sz w:val="19"/>
-                <w:szCs w:val="19"/>
-                <w:highlight w:val="white"/>
-                <w:lang w:val="en-US"/>
-              </w:rPr>
-              <w:t>UnityEngine</w:t>
-            </w:r>
-            <w:proofErr w:type="spellEnd"/>
-            <w:r>
-              <w:rPr>
-                <w:rFonts w:ascii="Cascadia Mono" w:eastAsia="Calibri" w:hAnsi="Cascadia Mono" w:cs="Cascadia Mono"/>
-                <w:color w:val="000000"/>
-                <w:sz w:val="19"/>
-                <w:szCs w:val="19"/>
-                <w:highlight w:val="white"/>
-                <w:lang w:val="en-US"/>
-              </w:rPr>
-              <w:t>;</w:t>
-            </w:r>
-          </w:p>
-          <w:p>
-            <w:pPr>
-              <w:suppressAutoHyphens w:val="0"/>
-              <w:spacing w:after="0" w:line="240" w:lineRule="auto"/>
-              <w:rPr>
-                <w:rFonts w:ascii="Cascadia Mono" w:hAnsi="Cascadia Mono" w:cs="Cascadia Mono"/>
-                <w:color w:val="000000"/>
                 <w:sz w:val="19"/>
                 <w:szCs w:val="19"/>
                 <w:highlight w:val="white"/>
@@ -2912,7 +2930,6 @@
               <w:spacing w:after="0" w:line="240" w:lineRule="auto"/>
               <w:rPr>
                 <w:rFonts w:ascii="Cascadia Mono" w:hAnsi="Cascadia Mono" w:cs="Cascadia Mono"/>
-                <w:color w:val="000000"/>
                 <w:sz w:val="19"/>
                 <w:szCs w:val="19"/>
                 <w:highlight w:val="white"/>
@@ -2922,95 +2939,61 @@
             <w:r>
               <w:rPr>
                 <w:rFonts w:ascii="Cascadia Mono" w:eastAsia="Calibri" w:hAnsi="Cascadia Mono" w:cs="Cascadia Mono"/>
-                <w:color w:val="0000FF"/>
-                <w:sz w:val="19"/>
-                <w:szCs w:val="19"/>
-                <w:highlight w:val="white"/>
-                <w:lang w:val="en-US"/>
-              </w:rPr>
-              <w:t>public</w:t>
-            </w:r>
-            <w:r>
-              <w:rPr>
-                <w:rFonts w:ascii="Cascadia Mono" w:eastAsia="Calibri" w:hAnsi="Cascadia Mono" w:cs="Cascadia Mono"/>
-                <w:color w:val="000000"/>
-                <w:sz w:val="19"/>
-                <w:szCs w:val="19"/>
-                <w:highlight w:val="white"/>
-                <w:lang w:val="en-US"/>
-              </w:rPr>
-              <w:t xml:space="preserve"> </w:t>
-            </w:r>
-            <w:r>
-              <w:rPr>
-                <w:rFonts w:ascii="Cascadia Mono" w:eastAsia="Calibri" w:hAnsi="Cascadia Mono" w:cs="Cascadia Mono"/>
-                <w:color w:val="0000FF"/>
-                <w:sz w:val="19"/>
-                <w:szCs w:val="19"/>
-                <w:highlight w:val="white"/>
-                <w:lang w:val="en-US"/>
-              </w:rPr>
-              <w:t>class</w:t>
-            </w:r>
-            <w:r>
-              <w:rPr>
-                <w:rFonts w:ascii="Cascadia Mono" w:eastAsia="Calibri" w:hAnsi="Cascadia Mono" w:cs="Cascadia Mono"/>
-                <w:color w:val="000000"/>
-                <w:sz w:val="19"/>
-                <w:szCs w:val="19"/>
-                <w:highlight w:val="white"/>
-                <w:lang w:val="en-US"/>
-              </w:rPr>
-              <w:t xml:space="preserve"> </w:t>
-            </w:r>
+                <w:sz w:val="19"/>
+                <w:szCs w:val="19"/>
+                <w:highlight w:val="white"/>
+                <w:lang w:val="en-US"/>
+              </w:rPr>
+              <w:t xml:space="preserve">            </w:t>
+            </w:r>
+            <w:proofErr w:type="spellStart"/>
             <w:proofErr w:type="gramStart"/>
             <w:r>
               <w:rPr>
                 <w:rFonts w:ascii="Cascadia Mono" w:eastAsia="Calibri" w:hAnsi="Cascadia Mono" w:cs="Cascadia Mono"/>
-                <w:color w:val="2B91AF"/>
-                <w:sz w:val="19"/>
-                <w:szCs w:val="19"/>
-                <w:highlight w:val="white"/>
-                <w:lang w:val="en-US"/>
-              </w:rPr>
-              <w:t>Creature</w:t>
-            </w:r>
-            <w:r>
-              <w:rPr>
-                <w:rFonts w:ascii="Cascadia Mono" w:eastAsia="Calibri" w:hAnsi="Cascadia Mono" w:cs="Cascadia Mono"/>
-                <w:color w:val="000000"/>
-                <w:sz w:val="19"/>
-                <w:szCs w:val="19"/>
-                <w:highlight w:val="white"/>
-                <w:lang w:val="en-US"/>
-              </w:rPr>
-              <w:t xml:space="preserve"> :</w:t>
-            </w:r>
+                <w:sz w:val="19"/>
+                <w:szCs w:val="19"/>
+                <w:highlight w:val="white"/>
+                <w:lang w:val="en-US"/>
+              </w:rPr>
+              <w:t>this.hp</w:t>
+            </w:r>
+            <w:proofErr w:type="spellEnd"/>
             <w:proofErr w:type="gramEnd"/>
             <w:r>
               <w:rPr>
                 <w:rFonts w:ascii="Cascadia Mono" w:eastAsia="Calibri" w:hAnsi="Cascadia Mono" w:cs="Cascadia Mono"/>
-                <w:color w:val="000000"/>
-                <w:sz w:val="19"/>
-                <w:szCs w:val="19"/>
-                <w:highlight w:val="white"/>
-                <w:lang w:val="en-US"/>
-              </w:rPr>
-              <w:t xml:space="preserve"> </w:t>
+                <w:sz w:val="19"/>
+                <w:szCs w:val="19"/>
+                <w:highlight w:val="white"/>
+                <w:lang w:val="en-US"/>
+              </w:rPr>
+              <w:t xml:space="preserve"> -= </w:t>
             </w:r>
             <w:proofErr w:type="spellStart"/>
-            <w:r>
-              <w:rPr>
-                <w:rFonts w:ascii="Cascadia Mono" w:eastAsia="Calibri" w:hAnsi="Cascadia Mono" w:cs="Cascadia Mono"/>
-                <w:color w:val="2B91AF"/>
-                <w:sz w:val="19"/>
-                <w:szCs w:val="19"/>
-                <w:highlight w:val="white"/>
-                <w:lang w:val="en-US"/>
-              </w:rPr>
-              <w:t>MonoBehaviour</w:t>
+            <w:proofErr w:type="gramStart"/>
+            <w:r>
+              <w:rPr>
+                <w:rFonts w:ascii="Cascadia Mono" w:eastAsia="Calibri" w:hAnsi="Cascadia Mono" w:cs="Cascadia Mono"/>
+                <w:sz w:val="19"/>
+                <w:szCs w:val="19"/>
+                <w:highlight w:val="white"/>
+                <w:lang w:val="en-US"/>
+              </w:rPr>
+              <w:t>weapon.Dmg</w:t>
             </w:r>
             <w:proofErr w:type="spellEnd"/>
+            <w:proofErr w:type="gramEnd"/>
+            <w:r>
+              <w:rPr>
+                <w:rFonts w:ascii="Cascadia Mono" w:eastAsia="Calibri" w:hAnsi="Cascadia Mono" w:cs="Cascadia Mono"/>
+                <w:sz w:val="19"/>
+                <w:szCs w:val="19"/>
+                <w:highlight w:val="white"/>
+                <w:lang w:val="en-US"/>
+              </w:rPr>
+              <w:t>;</w:t>
+            </w:r>
           </w:p>
           <w:p>
             <w:pPr>
@@ -3018,7 +3001,6 @@
               <w:spacing w:after="0" w:line="240" w:lineRule="auto"/>
               <w:rPr>
                 <w:rFonts w:ascii="Cascadia Mono" w:hAnsi="Cascadia Mono" w:cs="Cascadia Mono"/>
-                <w:color w:val="000000"/>
                 <w:sz w:val="19"/>
                 <w:szCs w:val="19"/>
                 <w:highlight w:val="white"/>
@@ -3028,13 +3010,34 @@
             <w:r>
               <w:rPr>
                 <w:rFonts w:ascii="Cascadia Mono" w:eastAsia="Calibri" w:hAnsi="Cascadia Mono" w:cs="Cascadia Mono"/>
-                <w:color w:val="000000"/>
-                <w:sz w:val="19"/>
-                <w:szCs w:val="19"/>
-                <w:highlight w:val="white"/>
-                <w:lang w:val="en-US"/>
-              </w:rPr>
-              <w:t>{</w:t>
+                <w:sz w:val="19"/>
+                <w:szCs w:val="19"/>
+                <w:highlight w:val="white"/>
+                <w:lang w:val="en-US"/>
+              </w:rPr>
+              <w:t xml:space="preserve">            </w:t>
+            </w:r>
+            <w:proofErr w:type="gramStart"/>
+            <w:r>
+              <w:rPr>
+                <w:rFonts w:ascii="Cascadia Mono" w:eastAsia="Calibri" w:hAnsi="Cascadia Mono" w:cs="Cascadia Mono"/>
+                <w:sz w:val="19"/>
+                <w:szCs w:val="19"/>
+                <w:highlight w:val="white"/>
+                <w:lang w:val="en-US"/>
+              </w:rPr>
+              <w:t>Dead(</w:t>
+            </w:r>
+            <w:proofErr w:type="gramEnd"/>
+            <w:r>
+              <w:rPr>
+                <w:rFonts w:ascii="Cascadia Mono" w:eastAsia="Calibri" w:hAnsi="Cascadia Mono" w:cs="Cascadia Mono"/>
+                <w:sz w:val="19"/>
+                <w:szCs w:val="19"/>
+                <w:highlight w:val="white"/>
+                <w:lang w:val="en-US"/>
+              </w:rPr>
+              <w:t>);</w:t>
             </w:r>
           </w:p>
           <w:p>
@@ -3043,7 +3046,6 @@
               <w:spacing w:after="0" w:line="240" w:lineRule="auto"/>
               <w:rPr>
                 <w:rFonts w:ascii="Cascadia Mono" w:hAnsi="Cascadia Mono" w:cs="Cascadia Mono"/>
-                <w:color w:val="000000"/>
                 <w:sz w:val="19"/>
                 <w:szCs w:val="19"/>
                 <w:highlight w:val="white"/>
@@ -3053,35 +3055,12 @@
             <w:r>
               <w:rPr>
                 <w:rFonts w:ascii="Cascadia Mono" w:eastAsia="Calibri" w:hAnsi="Cascadia Mono" w:cs="Cascadia Mono"/>
-                <w:color w:val="000000"/>
-                <w:sz w:val="19"/>
-                <w:szCs w:val="19"/>
-                <w:highlight w:val="white"/>
-                <w:lang w:val="en-US"/>
-              </w:rPr>
-              <w:t xml:space="preserve">    </w:t>
-            </w:r>
-            <w:r>
-              <w:rPr>
-                <w:rFonts w:ascii="Cascadia Mono" w:eastAsia="Calibri" w:hAnsi="Cascadia Mono" w:cs="Cascadia Mono"/>
-                <w:color w:val="0000FF"/>
-                <w:sz w:val="19"/>
-                <w:szCs w:val="19"/>
-                <w:highlight w:val="white"/>
-                <w:lang w:val="en-US"/>
-              </w:rPr>
-              <w:t>int</w:t>
-            </w:r>
-            <w:r>
-              <w:rPr>
-                <w:rFonts w:ascii="Cascadia Mono" w:eastAsia="Calibri" w:hAnsi="Cascadia Mono" w:cs="Cascadia Mono"/>
-                <w:color w:val="000000"/>
-                <w:sz w:val="19"/>
-                <w:szCs w:val="19"/>
-                <w:highlight w:val="white"/>
-                <w:lang w:val="en-US"/>
-              </w:rPr>
-              <w:t xml:space="preserve"> hp = 100;</w:t>
+                <w:sz w:val="19"/>
+                <w:szCs w:val="19"/>
+                <w:highlight w:val="white"/>
+                <w:lang w:val="en-US"/>
+              </w:rPr>
+              <w:t xml:space="preserve">        }</w:t>
             </w:r>
           </w:p>
           <w:p>
@@ -3090,7 +3069,6 @@
               <w:spacing w:after="0" w:line="240" w:lineRule="auto"/>
               <w:rPr>
                 <w:rFonts w:ascii="Cascadia Mono" w:hAnsi="Cascadia Mono" w:cs="Cascadia Mono"/>
-                <w:color w:val="000000"/>
                 <w:sz w:val="19"/>
                 <w:szCs w:val="19"/>
                 <w:highlight w:val="white"/>
@@ -3104,7 +3082,6 @@
               <w:spacing w:after="0" w:line="240" w:lineRule="auto"/>
               <w:rPr>
                 <w:rFonts w:ascii="Cascadia Mono" w:hAnsi="Cascadia Mono" w:cs="Cascadia Mono"/>
-                <w:color w:val="000000"/>
                 <w:sz w:val="19"/>
                 <w:szCs w:val="19"/>
                 <w:highlight w:val="white"/>
@@ -3114,117 +3091,23 @@
             <w:r>
               <w:rPr>
                 <w:rFonts w:ascii="Cascadia Mono" w:eastAsia="Calibri" w:hAnsi="Cascadia Mono" w:cs="Cascadia Mono"/>
-                <w:color w:val="000000"/>
-                <w:sz w:val="19"/>
-                <w:szCs w:val="19"/>
-                <w:highlight w:val="white"/>
-                <w:lang w:val="en-US"/>
-              </w:rPr>
-              <w:t xml:space="preserve">    </w:t>
-            </w:r>
-            <w:r>
-              <w:rPr>
-                <w:rFonts w:ascii="Cascadia Mono" w:eastAsia="Calibri" w:hAnsi="Cascadia Mono" w:cs="Cascadia Mono"/>
-                <w:color w:val="0000FF"/>
-                <w:sz w:val="19"/>
-                <w:szCs w:val="19"/>
-                <w:highlight w:val="white"/>
-                <w:lang w:val="en-US"/>
-              </w:rPr>
-              <w:t>private</w:t>
-            </w:r>
-            <w:r>
-              <w:rPr>
-                <w:rFonts w:ascii="Cascadia Mono" w:eastAsia="Calibri" w:hAnsi="Cascadia Mono" w:cs="Cascadia Mono"/>
-                <w:color w:val="000000"/>
-                <w:sz w:val="19"/>
-                <w:szCs w:val="19"/>
-                <w:highlight w:val="white"/>
-                <w:lang w:val="en-US"/>
-              </w:rPr>
-              <w:t xml:space="preserve"> </w:t>
-            </w:r>
-            <w:r>
-              <w:rPr>
-                <w:rFonts w:ascii="Cascadia Mono" w:eastAsia="Calibri" w:hAnsi="Cascadia Mono" w:cs="Cascadia Mono"/>
-                <w:color w:val="0000FF"/>
-                <w:sz w:val="19"/>
-                <w:szCs w:val="19"/>
-                <w:highlight w:val="white"/>
-                <w:lang w:val="en-US"/>
-              </w:rPr>
-              <w:t>void</w:t>
-            </w:r>
-            <w:r>
-              <w:rPr>
-                <w:rFonts w:ascii="Cascadia Mono" w:eastAsia="Calibri" w:hAnsi="Cascadia Mono" w:cs="Cascadia Mono"/>
-                <w:color w:val="000000"/>
-                <w:sz w:val="19"/>
-                <w:szCs w:val="19"/>
-                <w:highlight w:val="white"/>
-                <w:lang w:val="en-US"/>
-              </w:rPr>
-              <w:t xml:space="preserve"> </w:t>
-            </w:r>
-            <w:proofErr w:type="spellStart"/>
+                <w:sz w:val="19"/>
+                <w:szCs w:val="19"/>
+                <w:highlight w:val="white"/>
+                <w:lang w:val="en-US"/>
+              </w:rPr>
+              <w:t xml:space="preserve">        void </w:t>
+            </w:r>
             <w:proofErr w:type="gramStart"/>
             <w:r>
               <w:rPr>
                 <w:rFonts w:ascii="Cascadia Mono" w:eastAsia="Calibri" w:hAnsi="Cascadia Mono" w:cs="Cascadia Mono"/>
-                <w:color w:val="0000FF"/>
-                <w:sz w:val="19"/>
-                <w:szCs w:val="19"/>
-                <w:highlight w:val="white"/>
-                <w:lang w:val="en-US"/>
-              </w:rPr>
-              <w:t>OnCollisionEnter</w:t>
-            </w:r>
-            <w:proofErr w:type="spellEnd"/>
-            <w:r>
-              <w:rPr>
-                <w:rFonts w:ascii="Cascadia Mono" w:eastAsia="Calibri" w:hAnsi="Cascadia Mono" w:cs="Cascadia Mono"/>
-                <w:color w:val="000000"/>
-                <w:sz w:val="19"/>
-                <w:szCs w:val="19"/>
-                <w:highlight w:val="white"/>
-                <w:lang w:val="en-US"/>
-              </w:rPr>
-              <w:t>(</w:t>
-            </w:r>
-            <w:proofErr w:type="gramEnd"/>
-            <w:r>
-              <w:rPr>
-                <w:rFonts w:ascii="Cascadia Mono" w:eastAsia="Calibri" w:hAnsi="Cascadia Mono" w:cs="Cascadia Mono"/>
-                <w:color w:val="2B91AF"/>
-                <w:sz w:val="19"/>
-                <w:szCs w:val="19"/>
-                <w:highlight w:val="white"/>
-                <w:lang w:val="en-US"/>
-              </w:rPr>
-              <w:t>Collision</w:t>
-            </w:r>
-            <w:r>
-              <w:rPr>
-                <w:rFonts w:ascii="Cascadia Mono" w:eastAsia="Calibri" w:hAnsi="Cascadia Mono" w:cs="Cascadia Mono"/>
-                <w:color w:val="000000"/>
-                <w:sz w:val="19"/>
-                <w:szCs w:val="19"/>
-                <w:highlight w:val="white"/>
-                <w:lang w:val="en-US"/>
-              </w:rPr>
-              <w:t xml:space="preserve"> </w:t>
-            </w:r>
-            <w:proofErr w:type="gramStart"/>
-            <w:r>
-              <w:rPr>
-                <w:rFonts w:ascii="Cascadia Mono" w:eastAsia="Calibri" w:hAnsi="Cascadia Mono" w:cs="Cascadia Mono"/>
-                <w:color w:val="000000"/>
-                <w:sz w:val="19"/>
-                <w:szCs w:val="19"/>
-                <w:highlight w:val="white"/>
-                <w:lang w:val="en-US"/>
-              </w:rPr>
-              <w:t>collision){</w:t>
+                <w:sz w:val="19"/>
+                <w:szCs w:val="19"/>
+                <w:highlight w:val="white"/>
+                <w:lang w:val="en-US"/>
+              </w:rPr>
+              <w:t>Dead(){</w:t>
             </w:r>
             <w:proofErr w:type="gramEnd"/>
           </w:p>
@@ -3234,7 +3117,6 @@
               <w:spacing w:after="0" w:line="240" w:lineRule="auto"/>
               <w:rPr>
                 <w:rFonts w:ascii="Cascadia Mono" w:hAnsi="Cascadia Mono" w:cs="Cascadia Mono"/>
-                <w:color w:val="000000"/>
                 <w:sz w:val="19"/>
                 <w:szCs w:val="19"/>
                 <w:highlight w:val="white"/>
@@ -3244,117 +3126,57 @@
             <w:r>
               <w:rPr>
                 <w:rFonts w:ascii="Cascadia Mono" w:eastAsia="Calibri" w:hAnsi="Cascadia Mono" w:cs="Cascadia Mono"/>
-                <w:color w:val="000000"/>
-                <w:sz w:val="19"/>
-                <w:szCs w:val="19"/>
-                <w:highlight w:val="white"/>
-                <w:lang w:val="en-US"/>
-              </w:rPr>
-              <w:t xml:space="preserve">        </w:t>
-            </w:r>
-            <w:r>
-              <w:rPr>
-                <w:rFonts w:ascii="Cascadia Mono" w:eastAsia="Calibri" w:hAnsi="Cascadia Mono" w:cs="Cascadia Mono"/>
-                <w:color w:val="0000FF"/>
-                <w:sz w:val="19"/>
-                <w:szCs w:val="19"/>
-                <w:highlight w:val="white"/>
-                <w:lang w:val="en-US"/>
-              </w:rPr>
-              <w:t>if</w:t>
-            </w:r>
-            <w:r>
-              <w:rPr>
-                <w:rFonts w:ascii="Cascadia Mono" w:eastAsia="Calibri" w:hAnsi="Cascadia Mono" w:cs="Cascadia Mono"/>
-                <w:color w:val="000000"/>
-                <w:sz w:val="19"/>
-                <w:szCs w:val="19"/>
-                <w:highlight w:val="white"/>
-                <w:lang w:val="en-US"/>
-              </w:rPr>
-              <w:t xml:space="preserve"> (</w:t>
+                <w:sz w:val="19"/>
+                <w:szCs w:val="19"/>
+                <w:highlight w:val="white"/>
+                <w:lang w:val="en-US"/>
+              </w:rPr>
+              <w:t xml:space="preserve">            </w:t>
+            </w:r>
+            <w:proofErr w:type="gramStart"/>
+            <w:r>
+              <w:rPr>
+                <w:rFonts w:ascii="Cascadia Mono" w:eastAsia="Calibri" w:hAnsi="Cascadia Mono" w:cs="Cascadia Mono"/>
+                <w:sz w:val="19"/>
+                <w:szCs w:val="19"/>
+                <w:highlight w:val="white"/>
+                <w:lang w:val="en-US"/>
+              </w:rPr>
+              <w:t>if(</w:t>
             </w:r>
             <w:proofErr w:type="spellStart"/>
-            <w:proofErr w:type="gramStart"/>
-            <w:r>
-              <w:rPr>
-                <w:rFonts w:ascii="Cascadia Mono" w:eastAsia="Calibri" w:hAnsi="Cascadia Mono" w:cs="Cascadia Mono"/>
-                <w:color w:val="000000"/>
-                <w:sz w:val="19"/>
-                <w:szCs w:val="19"/>
-                <w:highlight w:val="white"/>
-                <w:lang w:val="en-US"/>
-              </w:rPr>
-              <w:t>collision.gameObject.TryGetComponent</w:t>
+            <w:r>
+              <w:rPr>
+                <w:rFonts w:ascii="Cascadia Mono" w:eastAsia="Calibri" w:hAnsi="Cascadia Mono" w:cs="Cascadia Mono"/>
+                <w:sz w:val="19"/>
+                <w:szCs w:val="19"/>
+                <w:highlight w:val="white"/>
+                <w:lang w:val="en-US"/>
+              </w:rPr>
+              <w:t>this.hp</w:t>
             </w:r>
             <w:proofErr w:type="spellEnd"/>
             <w:proofErr w:type="gramEnd"/>
             <w:r>
               <w:rPr>
                 <w:rFonts w:ascii="Cascadia Mono" w:eastAsia="Calibri" w:hAnsi="Cascadia Mono" w:cs="Cascadia Mono"/>
-                <w:color w:val="000000"/>
-                <w:sz w:val="19"/>
-                <w:szCs w:val="19"/>
-                <w:highlight w:val="white"/>
-                <w:lang w:val="en-US"/>
-              </w:rPr>
-              <w:t>(</w:t>
-            </w:r>
-            <w:r>
-              <w:rPr>
-                <w:rFonts w:ascii="Cascadia Mono" w:eastAsia="Calibri" w:hAnsi="Cascadia Mono" w:cs="Cascadia Mono"/>
-                <w:color w:val="0000FF"/>
-                <w:sz w:val="19"/>
-                <w:szCs w:val="19"/>
-                <w:highlight w:val="white"/>
-                <w:lang w:val="en-US"/>
-              </w:rPr>
-              <w:t>out</w:t>
-            </w:r>
-            <w:r>
-              <w:rPr>
-                <w:rFonts w:ascii="Cascadia Mono" w:eastAsia="Calibri" w:hAnsi="Cascadia Mono" w:cs="Cascadia Mono"/>
-                <w:color w:val="000000"/>
-                <w:sz w:val="19"/>
-                <w:szCs w:val="19"/>
-                <w:highlight w:val="white"/>
-                <w:lang w:val="en-US"/>
-              </w:rPr>
-              <w:t xml:space="preserve"> </w:t>
-            </w:r>
-            <w:r>
-              <w:rPr>
-                <w:rFonts w:ascii="Cascadia Mono" w:eastAsia="Calibri" w:hAnsi="Cascadia Mono" w:cs="Cascadia Mono"/>
-                <w:color w:val="2B91AF"/>
-                <w:sz w:val="19"/>
-                <w:szCs w:val="19"/>
-                <w:highlight w:val="white"/>
-                <w:lang w:val="en-US"/>
-              </w:rPr>
-              <w:t>Weapon</w:t>
-            </w:r>
-            <w:r>
-              <w:rPr>
-                <w:rFonts w:ascii="Cascadia Mono" w:eastAsia="Calibri" w:hAnsi="Cascadia Mono" w:cs="Cascadia Mono"/>
-                <w:color w:val="000000"/>
-                <w:sz w:val="19"/>
-                <w:szCs w:val="19"/>
-                <w:highlight w:val="white"/>
-                <w:lang w:val="en-US"/>
-              </w:rPr>
-              <w:t xml:space="preserve"> weapon</w:t>
+                <w:sz w:val="19"/>
+                <w:szCs w:val="19"/>
+                <w:highlight w:val="white"/>
+                <w:lang w:val="en-US"/>
+              </w:rPr>
+              <w:t xml:space="preserve"> &lt;= </w:t>
             </w:r>
             <w:proofErr w:type="gramStart"/>
             <w:r>
               <w:rPr>
                 <w:rFonts w:ascii="Cascadia Mono" w:eastAsia="Calibri" w:hAnsi="Cascadia Mono" w:cs="Cascadia Mono"/>
-                <w:color w:val="000000"/>
-                <w:sz w:val="19"/>
-                <w:szCs w:val="19"/>
-                <w:highlight w:val="white"/>
-                <w:lang w:val="en-US"/>
-              </w:rPr>
-              <w:t>)){</w:t>
+                <w:sz w:val="19"/>
+                <w:szCs w:val="19"/>
+                <w:highlight w:val="white"/>
+                <w:lang w:val="en-US"/>
+              </w:rPr>
+              <w:t>0){</w:t>
             </w:r>
             <w:proofErr w:type="gramEnd"/>
           </w:p>
@@ -3364,7 +3186,6 @@
               <w:spacing w:after="0" w:line="240" w:lineRule="auto"/>
               <w:rPr>
                 <w:rFonts w:ascii="Cascadia Mono" w:hAnsi="Cascadia Mono" w:cs="Cascadia Mono"/>
-                <w:color w:val="000000"/>
                 <w:sz w:val="19"/>
                 <w:szCs w:val="19"/>
                 <w:highlight w:val="white"/>
@@ -3374,105 +3195,36 @@
             <w:r>
               <w:rPr>
                 <w:rFonts w:ascii="Cascadia Mono" w:eastAsia="Calibri" w:hAnsi="Cascadia Mono" w:cs="Cascadia Mono"/>
-                <w:color w:val="000000"/>
-                <w:sz w:val="19"/>
-                <w:szCs w:val="19"/>
-                <w:highlight w:val="white"/>
-                <w:lang w:val="en-US"/>
-              </w:rPr>
-              <w:t xml:space="preserve">            </w:t>
+                <w:sz w:val="19"/>
+                <w:szCs w:val="19"/>
+                <w:highlight w:val="white"/>
+                <w:lang w:val="en-US"/>
+              </w:rPr>
+              <w:t xml:space="preserve">                Destroy(</w:t>
             </w:r>
             <w:proofErr w:type="spellStart"/>
             <w:proofErr w:type="gramStart"/>
             <w:r>
               <w:rPr>
                 <w:rFonts w:ascii="Cascadia Mono" w:eastAsia="Calibri" w:hAnsi="Cascadia Mono" w:cs="Cascadia Mono"/>
-                <w:color w:val="0000FF"/>
-                <w:sz w:val="19"/>
-                <w:szCs w:val="19"/>
-                <w:highlight w:val="white"/>
-                <w:lang w:val="en-US"/>
-              </w:rPr>
-              <w:t>this</w:t>
-            </w:r>
-            <w:r>
-              <w:rPr>
-                <w:rFonts w:ascii="Cascadia Mono" w:eastAsia="Calibri" w:hAnsi="Cascadia Mono" w:cs="Cascadia Mono"/>
-                <w:color w:val="000000"/>
-                <w:sz w:val="19"/>
-                <w:szCs w:val="19"/>
-                <w:highlight w:val="white"/>
-                <w:lang w:val="en-US"/>
-              </w:rPr>
-              <w:t>.transform</w:t>
-            </w:r>
+                <w:sz w:val="19"/>
+                <w:szCs w:val="19"/>
+                <w:highlight w:val="white"/>
+                <w:lang w:val="en-US"/>
+              </w:rPr>
+              <w:t>this.gameObject</w:t>
+            </w:r>
+            <w:proofErr w:type="spellEnd"/>
             <w:proofErr w:type="gramEnd"/>
             <w:r>
               <w:rPr>
                 <w:rFonts w:ascii="Cascadia Mono" w:eastAsia="Calibri" w:hAnsi="Cascadia Mono" w:cs="Cascadia Mono"/>
-                <w:color w:val="000000"/>
-                <w:sz w:val="19"/>
-                <w:szCs w:val="19"/>
-                <w:highlight w:val="white"/>
-                <w:lang w:val="en-US"/>
-              </w:rPr>
-              <w:t>.position</w:t>
-            </w:r>
-            <w:proofErr w:type="spellEnd"/>
-            <w:r>
-              <w:rPr>
-                <w:rFonts w:ascii="Cascadia Mono" w:eastAsia="Calibri" w:hAnsi="Cascadia Mono" w:cs="Cascadia Mono"/>
-                <w:color w:val="000000"/>
-                <w:sz w:val="19"/>
-                <w:szCs w:val="19"/>
-                <w:highlight w:val="white"/>
-                <w:lang w:val="en-US"/>
-              </w:rPr>
-              <w:t xml:space="preserve"> += </w:t>
-            </w:r>
-            <w:r>
-              <w:rPr>
-                <w:rFonts w:ascii="Cascadia Mono" w:eastAsia="Calibri" w:hAnsi="Cascadia Mono" w:cs="Cascadia Mono"/>
-                <w:color w:val="0000FF"/>
-                <w:sz w:val="19"/>
-                <w:szCs w:val="19"/>
-                <w:highlight w:val="white"/>
-                <w:lang w:val="en-US"/>
-              </w:rPr>
-              <w:t>new</w:t>
-            </w:r>
-            <w:r>
-              <w:rPr>
-                <w:rFonts w:ascii="Cascadia Mono" w:eastAsia="Calibri" w:hAnsi="Cascadia Mono" w:cs="Cascadia Mono"/>
-                <w:color w:val="000000"/>
-                <w:sz w:val="19"/>
-                <w:szCs w:val="19"/>
-                <w:highlight w:val="white"/>
-                <w:lang w:val="en-US"/>
-              </w:rPr>
-              <w:t xml:space="preserve"> </w:t>
-            </w:r>
-            <w:r>
-              <w:rPr>
-                <w:rFonts w:ascii="Cascadia Mono" w:eastAsia="Calibri" w:hAnsi="Cascadia Mono" w:cs="Cascadia Mono"/>
-                <w:color w:val="2B91AF"/>
-                <w:sz w:val="19"/>
-                <w:szCs w:val="19"/>
-                <w:highlight w:val="white"/>
-                <w:lang w:val="en-US"/>
-              </w:rPr>
-              <w:t>Vector3</w:t>
-            </w:r>
-            <w:r>
-              <w:rPr>
-                <w:rFonts w:ascii="Cascadia Mono" w:eastAsia="Calibri" w:hAnsi="Cascadia Mono" w:cs="Cascadia Mono"/>
-                <w:color w:val="000000"/>
-                <w:sz w:val="19"/>
-                <w:szCs w:val="19"/>
-                <w:highlight w:val="white"/>
-                <w:lang w:val="en-US"/>
-              </w:rPr>
-              <w:t>(0.3f, 0, 0);</w:t>
+                <w:sz w:val="19"/>
+                <w:szCs w:val="19"/>
+                <w:highlight w:val="white"/>
+                <w:lang w:val="en-US"/>
+              </w:rPr>
+              <w:t>);</w:t>
             </w:r>
           </w:p>
           <w:p>
@@ -3481,13 +3233,22 @@
               <w:spacing w:after="0" w:line="240" w:lineRule="auto"/>
               <w:rPr>
                 <w:rFonts w:ascii="Cascadia Mono" w:hAnsi="Cascadia Mono" w:cs="Cascadia Mono"/>
-                <w:color w:val="000000"/>
                 <w:sz w:val="19"/>
                 <w:szCs w:val="19"/>
                 <w:highlight w:val="white"/>
                 <w:lang w:val="en-US"/>
               </w:rPr>
             </w:pPr>
+            <w:r>
+              <w:rPr>
+                <w:rFonts w:ascii="Cascadia Mono" w:eastAsia="Calibri" w:hAnsi="Cascadia Mono" w:cs="Cascadia Mono"/>
+                <w:sz w:val="19"/>
+                <w:szCs w:val="19"/>
+                <w:highlight w:val="white"/>
+                <w:lang w:val="en-US"/>
+              </w:rPr>
+              <w:t xml:space="preserve">            }</w:t>
+            </w:r>
           </w:p>
           <w:p>
             <w:pPr>
@@ -3495,7 +3256,6 @@
               <w:spacing w:after="0" w:line="240" w:lineRule="auto"/>
               <w:rPr>
                 <w:rFonts w:ascii="Cascadia Mono" w:hAnsi="Cascadia Mono" w:cs="Cascadia Mono"/>
-                <w:color w:val="000000"/>
                 <w:sz w:val="19"/>
                 <w:szCs w:val="19"/>
                 <w:highlight w:val="white"/>
@@ -3505,76 +3265,12 @@
             <w:r>
               <w:rPr>
                 <w:rFonts w:ascii="Cascadia Mono" w:eastAsia="Calibri" w:hAnsi="Cascadia Mono" w:cs="Cascadia Mono"/>
-                <w:color w:val="000000"/>
-                <w:sz w:val="19"/>
-                <w:szCs w:val="19"/>
-                <w:highlight w:val="white"/>
-                <w:lang w:val="en-US"/>
-              </w:rPr>
-              <w:t xml:space="preserve">            </w:t>
-            </w:r>
-            <w:proofErr w:type="spellStart"/>
-            <w:proofErr w:type="gramStart"/>
-            <w:r>
-              <w:rPr>
-                <w:rFonts w:ascii="Cascadia Mono" w:eastAsia="Calibri" w:hAnsi="Cascadia Mono" w:cs="Cascadia Mono"/>
-                <w:color w:val="0000FF"/>
-                <w:sz w:val="19"/>
-                <w:szCs w:val="19"/>
-                <w:highlight w:val="white"/>
-                <w:lang w:val="en-US"/>
-              </w:rPr>
-              <w:t>this</w:t>
-            </w:r>
-            <w:r>
-              <w:rPr>
-                <w:rFonts w:ascii="Cascadia Mono" w:eastAsia="Calibri" w:hAnsi="Cascadia Mono" w:cs="Cascadia Mono"/>
-                <w:color w:val="000000"/>
-                <w:sz w:val="19"/>
-                <w:szCs w:val="19"/>
-                <w:highlight w:val="white"/>
-                <w:lang w:val="en-US"/>
-              </w:rPr>
-              <w:t>.hp</w:t>
-            </w:r>
-            <w:proofErr w:type="spellEnd"/>
-            <w:proofErr w:type="gramEnd"/>
-            <w:r>
-              <w:rPr>
-                <w:rFonts w:ascii="Cascadia Mono" w:eastAsia="Calibri" w:hAnsi="Cascadia Mono" w:cs="Cascadia Mono"/>
-                <w:color w:val="000000"/>
-                <w:sz w:val="19"/>
-                <w:szCs w:val="19"/>
-                <w:highlight w:val="white"/>
-                <w:lang w:val="en-US"/>
-              </w:rPr>
-              <w:t xml:space="preserve"> -= </w:t>
-            </w:r>
-            <w:proofErr w:type="spellStart"/>
-            <w:proofErr w:type="gramStart"/>
-            <w:r>
-              <w:rPr>
-                <w:rFonts w:ascii="Cascadia Mono" w:eastAsia="Calibri" w:hAnsi="Cascadia Mono" w:cs="Cascadia Mono"/>
-                <w:color w:val="000000"/>
-                <w:sz w:val="19"/>
-                <w:szCs w:val="19"/>
-                <w:highlight w:val="white"/>
-                <w:lang w:val="en-US"/>
-              </w:rPr>
-              <w:t>weapon.Dmg</w:t>
-            </w:r>
-            <w:proofErr w:type="spellEnd"/>
-            <w:proofErr w:type="gramEnd"/>
-            <w:r>
-              <w:rPr>
-                <w:rFonts w:ascii="Cascadia Mono" w:eastAsia="Calibri" w:hAnsi="Cascadia Mono" w:cs="Cascadia Mono"/>
-                <w:color w:val="000000"/>
-                <w:sz w:val="19"/>
-                <w:szCs w:val="19"/>
-                <w:highlight w:val="white"/>
-                <w:lang w:val="en-US"/>
-              </w:rPr>
-              <w:t>;</w:t>
+                <w:sz w:val="19"/>
+                <w:szCs w:val="19"/>
+                <w:highlight w:val="white"/>
+                <w:lang w:val="en-US"/>
+              </w:rPr>
+              <w:t xml:space="preserve">        }</w:t>
             </w:r>
           </w:p>
           <w:p>
@@ -3583,373 +3279,14 @@
               <w:spacing w:after="0" w:line="240" w:lineRule="auto"/>
               <w:rPr>
                 <w:rFonts w:ascii="Cascadia Mono" w:hAnsi="Cascadia Mono" w:cs="Cascadia Mono"/>
-                <w:color w:val="000000"/>
-                <w:sz w:val="19"/>
-                <w:szCs w:val="19"/>
-                <w:highlight w:val="white"/>
-                <w:lang w:val="en-US"/>
+                <w:sz w:val="19"/>
+                <w:szCs w:val="19"/>
+                <w:highlight w:val="white"/>
               </w:rPr>
             </w:pPr>
             <w:r>
               <w:rPr>
                 <w:rFonts w:ascii="Cascadia Mono" w:eastAsia="Calibri" w:hAnsi="Cascadia Mono" w:cs="Cascadia Mono"/>
-                <w:color w:val="000000"/>
-                <w:sz w:val="19"/>
-                <w:szCs w:val="19"/>
-                <w:highlight w:val="white"/>
-                <w:lang w:val="en-US"/>
-              </w:rPr>
-              <w:t xml:space="preserve">            </w:t>
-            </w:r>
-            <w:proofErr w:type="gramStart"/>
-            <w:r>
-              <w:rPr>
-                <w:rFonts w:ascii="Cascadia Mono" w:eastAsia="Calibri" w:hAnsi="Cascadia Mono" w:cs="Cascadia Mono"/>
-                <w:color w:val="000000"/>
-                <w:sz w:val="19"/>
-                <w:szCs w:val="19"/>
-                <w:highlight w:val="white"/>
-                <w:lang w:val="en-US"/>
-              </w:rPr>
-              <w:t>Dead(</w:t>
-            </w:r>
-            <w:proofErr w:type="gramEnd"/>
-            <w:r>
-              <w:rPr>
-                <w:rFonts w:ascii="Cascadia Mono" w:eastAsia="Calibri" w:hAnsi="Cascadia Mono" w:cs="Cascadia Mono"/>
-                <w:color w:val="000000"/>
-                <w:sz w:val="19"/>
-                <w:szCs w:val="19"/>
-                <w:highlight w:val="white"/>
-                <w:lang w:val="en-US"/>
-              </w:rPr>
-              <w:t>);</w:t>
-            </w:r>
-          </w:p>
-          <w:p>
-            <w:pPr>
-              <w:suppressAutoHyphens w:val="0"/>
-              <w:spacing w:after="0" w:line="240" w:lineRule="auto"/>
-              <w:rPr>
-                <w:rFonts w:ascii="Cascadia Mono" w:hAnsi="Cascadia Mono" w:cs="Cascadia Mono"/>
-                <w:color w:val="000000"/>
-                <w:sz w:val="19"/>
-                <w:szCs w:val="19"/>
-                <w:highlight w:val="white"/>
-                <w:lang w:val="en-US"/>
-              </w:rPr>
-            </w:pPr>
-            <w:r>
-              <w:rPr>
-                <w:rFonts w:ascii="Cascadia Mono" w:eastAsia="Calibri" w:hAnsi="Cascadia Mono" w:cs="Cascadia Mono"/>
-                <w:color w:val="000000"/>
-                <w:sz w:val="19"/>
-                <w:szCs w:val="19"/>
-                <w:highlight w:val="white"/>
-                <w:lang w:val="en-US"/>
-              </w:rPr>
-              <w:t xml:space="preserve">        }</w:t>
-            </w:r>
-          </w:p>
-          <w:p>
-            <w:pPr>
-              <w:suppressAutoHyphens w:val="0"/>
-              <w:spacing w:after="0" w:line="240" w:lineRule="auto"/>
-              <w:rPr>
-                <w:rFonts w:ascii="Cascadia Mono" w:hAnsi="Cascadia Mono" w:cs="Cascadia Mono"/>
-                <w:color w:val="000000"/>
-                <w:sz w:val="19"/>
-                <w:szCs w:val="19"/>
-                <w:highlight w:val="white"/>
-                <w:lang w:val="en-US"/>
-              </w:rPr>
-            </w:pPr>
-          </w:p>
-          <w:p>
-            <w:pPr>
-              <w:suppressAutoHyphens w:val="0"/>
-              <w:spacing w:after="0" w:line="240" w:lineRule="auto"/>
-              <w:rPr>
-                <w:rFonts w:ascii="Cascadia Mono" w:hAnsi="Cascadia Mono" w:cs="Cascadia Mono"/>
-                <w:color w:val="000000"/>
-                <w:sz w:val="19"/>
-                <w:szCs w:val="19"/>
-                <w:highlight w:val="white"/>
-                <w:lang w:val="en-US"/>
-              </w:rPr>
-            </w:pPr>
-            <w:r>
-              <w:rPr>
-                <w:rFonts w:ascii="Cascadia Mono" w:eastAsia="Calibri" w:hAnsi="Cascadia Mono" w:cs="Cascadia Mono"/>
-                <w:color w:val="000000"/>
-                <w:sz w:val="19"/>
-                <w:szCs w:val="19"/>
-                <w:highlight w:val="white"/>
-                <w:lang w:val="en-US"/>
-              </w:rPr>
-              <w:t xml:space="preserve">        </w:t>
-            </w:r>
-            <w:r>
-              <w:rPr>
-                <w:rFonts w:ascii="Cascadia Mono" w:eastAsia="Calibri" w:hAnsi="Cascadia Mono" w:cs="Cascadia Mono"/>
-                <w:color w:val="0000FF"/>
-                <w:sz w:val="19"/>
-                <w:szCs w:val="19"/>
-                <w:highlight w:val="white"/>
-                <w:lang w:val="en-US"/>
-              </w:rPr>
-              <w:t>void</w:t>
-            </w:r>
-            <w:r>
-              <w:rPr>
-                <w:rFonts w:ascii="Cascadia Mono" w:eastAsia="Calibri" w:hAnsi="Cascadia Mono" w:cs="Cascadia Mono"/>
-                <w:color w:val="000000"/>
-                <w:sz w:val="19"/>
-                <w:szCs w:val="19"/>
-                <w:highlight w:val="white"/>
-                <w:lang w:val="en-US"/>
-              </w:rPr>
-              <w:t xml:space="preserve"> </w:t>
-            </w:r>
-            <w:proofErr w:type="gramStart"/>
-            <w:r>
-              <w:rPr>
-                <w:rFonts w:ascii="Cascadia Mono" w:eastAsia="Calibri" w:hAnsi="Cascadia Mono" w:cs="Cascadia Mono"/>
-                <w:color w:val="000000"/>
-                <w:sz w:val="19"/>
-                <w:szCs w:val="19"/>
-                <w:highlight w:val="white"/>
-                <w:lang w:val="en-US"/>
-              </w:rPr>
-              <w:t>Dead(){</w:t>
-            </w:r>
-            <w:proofErr w:type="gramEnd"/>
-          </w:p>
-          <w:p>
-            <w:pPr>
-              <w:suppressAutoHyphens w:val="0"/>
-              <w:spacing w:after="0" w:line="240" w:lineRule="auto"/>
-              <w:rPr>
-                <w:rFonts w:ascii="Cascadia Mono" w:hAnsi="Cascadia Mono" w:cs="Cascadia Mono"/>
-                <w:color w:val="000000"/>
-                <w:sz w:val="19"/>
-                <w:szCs w:val="19"/>
-                <w:highlight w:val="white"/>
-                <w:lang w:val="en-US"/>
-              </w:rPr>
-            </w:pPr>
-            <w:r>
-              <w:rPr>
-                <w:rFonts w:ascii="Cascadia Mono" w:eastAsia="Calibri" w:hAnsi="Cascadia Mono" w:cs="Cascadia Mono"/>
-                <w:color w:val="000000"/>
-                <w:sz w:val="19"/>
-                <w:szCs w:val="19"/>
-                <w:highlight w:val="white"/>
-                <w:lang w:val="en-US"/>
-              </w:rPr>
-              <w:t xml:space="preserve">            </w:t>
-            </w:r>
-            <w:proofErr w:type="gramStart"/>
-            <w:r>
-              <w:rPr>
-                <w:rFonts w:ascii="Cascadia Mono" w:eastAsia="Calibri" w:hAnsi="Cascadia Mono" w:cs="Cascadia Mono"/>
-                <w:color w:val="0000FF"/>
-                <w:sz w:val="19"/>
-                <w:szCs w:val="19"/>
-                <w:highlight w:val="white"/>
-                <w:lang w:val="en-US"/>
-              </w:rPr>
-              <w:t>if</w:t>
-            </w:r>
-            <w:r>
-              <w:rPr>
-                <w:rFonts w:ascii="Cascadia Mono" w:eastAsia="Calibri" w:hAnsi="Cascadia Mono" w:cs="Cascadia Mono"/>
-                <w:color w:val="000000"/>
-                <w:sz w:val="19"/>
-                <w:szCs w:val="19"/>
-                <w:highlight w:val="white"/>
-                <w:lang w:val="en-US"/>
-              </w:rPr>
-              <w:t>(</w:t>
-            </w:r>
-            <w:proofErr w:type="spellStart"/>
-            <w:r>
-              <w:rPr>
-                <w:rFonts w:ascii="Cascadia Mono" w:eastAsia="Calibri" w:hAnsi="Cascadia Mono" w:cs="Cascadia Mono"/>
-                <w:color w:val="0000FF"/>
-                <w:sz w:val="19"/>
-                <w:szCs w:val="19"/>
-                <w:highlight w:val="white"/>
-                <w:lang w:val="en-US"/>
-              </w:rPr>
-              <w:t>this</w:t>
-            </w:r>
-            <w:r>
-              <w:rPr>
-                <w:rFonts w:ascii="Cascadia Mono" w:eastAsia="Calibri" w:hAnsi="Cascadia Mono" w:cs="Cascadia Mono"/>
-                <w:color w:val="000000"/>
-                <w:sz w:val="19"/>
-                <w:szCs w:val="19"/>
-                <w:highlight w:val="white"/>
-                <w:lang w:val="en-US"/>
-              </w:rPr>
-              <w:t>.hp</w:t>
-            </w:r>
-            <w:proofErr w:type="spellEnd"/>
-            <w:proofErr w:type="gramEnd"/>
-            <w:r>
-              <w:rPr>
-                <w:rFonts w:ascii="Cascadia Mono" w:eastAsia="Calibri" w:hAnsi="Cascadia Mono" w:cs="Cascadia Mono"/>
-                <w:color w:val="000000"/>
-                <w:sz w:val="19"/>
-                <w:szCs w:val="19"/>
-                <w:highlight w:val="white"/>
-                <w:lang w:val="en-US"/>
-              </w:rPr>
-              <w:t xml:space="preserve"> &lt;= </w:t>
-            </w:r>
-            <w:proofErr w:type="gramStart"/>
-            <w:r>
-              <w:rPr>
-                <w:rFonts w:ascii="Cascadia Mono" w:eastAsia="Calibri" w:hAnsi="Cascadia Mono" w:cs="Cascadia Mono"/>
-                <w:color w:val="000000"/>
-                <w:sz w:val="19"/>
-                <w:szCs w:val="19"/>
-                <w:highlight w:val="white"/>
-                <w:lang w:val="en-US"/>
-              </w:rPr>
-              <w:t>0){</w:t>
-            </w:r>
-            <w:proofErr w:type="gramEnd"/>
-          </w:p>
-          <w:p>
-            <w:pPr>
-              <w:suppressAutoHyphens w:val="0"/>
-              <w:spacing w:after="0" w:line="240" w:lineRule="auto"/>
-              <w:rPr>
-                <w:rFonts w:ascii="Cascadia Mono" w:hAnsi="Cascadia Mono" w:cs="Cascadia Mono"/>
-                <w:color w:val="000000"/>
-                <w:sz w:val="19"/>
-                <w:szCs w:val="19"/>
-                <w:highlight w:val="white"/>
-                <w:lang w:val="en-US"/>
-              </w:rPr>
-            </w:pPr>
-            <w:r>
-              <w:rPr>
-                <w:rFonts w:ascii="Cascadia Mono" w:eastAsia="Calibri" w:hAnsi="Cascadia Mono" w:cs="Cascadia Mono"/>
-                <w:color w:val="000000"/>
-                <w:sz w:val="19"/>
-                <w:szCs w:val="19"/>
-                <w:highlight w:val="white"/>
-                <w:lang w:val="en-US"/>
-              </w:rPr>
-              <w:t xml:space="preserve">                Destroy(</w:t>
-            </w:r>
-            <w:proofErr w:type="spellStart"/>
-            <w:proofErr w:type="gramStart"/>
-            <w:r>
-              <w:rPr>
-                <w:rFonts w:ascii="Cascadia Mono" w:eastAsia="Calibri" w:hAnsi="Cascadia Mono" w:cs="Cascadia Mono"/>
-                <w:color w:val="0000FF"/>
-                <w:sz w:val="19"/>
-                <w:szCs w:val="19"/>
-                <w:highlight w:val="white"/>
-                <w:lang w:val="en-US"/>
-              </w:rPr>
-              <w:t>this</w:t>
-            </w:r>
-            <w:r>
-              <w:rPr>
-                <w:rFonts w:ascii="Cascadia Mono" w:eastAsia="Calibri" w:hAnsi="Cascadia Mono" w:cs="Cascadia Mono"/>
-                <w:color w:val="000000"/>
-                <w:sz w:val="19"/>
-                <w:szCs w:val="19"/>
-                <w:highlight w:val="white"/>
-                <w:lang w:val="en-US"/>
-              </w:rPr>
-              <w:t>.gameObject</w:t>
-            </w:r>
-            <w:proofErr w:type="spellEnd"/>
-            <w:proofErr w:type="gramEnd"/>
-            <w:r>
-              <w:rPr>
-                <w:rFonts w:ascii="Cascadia Mono" w:eastAsia="Calibri" w:hAnsi="Cascadia Mono" w:cs="Cascadia Mono"/>
-                <w:color w:val="000000"/>
-                <w:sz w:val="19"/>
-                <w:szCs w:val="19"/>
-                <w:highlight w:val="white"/>
-                <w:lang w:val="en-US"/>
-              </w:rPr>
-              <w:t>);</w:t>
-            </w:r>
-          </w:p>
-          <w:p>
-            <w:pPr>
-              <w:suppressAutoHyphens w:val="0"/>
-              <w:spacing w:after="0" w:line="240" w:lineRule="auto"/>
-              <w:rPr>
-                <w:rFonts w:ascii="Cascadia Mono" w:hAnsi="Cascadia Mono" w:cs="Cascadia Mono"/>
-                <w:color w:val="000000"/>
-                <w:sz w:val="19"/>
-                <w:szCs w:val="19"/>
-                <w:highlight w:val="white"/>
-                <w:lang w:val="en-US"/>
-              </w:rPr>
-            </w:pPr>
-            <w:r>
-              <w:rPr>
-                <w:rFonts w:ascii="Cascadia Mono" w:eastAsia="Calibri" w:hAnsi="Cascadia Mono" w:cs="Cascadia Mono"/>
-                <w:color w:val="000000"/>
-                <w:sz w:val="19"/>
-                <w:szCs w:val="19"/>
-                <w:highlight w:val="white"/>
-                <w:lang w:val="en-US"/>
-              </w:rPr>
-              <w:t xml:space="preserve">            }</w:t>
-            </w:r>
-          </w:p>
-          <w:p>
-            <w:pPr>
-              <w:suppressAutoHyphens w:val="0"/>
-              <w:spacing w:after="0" w:line="240" w:lineRule="auto"/>
-              <w:rPr>
-                <w:rFonts w:ascii="Cascadia Mono" w:hAnsi="Cascadia Mono" w:cs="Cascadia Mono"/>
-                <w:color w:val="000000"/>
-                <w:sz w:val="19"/>
-                <w:szCs w:val="19"/>
-                <w:highlight w:val="white"/>
-                <w:lang w:val="en-US"/>
-              </w:rPr>
-            </w:pPr>
-            <w:r>
-              <w:rPr>
-                <w:rFonts w:ascii="Cascadia Mono" w:eastAsia="Calibri" w:hAnsi="Cascadia Mono" w:cs="Cascadia Mono"/>
-                <w:color w:val="000000"/>
-                <w:sz w:val="19"/>
-                <w:szCs w:val="19"/>
-                <w:highlight w:val="white"/>
-                <w:lang w:val="en-US"/>
-              </w:rPr>
-              <w:t xml:space="preserve">        }</w:t>
-            </w:r>
-          </w:p>
-          <w:p>
-            <w:pPr>
-              <w:suppressAutoHyphens w:val="0"/>
-              <w:spacing w:after="0" w:line="240" w:lineRule="auto"/>
-              <w:rPr>
-                <w:rFonts w:ascii="Cascadia Mono" w:hAnsi="Cascadia Mono" w:cs="Cascadia Mono"/>
-                <w:color w:val="000000"/>
-                <w:sz w:val="19"/>
-                <w:szCs w:val="19"/>
-                <w:highlight w:val="white"/>
-              </w:rPr>
-            </w:pPr>
-            <w:r>
-              <w:rPr>
-                <w:rFonts w:ascii="Cascadia Mono" w:eastAsia="Calibri" w:hAnsi="Cascadia Mono" w:cs="Cascadia Mono"/>
-                <w:color w:val="000000"/>
                 <w:sz w:val="19"/>
                 <w:szCs w:val="19"/>
                 <w:highlight w:val="white"/>
@@ -3960,7 +3297,6 @@
             <w:r>
               <w:rPr>
                 <w:rFonts w:ascii="Cascadia Mono" w:eastAsia="Calibri" w:hAnsi="Cascadia Mono" w:cs="Cascadia Mono"/>
-                <w:color w:val="000000"/>
                 <w:sz w:val="19"/>
                 <w:szCs w:val="19"/>
                 <w:highlight w:val="white"/>
@@ -3984,7 +3320,6 @@
             <w:r>
               <w:rPr>
                 <w:rFonts w:ascii="Cascadia Mono" w:eastAsia="Calibri" w:hAnsi="Cascadia Mono" w:cs="Cascadia Mono"/>
-                <w:color w:val="000000"/>
                 <w:sz w:val="19"/>
                 <w:szCs w:val="19"/>
                 <w:highlight w:val="white"/>
@@ -4012,7 +3347,6 @@
           <w:sz w:val="28"/>
           <w:szCs w:val="28"/>
         </w:rPr>
-        <w:lastRenderedPageBreak/>
         <w:t>Листинг кода 8.1 Скрипт</w:t>
       </w:r>
       <w:r>
@@ -4048,21 +3382,36 @@
         </w:rPr>
         <w:t xml:space="preserve"> врага</w:t>
       </w:r>
+    </w:p>
+    <w:p>
+      <w:pPr>
+        <w:suppressAutoHyphens w:val="0"/>
+        <w:spacing w:after="0" w:line="240" w:lineRule="auto"/>
+        <w:jc w:val="center"/>
+        <w:rPr>
+          <w:rFonts w:ascii="Times New Roman" w:hAnsi="Times New Roman"/>
+          <w:sz w:val="28"/>
+          <w:szCs w:val="28"/>
+        </w:rPr>
+      </w:pPr>
     </w:p>
     <w:tbl>
       <w:tblPr>
         <w:tblStyle w:val="TableGrid"/>
-        <w:tblW w:w="10195" w:type="dxa"/>
+        <w:tblW w:w="9332" w:type="dxa"/>
         <w:tblLayout w:type="fixed"/>
         <w:tblLook w:val="04A0" w:firstRow="1" w:lastRow="0" w:firstColumn="1" w:lastColumn="0" w:noHBand="0" w:noVBand="1"/>
       </w:tblPr>
       <w:tblGrid>
-        <w:gridCol w:w="10195"/>
+        <w:gridCol w:w="9332"/>
       </w:tblGrid>
       <w:tr>
+        <w:trPr>
+          <w:trHeight w:val="5082"/>
+        </w:trPr>
         <w:tc>
           <w:tcPr>
-            <w:tcW w:w="10195" w:type="dxa"/>
+            <w:tcW w:w="9332" w:type="dxa"/>
           </w:tcPr>
           <w:p>
             <w:pPr>
@@ -4070,7 +3419,6 @@
               <w:spacing w:after="0" w:line="240" w:lineRule="auto"/>
               <w:rPr>
                 <w:rFonts w:ascii="Cascadia Mono" w:hAnsi="Cascadia Mono" w:cs="Cascadia Mono"/>
-                <w:color w:val="000000"/>
                 <w:sz w:val="19"/>
                 <w:szCs w:val="19"/>
                 <w:highlight w:val="white"/>
@@ -4080,30 +3428,17 @@
             <w:r>
               <w:rPr>
                 <w:rFonts w:ascii="Cascadia Mono" w:eastAsia="Calibri" w:hAnsi="Cascadia Mono" w:cs="Cascadia Mono"/>
-                <w:color w:val="0000FF"/>
-                <w:sz w:val="19"/>
-                <w:szCs w:val="19"/>
-                <w:highlight w:val="white"/>
-                <w:lang w:val="en-US"/>
-              </w:rPr>
-              <w:t>using</w:t>
-            </w:r>
-            <w:r>
-              <w:rPr>
-                <w:rFonts w:ascii="Cascadia Mono" w:eastAsia="Calibri" w:hAnsi="Cascadia Mono" w:cs="Cascadia Mono"/>
-                <w:color w:val="000000"/>
-                <w:sz w:val="19"/>
-                <w:szCs w:val="19"/>
-                <w:highlight w:val="white"/>
-                <w:lang w:val="en-US"/>
-              </w:rPr>
-              <w:t xml:space="preserve"> </w:t>
+                <w:sz w:val="19"/>
+                <w:szCs w:val="19"/>
+                <w:highlight w:val="white"/>
+                <w:lang w:val="en-US"/>
+              </w:rPr>
+              <w:t xml:space="preserve">using </w:t>
             </w:r>
             <w:proofErr w:type="spellStart"/>
             <w:r>
               <w:rPr>
                 <w:rFonts w:ascii="Cascadia Mono" w:eastAsia="Calibri" w:hAnsi="Cascadia Mono" w:cs="Cascadia Mono"/>
-                <w:color w:val="000000"/>
                 <w:sz w:val="19"/>
                 <w:szCs w:val="19"/>
                 <w:highlight w:val="white"/>
@@ -4115,7 +3450,6 @@
             <w:r>
               <w:rPr>
                 <w:rFonts w:ascii="Cascadia Mono" w:eastAsia="Calibri" w:hAnsi="Cascadia Mono" w:cs="Cascadia Mono"/>
-                <w:color w:val="000000"/>
                 <w:sz w:val="19"/>
                 <w:szCs w:val="19"/>
                 <w:highlight w:val="white"/>
@@ -4130,7 +3464,6 @@
               <w:spacing w:after="0" w:line="240" w:lineRule="auto"/>
               <w:rPr>
                 <w:rFonts w:ascii="Cascadia Mono" w:hAnsi="Cascadia Mono" w:cs="Cascadia Mono"/>
-                <w:color w:val="000000"/>
                 <w:sz w:val="19"/>
                 <w:szCs w:val="19"/>
                 <w:highlight w:val="white"/>
@@ -4144,7 +3477,6 @@
               <w:spacing w:after="0" w:line="240" w:lineRule="auto"/>
               <w:rPr>
                 <w:rFonts w:ascii="Cascadia Mono" w:hAnsi="Cascadia Mono" w:cs="Cascadia Mono"/>
-                <w:color w:val="000000"/>
                 <w:sz w:val="19"/>
                 <w:szCs w:val="19"/>
                 <w:highlight w:val="white"/>
@@ -4154,18 +3486,28 @@
             <w:r>
               <w:rPr>
                 <w:rFonts w:ascii="Cascadia Mono" w:eastAsia="Calibri" w:hAnsi="Cascadia Mono" w:cs="Cascadia Mono"/>
-                <w:color w:val="0000FF"/>
-                <w:sz w:val="19"/>
-                <w:szCs w:val="19"/>
-                <w:highlight w:val="white"/>
-                <w:lang w:val="en-US"/>
-              </w:rPr>
-              <w:t>public</w:t>
-            </w:r>
-            <w:r>
-              <w:rPr>
-                <w:rFonts w:ascii="Cascadia Mono" w:eastAsia="Calibri" w:hAnsi="Cascadia Mono" w:cs="Cascadia Mono"/>
-                <w:color w:val="000000"/>
+                <w:sz w:val="19"/>
+                <w:szCs w:val="19"/>
+                <w:highlight w:val="white"/>
+                <w:lang w:val="en-US"/>
+              </w:rPr>
+              <w:t xml:space="preserve">public class </w:t>
+            </w:r>
+            <w:proofErr w:type="gramStart"/>
+            <w:r>
+              <w:rPr>
+                <w:rFonts w:ascii="Cascadia Mono" w:eastAsia="Calibri" w:hAnsi="Cascadia Mono" w:cs="Cascadia Mono"/>
+                <w:sz w:val="19"/>
+                <w:szCs w:val="19"/>
+                <w:highlight w:val="white"/>
+                <w:lang w:val="en-US"/>
+              </w:rPr>
+              <w:t>Zone :</w:t>
+            </w:r>
+            <w:proofErr w:type="gramEnd"/>
+            <w:r>
+              <w:rPr>
+                <w:rFonts w:ascii="Cascadia Mono" w:eastAsia="Calibri" w:hAnsi="Cascadia Mono" w:cs="Cascadia Mono"/>
                 <w:sz w:val="19"/>
                 <w:szCs w:val="19"/>
                 <w:highlight w:val="white"/>
@@ -4173,68 +3515,10 @@
               </w:rPr>
               <w:t xml:space="preserve"> </w:t>
             </w:r>
-            <w:r>
-              <w:rPr>
-                <w:rFonts w:ascii="Cascadia Mono" w:eastAsia="Calibri" w:hAnsi="Cascadia Mono" w:cs="Cascadia Mono"/>
-                <w:color w:val="0000FF"/>
-                <w:sz w:val="19"/>
-                <w:szCs w:val="19"/>
-                <w:highlight w:val="white"/>
-                <w:lang w:val="en-US"/>
-              </w:rPr>
-              <w:t>class</w:t>
-            </w:r>
-            <w:r>
-              <w:rPr>
-                <w:rFonts w:ascii="Cascadia Mono" w:eastAsia="Calibri" w:hAnsi="Cascadia Mono" w:cs="Cascadia Mono"/>
-                <w:color w:val="000000"/>
-                <w:sz w:val="19"/>
-                <w:szCs w:val="19"/>
-                <w:highlight w:val="white"/>
-                <w:lang w:val="en-US"/>
-              </w:rPr>
-              <w:t xml:space="preserve"> </w:t>
-            </w:r>
-            <w:proofErr w:type="gramStart"/>
-            <w:r>
-              <w:rPr>
-                <w:rFonts w:ascii="Cascadia Mono" w:eastAsia="Calibri" w:hAnsi="Cascadia Mono" w:cs="Cascadia Mono"/>
-                <w:color w:val="2B91AF"/>
-                <w:sz w:val="19"/>
-                <w:szCs w:val="19"/>
-                <w:highlight w:val="white"/>
-                <w:lang w:val="en-US"/>
-              </w:rPr>
-              <w:t>Zone</w:t>
-            </w:r>
-            <w:r>
-              <w:rPr>
-                <w:rFonts w:ascii="Cascadia Mono" w:eastAsia="Calibri" w:hAnsi="Cascadia Mono" w:cs="Cascadia Mono"/>
-                <w:color w:val="000000"/>
-                <w:sz w:val="19"/>
-                <w:szCs w:val="19"/>
-                <w:highlight w:val="white"/>
-                <w:lang w:val="en-US"/>
-              </w:rPr>
-              <w:t xml:space="preserve"> :</w:t>
-            </w:r>
-            <w:proofErr w:type="gramEnd"/>
-            <w:r>
-              <w:rPr>
-                <w:rFonts w:ascii="Cascadia Mono" w:eastAsia="Calibri" w:hAnsi="Cascadia Mono" w:cs="Cascadia Mono"/>
-                <w:color w:val="000000"/>
-                <w:sz w:val="19"/>
-                <w:szCs w:val="19"/>
-                <w:highlight w:val="white"/>
-                <w:lang w:val="en-US"/>
-              </w:rPr>
-              <w:t xml:space="preserve"> </w:t>
-            </w:r>
             <w:proofErr w:type="spellStart"/>
             <w:r>
               <w:rPr>
                 <w:rFonts w:ascii="Cascadia Mono" w:eastAsia="Calibri" w:hAnsi="Cascadia Mono" w:cs="Cascadia Mono"/>
-                <w:color w:val="2B91AF"/>
                 <w:sz w:val="19"/>
                 <w:szCs w:val="19"/>
                 <w:highlight w:val="white"/>
@@ -4250,7 +3534,6 @@
               <w:spacing w:after="0" w:line="240" w:lineRule="auto"/>
               <w:rPr>
                 <w:rFonts w:ascii="Cascadia Mono" w:hAnsi="Cascadia Mono" w:cs="Cascadia Mono"/>
-                <w:color w:val="000000"/>
                 <w:sz w:val="19"/>
                 <w:szCs w:val="19"/>
                 <w:highlight w:val="white"/>
@@ -4260,7 +3543,6 @@
             <w:r>
               <w:rPr>
                 <w:rFonts w:ascii="Cascadia Mono" w:eastAsia="Calibri" w:hAnsi="Cascadia Mono" w:cs="Cascadia Mono"/>
-                <w:color w:val="000000"/>
                 <w:sz w:val="19"/>
                 <w:szCs w:val="19"/>
                 <w:highlight w:val="white"/>
@@ -4275,7 +3557,6 @@
               <w:spacing w:after="0" w:line="240" w:lineRule="auto"/>
               <w:rPr>
                 <w:rFonts w:ascii="Cascadia Mono" w:hAnsi="Cascadia Mono" w:cs="Cascadia Mono"/>
-                <w:color w:val="000000"/>
                 <w:sz w:val="19"/>
                 <w:szCs w:val="19"/>
                 <w:highlight w:val="white"/>
@@ -4285,7 +3566,6 @@
             <w:r>
               <w:rPr>
                 <w:rFonts w:ascii="Cascadia Mono" w:eastAsia="Calibri" w:hAnsi="Cascadia Mono" w:cs="Cascadia Mono"/>
-                <w:color w:val="000000"/>
                 <w:sz w:val="19"/>
                 <w:szCs w:val="19"/>
                 <w:highlight w:val="white"/>
@@ -4297,7 +3577,6 @@
             <w:r>
               <w:rPr>
                 <w:rFonts w:ascii="Cascadia Mono" w:eastAsia="Calibri" w:hAnsi="Cascadia Mono" w:cs="Cascadia Mono"/>
-                <w:color w:val="2B91AF"/>
                 <w:sz w:val="19"/>
                 <w:szCs w:val="19"/>
                 <w:highlight w:val="white"/>
@@ -4309,7 +3588,6 @@
             <w:r>
               <w:rPr>
                 <w:rFonts w:ascii="Cascadia Mono" w:eastAsia="Calibri" w:hAnsi="Cascadia Mono" w:cs="Cascadia Mono"/>
-                <w:color w:val="000000"/>
                 <w:sz w:val="19"/>
                 <w:szCs w:val="19"/>
                 <w:highlight w:val="white"/>
@@ -4321,7 +3599,6 @@
             <w:r>
               <w:rPr>
                 <w:rFonts w:ascii="Cascadia Mono" w:eastAsia="Calibri" w:hAnsi="Cascadia Mono" w:cs="Cascadia Mono"/>
-                <w:color w:val="2B91AF"/>
                 <w:sz w:val="19"/>
                 <w:szCs w:val="19"/>
                 <w:highlight w:val="white"/>
@@ -4333,7 +3610,6 @@
             <w:r>
               <w:rPr>
                 <w:rFonts w:ascii="Cascadia Mono" w:eastAsia="Calibri" w:hAnsi="Cascadia Mono" w:cs="Cascadia Mono"/>
-                <w:color w:val="000000"/>
                 <w:sz w:val="19"/>
                 <w:szCs w:val="19"/>
                 <w:highlight w:val="white"/>
@@ -4345,7 +3621,6 @@
             <w:r>
               <w:rPr>
                 <w:rFonts w:ascii="Cascadia Mono" w:eastAsia="Calibri" w:hAnsi="Cascadia Mono" w:cs="Cascadia Mono"/>
-                <w:color w:val="000000"/>
                 <w:sz w:val="19"/>
                 <w:szCs w:val="19"/>
                 <w:highlight w:val="white"/>
@@ -4357,7 +3632,6 @@
             <w:r>
               <w:rPr>
                 <w:rFonts w:ascii="Cascadia Mono" w:eastAsia="Calibri" w:hAnsi="Cascadia Mono" w:cs="Cascadia Mono"/>
-                <w:color w:val="000000"/>
                 <w:sz w:val="19"/>
                 <w:szCs w:val="19"/>
                 <w:highlight w:val="white"/>
@@ -4372,7 +3646,6 @@
               <w:spacing w:after="0" w:line="240" w:lineRule="auto"/>
               <w:rPr>
                 <w:rFonts w:ascii="Cascadia Mono" w:hAnsi="Cascadia Mono" w:cs="Cascadia Mono"/>
-                <w:color w:val="000000"/>
                 <w:sz w:val="19"/>
                 <w:szCs w:val="19"/>
                 <w:highlight w:val="white"/>
@@ -4382,41 +3655,17 @@
             <w:r>
               <w:rPr>
                 <w:rFonts w:ascii="Cascadia Mono" w:eastAsia="Calibri" w:hAnsi="Cascadia Mono" w:cs="Cascadia Mono"/>
-                <w:color w:val="000000"/>
-                <w:sz w:val="19"/>
-                <w:szCs w:val="19"/>
-                <w:highlight w:val="white"/>
-                <w:lang w:val="en-US"/>
-              </w:rPr>
-              <w:t xml:space="preserve">    </w:t>
-            </w:r>
-            <w:r>
-              <w:rPr>
-                <w:rFonts w:ascii="Cascadia Mono" w:eastAsia="Calibri" w:hAnsi="Cascadia Mono" w:cs="Cascadia Mono"/>
-                <w:color w:val="0000FF"/>
-                <w:sz w:val="19"/>
-                <w:szCs w:val="19"/>
-                <w:highlight w:val="white"/>
-                <w:lang w:val="en-US"/>
-              </w:rPr>
-              <w:t>bool</w:t>
-            </w:r>
-            <w:r>
-              <w:rPr>
-                <w:rFonts w:ascii="Cascadia Mono" w:eastAsia="Calibri" w:hAnsi="Cascadia Mono" w:cs="Cascadia Mono"/>
-                <w:color w:val="000000"/>
-                <w:sz w:val="19"/>
-                <w:szCs w:val="19"/>
-                <w:highlight w:val="white"/>
-                <w:lang w:val="en-US"/>
-              </w:rPr>
-              <w:t xml:space="preserve"> </w:t>
+                <w:sz w:val="19"/>
+                <w:szCs w:val="19"/>
+                <w:highlight w:val="white"/>
+                <w:lang w:val="en-US"/>
+              </w:rPr>
+              <w:t xml:space="preserve">    bool </w:t>
             </w:r>
             <w:proofErr w:type="spellStart"/>
             <w:r>
               <w:rPr>
                 <w:rFonts w:ascii="Cascadia Mono" w:eastAsia="Calibri" w:hAnsi="Cascadia Mono" w:cs="Cascadia Mono"/>
-                <w:color w:val="000000"/>
                 <w:sz w:val="19"/>
                 <w:szCs w:val="19"/>
                 <w:highlight w:val="white"/>
@@ -4428,35 +3677,12 @@
             <w:r>
               <w:rPr>
                 <w:rFonts w:ascii="Cascadia Mono" w:eastAsia="Calibri" w:hAnsi="Cascadia Mono" w:cs="Cascadia Mono"/>
-                <w:color w:val="000000"/>
-                <w:sz w:val="19"/>
-                <w:szCs w:val="19"/>
-                <w:highlight w:val="white"/>
-                <w:lang w:val="en-US"/>
-              </w:rPr>
-              <w:t xml:space="preserve"> = </w:t>
-            </w:r>
-            <w:r>
-              <w:rPr>
-                <w:rFonts w:ascii="Cascadia Mono" w:eastAsia="Calibri" w:hAnsi="Cascadia Mono" w:cs="Cascadia Mono"/>
-                <w:color w:val="0000FF"/>
-                <w:sz w:val="19"/>
-                <w:szCs w:val="19"/>
-                <w:highlight w:val="white"/>
-                <w:lang w:val="en-US"/>
-              </w:rPr>
-              <w:t>false</w:t>
-            </w:r>
-            <w:r>
-              <w:rPr>
-                <w:rFonts w:ascii="Cascadia Mono" w:eastAsia="Calibri" w:hAnsi="Cascadia Mono" w:cs="Cascadia Mono"/>
-                <w:color w:val="000000"/>
-                <w:sz w:val="19"/>
-                <w:szCs w:val="19"/>
-                <w:highlight w:val="white"/>
-                <w:lang w:val="en-US"/>
-              </w:rPr>
-              <w:t>;</w:t>
+                <w:sz w:val="19"/>
+                <w:szCs w:val="19"/>
+                <w:highlight w:val="white"/>
+                <w:lang w:val="en-US"/>
+              </w:rPr>
+              <w:t xml:space="preserve"> = false;</w:t>
             </w:r>
           </w:p>
           <w:p>
@@ -4465,7 +3691,6 @@
               <w:spacing w:after="0" w:line="240" w:lineRule="auto"/>
               <w:rPr>
                 <w:rFonts w:ascii="Cascadia Mono" w:hAnsi="Cascadia Mono" w:cs="Cascadia Mono"/>
-                <w:color w:val="000000"/>
                 <w:sz w:val="19"/>
                 <w:szCs w:val="19"/>
                 <w:highlight w:val="white"/>
@@ -4479,7 +3704,6 @@
               <w:spacing w:after="0" w:line="240" w:lineRule="auto"/>
               <w:rPr>
                 <w:rFonts w:ascii="Cascadia Mono" w:hAnsi="Cascadia Mono" w:cs="Cascadia Mono"/>
-                <w:color w:val="000000"/>
                 <w:sz w:val="19"/>
                 <w:szCs w:val="19"/>
                 <w:highlight w:val="white"/>
@@ -4489,86 +3713,28 @@
             <w:r>
               <w:rPr>
                 <w:rFonts w:ascii="Cascadia Mono" w:eastAsia="Calibri" w:hAnsi="Cascadia Mono" w:cs="Cascadia Mono"/>
-                <w:color w:val="000000"/>
-                <w:sz w:val="19"/>
-                <w:szCs w:val="19"/>
-                <w:highlight w:val="white"/>
-                <w:lang w:val="en-US"/>
-              </w:rPr>
-              <w:t xml:space="preserve">    </w:t>
-            </w:r>
-            <w:r>
-              <w:rPr>
-                <w:rFonts w:ascii="Cascadia Mono" w:eastAsia="Calibri" w:hAnsi="Cascadia Mono" w:cs="Cascadia Mono"/>
-                <w:color w:val="0000FF"/>
-                <w:sz w:val="19"/>
-                <w:szCs w:val="19"/>
-                <w:highlight w:val="white"/>
-                <w:lang w:val="en-US"/>
-              </w:rPr>
-              <w:t>private</w:t>
-            </w:r>
-            <w:r>
-              <w:rPr>
-                <w:rFonts w:ascii="Cascadia Mono" w:eastAsia="Calibri" w:hAnsi="Cascadia Mono" w:cs="Cascadia Mono"/>
-                <w:color w:val="000000"/>
-                <w:sz w:val="19"/>
-                <w:szCs w:val="19"/>
-                <w:highlight w:val="white"/>
-                <w:lang w:val="en-US"/>
-              </w:rPr>
-              <w:t xml:space="preserve"> </w:t>
-            </w:r>
-            <w:r>
-              <w:rPr>
-                <w:rFonts w:ascii="Cascadia Mono" w:eastAsia="Calibri" w:hAnsi="Cascadia Mono" w:cs="Cascadia Mono"/>
-                <w:color w:val="0000FF"/>
-                <w:sz w:val="19"/>
-                <w:szCs w:val="19"/>
-                <w:highlight w:val="white"/>
-                <w:lang w:val="en-US"/>
-              </w:rPr>
-              <w:t>void</w:t>
-            </w:r>
-            <w:r>
-              <w:rPr>
-                <w:rFonts w:ascii="Cascadia Mono" w:eastAsia="Calibri" w:hAnsi="Cascadia Mono" w:cs="Cascadia Mono"/>
-                <w:color w:val="000000"/>
-                <w:sz w:val="19"/>
-                <w:szCs w:val="19"/>
-                <w:highlight w:val="white"/>
-                <w:lang w:val="en-US"/>
-              </w:rPr>
-              <w:t xml:space="preserve"> </w:t>
+                <w:sz w:val="19"/>
+                <w:szCs w:val="19"/>
+                <w:highlight w:val="white"/>
+                <w:lang w:val="en-US"/>
+              </w:rPr>
+              <w:t xml:space="preserve">    private void </w:t>
             </w:r>
             <w:proofErr w:type="gramStart"/>
             <w:r>
               <w:rPr>
                 <w:rFonts w:ascii="Cascadia Mono" w:eastAsia="Calibri" w:hAnsi="Cascadia Mono" w:cs="Cascadia Mono"/>
-                <w:color w:val="0000FF"/>
-                <w:sz w:val="19"/>
-                <w:szCs w:val="19"/>
-                <w:highlight w:val="white"/>
-                <w:lang w:val="en-US"/>
-              </w:rPr>
-              <w:t>Awake</w:t>
-            </w:r>
-            <w:r>
-              <w:rPr>
-                <w:rFonts w:ascii="Cascadia Mono" w:eastAsia="Calibri" w:hAnsi="Cascadia Mono" w:cs="Cascadia Mono"/>
-                <w:color w:val="000000"/>
-                <w:sz w:val="19"/>
-                <w:szCs w:val="19"/>
-                <w:highlight w:val="white"/>
-                <w:lang w:val="en-US"/>
-              </w:rPr>
-              <w:t>(</w:t>
+                <w:sz w:val="19"/>
+                <w:szCs w:val="19"/>
+                <w:highlight w:val="white"/>
+                <w:lang w:val="en-US"/>
+              </w:rPr>
+              <w:t>Awake(</w:t>
             </w:r>
             <w:proofErr w:type="gramEnd"/>
             <w:r>
               <w:rPr>
                 <w:rFonts w:ascii="Cascadia Mono" w:eastAsia="Calibri" w:hAnsi="Cascadia Mono" w:cs="Cascadia Mono"/>
-                <w:color w:val="000000"/>
                 <w:sz w:val="19"/>
                 <w:szCs w:val="19"/>
                 <w:highlight w:val="white"/>
@@ -4583,7 +3749,6 @@
               <w:spacing w:after="0" w:line="240" w:lineRule="auto"/>
               <w:rPr>
                 <w:rFonts w:ascii="Cascadia Mono" w:hAnsi="Cascadia Mono" w:cs="Cascadia Mono"/>
-                <w:color w:val="000000"/>
                 <w:sz w:val="19"/>
                 <w:szCs w:val="19"/>
                 <w:highlight w:val="white"/>
@@ -4593,7 +3758,6 @@
             <w:r>
               <w:rPr>
                 <w:rFonts w:ascii="Cascadia Mono" w:eastAsia="Calibri" w:hAnsi="Cascadia Mono" w:cs="Cascadia Mono"/>
-                <w:color w:val="000000"/>
                 <w:sz w:val="19"/>
                 <w:szCs w:val="19"/>
                 <w:highlight w:val="white"/>
@@ -4608,7 +3772,6 @@
               <w:spacing w:after="0" w:line="240" w:lineRule="auto"/>
               <w:rPr>
                 <w:rFonts w:ascii="Cascadia Mono" w:hAnsi="Cascadia Mono" w:cs="Cascadia Mono"/>
-                <w:color w:val="000000"/>
                 <w:sz w:val="19"/>
                 <w:szCs w:val="19"/>
                 <w:highlight w:val="white"/>
@@ -4618,42 +3781,18 @@
             <w:r>
               <w:rPr>
                 <w:rFonts w:ascii="Cascadia Mono" w:eastAsia="Calibri" w:hAnsi="Cascadia Mono" w:cs="Cascadia Mono"/>
-                <w:color w:val="000000"/>
-                <w:sz w:val="19"/>
-                <w:szCs w:val="19"/>
-                <w:highlight w:val="white"/>
-                <w:lang w:val="en-US"/>
-              </w:rPr>
-              <w:t xml:space="preserve">        </w:t>
-            </w:r>
-            <w:r>
-              <w:rPr>
-                <w:rFonts w:ascii="Cascadia Mono" w:eastAsia="Calibri" w:hAnsi="Cascadia Mono" w:cs="Cascadia Mono"/>
-                <w:color w:val="0000FF"/>
-                <w:sz w:val="19"/>
-                <w:szCs w:val="19"/>
-                <w:highlight w:val="white"/>
-                <w:lang w:val="en-US"/>
-              </w:rPr>
-              <w:t>if</w:t>
-            </w:r>
-            <w:r>
-              <w:rPr>
-                <w:rFonts w:ascii="Cascadia Mono" w:eastAsia="Calibri" w:hAnsi="Cascadia Mono" w:cs="Cascadia Mono"/>
-                <w:color w:val="000000"/>
-                <w:sz w:val="19"/>
-                <w:szCs w:val="19"/>
-                <w:highlight w:val="white"/>
-                <w:lang w:val="en-US"/>
-              </w:rPr>
-              <w:t xml:space="preserve"> (</w:t>
+                <w:sz w:val="19"/>
+                <w:szCs w:val="19"/>
+                <w:highlight w:val="white"/>
+                <w:lang w:val="en-US"/>
+              </w:rPr>
+              <w:t xml:space="preserve">        if (</w:t>
             </w:r>
             <w:proofErr w:type="spellStart"/>
             <w:proofErr w:type="gramStart"/>
             <w:r>
               <w:rPr>
                 <w:rFonts w:ascii="Cascadia Mono" w:eastAsia="Calibri" w:hAnsi="Cascadia Mono" w:cs="Cascadia Mono"/>
-                <w:color w:val="000000"/>
                 <w:sz w:val="19"/>
                 <w:szCs w:val="19"/>
                 <w:highlight w:val="white"/>
@@ -4665,7 +3804,6 @@
             <w:r>
               <w:rPr>
                 <w:rFonts w:ascii="Cascadia Mono" w:eastAsia="Calibri" w:hAnsi="Cascadia Mono" w:cs="Cascadia Mono"/>
-                <w:color w:val="000000"/>
                 <w:sz w:val="19"/>
                 <w:szCs w:val="19"/>
                 <w:highlight w:val="white"/>
@@ -4677,35 +3815,12 @@
             <w:r>
               <w:rPr>
                 <w:rFonts w:ascii="Cascadia Mono" w:eastAsia="Calibri" w:hAnsi="Cascadia Mono" w:cs="Cascadia Mono"/>
-                <w:color w:val="000000"/>
-                <w:sz w:val="19"/>
-                <w:szCs w:val="19"/>
-                <w:highlight w:val="white"/>
-                <w:lang w:val="en-US"/>
-              </w:rPr>
-              <w:t xml:space="preserve">= </w:t>
-            </w:r>
-            <w:r>
-              <w:rPr>
-                <w:rFonts w:ascii="Cascadia Mono" w:eastAsia="Calibri" w:hAnsi="Cascadia Mono" w:cs="Cascadia Mono"/>
-                <w:color w:val="0000FF"/>
-                <w:sz w:val="19"/>
-                <w:szCs w:val="19"/>
-                <w:highlight w:val="white"/>
-                <w:lang w:val="en-US"/>
-              </w:rPr>
-              <w:t>null</w:t>
-            </w:r>
-            <w:r>
-              <w:rPr>
-                <w:rFonts w:ascii="Cascadia Mono" w:eastAsia="Calibri" w:hAnsi="Cascadia Mono" w:cs="Cascadia Mono"/>
-                <w:color w:val="000000"/>
-                <w:sz w:val="19"/>
-                <w:szCs w:val="19"/>
-                <w:highlight w:val="white"/>
-                <w:lang w:val="en-US"/>
-              </w:rPr>
-              <w:t xml:space="preserve">) </w:t>
+                <w:sz w:val="19"/>
+                <w:szCs w:val="19"/>
+                <w:highlight w:val="white"/>
+                <w:lang w:val="en-US"/>
+              </w:rPr>
+              <w:t xml:space="preserve">= null) </w:t>
             </w:r>
           </w:p>
           <w:p>
@@ -4714,7 +3829,6 @@
               <w:spacing w:after="0" w:line="240" w:lineRule="auto"/>
               <w:rPr>
                 <w:rFonts w:ascii="Cascadia Mono" w:hAnsi="Cascadia Mono" w:cs="Cascadia Mono"/>
-                <w:color w:val="000000"/>
                 <w:sz w:val="19"/>
                 <w:szCs w:val="19"/>
                 <w:highlight w:val="white"/>
@@ -4724,7 +3838,6 @@
             <w:r>
               <w:rPr>
                 <w:rFonts w:ascii="Cascadia Mono" w:eastAsia="Calibri" w:hAnsi="Cascadia Mono" w:cs="Cascadia Mono"/>
-                <w:color w:val="000000"/>
                 <w:sz w:val="19"/>
                 <w:szCs w:val="19"/>
                 <w:highlight w:val="white"/>
@@ -4739,7 +3852,6 @@
               <w:spacing w:after="0" w:line="240" w:lineRule="auto"/>
               <w:rPr>
                 <w:rFonts w:ascii="Cascadia Mono" w:hAnsi="Cascadia Mono" w:cs="Cascadia Mono"/>
-                <w:color w:val="000000"/>
                 <w:sz w:val="19"/>
                 <w:szCs w:val="19"/>
                 <w:highlight w:val="white"/>
@@ -4749,7 +3861,6 @@
             <w:r>
               <w:rPr>
                 <w:rFonts w:ascii="Cascadia Mono" w:eastAsia="Calibri" w:hAnsi="Cascadia Mono" w:cs="Cascadia Mono"/>
-                <w:color w:val="000000"/>
                 <w:sz w:val="19"/>
                 <w:szCs w:val="19"/>
                 <w:highlight w:val="white"/>
@@ -4761,7 +3872,6 @@
             <w:r>
               <w:rPr>
                 <w:rFonts w:ascii="Cascadia Mono" w:eastAsia="Calibri" w:hAnsi="Cascadia Mono" w:cs="Cascadia Mono"/>
-                <w:color w:val="000000"/>
                 <w:sz w:val="19"/>
                 <w:szCs w:val="19"/>
                 <w:highlight w:val="white"/>
@@ -4773,7 +3883,6 @@
             <w:r>
               <w:rPr>
                 <w:rFonts w:ascii="Cascadia Mono" w:eastAsia="Calibri" w:hAnsi="Cascadia Mono" w:cs="Cascadia Mono"/>
-                <w:color w:val="000000"/>
                 <w:sz w:val="19"/>
                 <w:szCs w:val="19"/>
                 <w:highlight w:val="white"/>
@@ -4785,7 +3894,6 @@
             <w:r>
               <w:rPr>
                 <w:rFonts w:ascii="Cascadia Mono" w:eastAsia="Calibri" w:hAnsi="Cascadia Mono" w:cs="Cascadia Mono"/>
-                <w:color w:val="000000"/>
                 <w:sz w:val="19"/>
                 <w:szCs w:val="19"/>
                 <w:highlight w:val="white"/>
@@ -4797,7 +3905,6 @@
             <w:r>
               <w:rPr>
                 <w:rFonts w:ascii="Cascadia Mono" w:eastAsia="Calibri" w:hAnsi="Cascadia Mono" w:cs="Cascadia Mono"/>
-                <w:color w:val="000000"/>
                 <w:sz w:val="19"/>
                 <w:szCs w:val="19"/>
                 <w:highlight w:val="white"/>
@@ -4809,7 +3916,6 @@
             <w:r>
               <w:rPr>
                 <w:rFonts w:ascii="Cascadia Mono" w:eastAsia="Calibri" w:hAnsi="Cascadia Mono" w:cs="Cascadia Mono"/>
-                <w:color w:val="2B91AF"/>
                 <w:sz w:val="19"/>
                 <w:szCs w:val="19"/>
                 <w:highlight w:val="white"/>
@@ -4822,7 +3928,6 @@
             <w:r>
               <w:rPr>
                 <w:rFonts w:ascii="Cascadia Mono" w:eastAsia="Calibri" w:hAnsi="Cascadia Mono" w:cs="Cascadia Mono"/>
-                <w:color w:val="000000"/>
                 <w:sz w:val="19"/>
                 <w:szCs w:val="19"/>
                 <w:highlight w:val="white"/>
@@ -4834,7 +3939,6 @@
             <w:r>
               <w:rPr>
                 <w:rFonts w:ascii="Cascadia Mono" w:eastAsia="Calibri" w:hAnsi="Cascadia Mono" w:cs="Cascadia Mono"/>
-                <w:color w:val="000000"/>
                 <w:sz w:val="19"/>
                 <w:szCs w:val="19"/>
                 <w:highlight w:val="white"/>
@@ -4849,7 +3953,6 @@
               <w:spacing w:after="0" w:line="240" w:lineRule="auto"/>
               <w:rPr>
                 <w:rFonts w:ascii="Cascadia Mono" w:hAnsi="Cascadia Mono" w:cs="Cascadia Mono"/>
-                <w:color w:val="000000"/>
                 <w:sz w:val="19"/>
                 <w:szCs w:val="19"/>
                 <w:highlight w:val="white"/>
@@ -4859,7 +3962,6 @@
             <w:r>
               <w:rPr>
                 <w:rFonts w:ascii="Cascadia Mono" w:eastAsia="Calibri" w:hAnsi="Cascadia Mono" w:cs="Cascadia Mono"/>
-                <w:color w:val="000000"/>
                 <w:sz w:val="19"/>
                 <w:szCs w:val="19"/>
                 <w:highlight w:val="white"/>
@@ -4874,7 +3976,6 @@
               <w:spacing w:after="0" w:line="240" w:lineRule="auto"/>
               <w:rPr>
                 <w:rFonts w:ascii="Cascadia Mono" w:hAnsi="Cascadia Mono" w:cs="Cascadia Mono"/>
-                <w:color w:val="000000"/>
                 <w:sz w:val="19"/>
                 <w:szCs w:val="19"/>
                 <w:highlight w:val="white"/>
@@ -4884,7 +3985,6 @@
             <w:r>
               <w:rPr>
                 <w:rFonts w:ascii="Cascadia Mono" w:eastAsia="Calibri" w:hAnsi="Cascadia Mono" w:cs="Cascadia Mono"/>
-                <w:color w:val="000000"/>
                 <w:sz w:val="19"/>
                 <w:szCs w:val="19"/>
                 <w:highlight w:val="white"/>
@@ -4899,7 +3999,6 @@
               <w:spacing w:after="0" w:line="240" w:lineRule="auto"/>
               <w:rPr>
                 <w:rFonts w:ascii="Cascadia Mono" w:hAnsi="Cascadia Mono" w:cs="Cascadia Mono"/>
-                <w:color w:val="000000"/>
                 <w:sz w:val="19"/>
                 <w:szCs w:val="19"/>
                 <w:highlight w:val="white"/>
@@ -4913,7 +4012,6 @@
               <w:spacing w:after="0" w:line="240" w:lineRule="auto"/>
               <w:rPr>
                 <w:rFonts w:ascii="Cascadia Mono" w:hAnsi="Cascadia Mono" w:cs="Cascadia Mono"/>
-                <w:color w:val="000000"/>
                 <w:sz w:val="19"/>
                 <w:szCs w:val="19"/>
                 <w:highlight w:val="white"/>
@@ -4923,64 +4021,18 @@
             <w:r>
               <w:rPr>
                 <w:rFonts w:ascii="Cascadia Mono" w:eastAsia="Calibri" w:hAnsi="Cascadia Mono" w:cs="Cascadia Mono"/>
-                <w:color w:val="000000"/>
-                <w:sz w:val="19"/>
-                <w:szCs w:val="19"/>
-                <w:highlight w:val="white"/>
-                <w:lang w:val="en-US"/>
-              </w:rPr>
-              <w:t xml:space="preserve">    </w:t>
-            </w:r>
-            <w:r>
-              <w:rPr>
-                <w:rFonts w:ascii="Cascadia Mono" w:eastAsia="Calibri" w:hAnsi="Cascadia Mono" w:cs="Cascadia Mono"/>
-                <w:color w:val="0000FF"/>
-                <w:sz w:val="19"/>
-                <w:szCs w:val="19"/>
-                <w:highlight w:val="white"/>
-                <w:lang w:val="en-US"/>
-              </w:rPr>
-              <w:t>private</w:t>
-            </w:r>
-            <w:r>
-              <w:rPr>
-                <w:rFonts w:ascii="Cascadia Mono" w:eastAsia="Calibri" w:hAnsi="Cascadia Mono" w:cs="Cascadia Mono"/>
-                <w:color w:val="000000"/>
-                <w:sz w:val="19"/>
-                <w:szCs w:val="19"/>
-                <w:highlight w:val="white"/>
-                <w:lang w:val="en-US"/>
-              </w:rPr>
-              <w:t xml:space="preserve"> </w:t>
-            </w:r>
-            <w:r>
-              <w:rPr>
-                <w:rFonts w:ascii="Cascadia Mono" w:eastAsia="Calibri" w:hAnsi="Cascadia Mono" w:cs="Cascadia Mono"/>
-                <w:color w:val="0000FF"/>
-                <w:sz w:val="19"/>
-                <w:szCs w:val="19"/>
-                <w:highlight w:val="white"/>
-                <w:lang w:val="en-US"/>
-              </w:rPr>
-              <w:t>void</w:t>
-            </w:r>
-            <w:r>
-              <w:rPr>
-                <w:rFonts w:ascii="Cascadia Mono" w:eastAsia="Calibri" w:hAnsi="Cascadia Mono" w:cs="Cascadia Mono"/>
-                <w:color w:val="000000"/>
-                <w:sz w:val="19"/>
-                <w:szCs w:val="19"/>
-                <w:highlight w:val="white"/>
-                <w:lang w:val="en-US"/>
-              </w:rPr>
-              <w:t xml:space="preserve"> </w:t>
+                <w:sz w:val="19"/>
+                <w:szCs w:val="19"/>
+                <w:highlight w:val="white"/>
+                <w:lang w:val="en-US"/>
+              </w:rPr>
+              <w:t xml:space="preserve">    private void </w:t>
             </w:r>
             <w:proofErr w:type="spellStart"/>
             <w:proofErr w:type="gramStart"/>
             <w:r>
               <w:rPr>
                 <w:rFonts w:ascii="Cascadia Mono" w:eastAsia="Calibri" w:hAnsi="Cascadia Mono" w:cs="Cascadia Mono"/>
-                <w:color w:val="0000FF"/>
                 <w:sz w:val="19"/>
                 <w:szCs w:val="19"/>
                 <w:highlight w:val="white"/>
@@ -4992,7 +4044,6 @@
             <w:r>
               <w:rPr>
                 <w:rFonts w:ascii="Cascadia Mono" w:eastAsia="Calibri" w:hAnsi="Cascadia Mono" w:cs="Cascadia Mono"/>
-                <w:color w:val="000000"/>
                 <w:sz w:val="19"/>
                 <w:szCs w:val="19"/>
                 <w:highlight w:val="white"/>
@@ -5004,24 +4055,12 @@
             <w:r>
               <w:rPr>
                 <w:rFonts w:ascii="Cascadia Mono" w:eastAsia="Calibri" w:hAnsi="Cascadia Mono" w:cs="Cascadia Mono"/>
-                <w:color w:val="2B91AF"/>
-                <w:sz w:val="19"/>
-                <w:szCs w:val="19"/>
-                <w:highlight w:val="white"/>
-                <w:lang w:val="en-US"/>
-              </w:rPr>
-              <w:t>Collider</w:t>
-            </w:r>
-            <w:r>
-              <w:rPr>
-                <w:rFonts w:ascii="Cascadia Mono" w:eastAsia="Calibri" w:hAnsi="Cascadia Mono" w:cs="Cascadia Mono"/>
-                <w:color w:val="000000"/>
-                <w:sz w:val="19"/>
-                <w:szCs w:val="19"/>
-                <w:highlight w:val="white"/>
-                <w:lang w:val="en-US"/>
-              </w:rPr>
-              <w:t xml:space="preserve"> other)</w:t>
+                <w:sz w:val="19"/>
+                <w:szCs w:val="19"/>
+                <w:highlight w:val="white"/>
+                <w:lang w:val="en-US"/>
+              </w:rPr>
+              <w:t>Collider other)</w:t>
             </w:r>
           </w:p>
           <w:p>
@@ -5030,7 +4069,6 @@
               <w:spacing w:after="0" w:line="240" w:lineRule="auto"/>
               <w:rPr>
                 <w:rFonts w:ascii="Cascadia Mono" w:hAnsi="Cascadia Mono" w:cs="Cascadia Mono"/>
-                <w:color w:val="000000"/>
                 <w:sz w:val="19"/>
                 <w:szCs w:val="19"/>
                 <w:highlight w:val="white"/>
@@ -5040,7 +4078,6 @@
             <w:r>
               <w:rPr>
                 <w:rFonts w:ascii="Cascadia Mono" w:eastAsia="Calibri" w:hAnsi="Cascadia Mono" w:cs="Cascadia Mono"/>
-                <w:color w:val="000000"/>
                 <w:sz w:val="19"/>
                 <w:szCs w:val="19"/>
                 <w:highlight w:val="white"/>
@@ -5055,7 +4092,6 @@
               <w:spacing w:after="0" w:line="240" w:lineRule="auto"/>
               <w:rPr>
                 <w:rFonts w:ascii="Cascadia Mono" w:hAnsi="Cascadia Mono" w:cs="Cascadia Mono"/>
-                <w:color w:val="000000"/>
                 <w:sz w:val="19"/>
                 <w:szCs w:val="19"/>
                 <w:highlight w:val="white"/>
@@ -5065,41 +4101,17 @@
             <w:r>
               <w:rPr>
                 <w:rFonts w:ascii="Cascadia Mono" w:eastAsia="Calibri" w:hAnsi="Cascadia Mono" w:cs="Cascadia Mono"/>
-                <w:color w:val="000000"/>
-                <w:sz w:val="19"/>
-                <w:szCs w:val="19"/>
-                <w:highlight w:val="white"/>
-                <w:lang w:val="en-US"/>
-              </w:rPr>
-              <w:t xml:space="preserve">        </w:t>
-            </w:r>
-            <w:r>
-              <w:rPr>
-                <w:rFonts w:ascii="Cascadia Mono" w:eastAsia="Calibri" w:hAnsi="Cascadia Mono" w:cs="Cascadia Mono"/>
-                <w:color w:val="0000FF"/>
-                <w:sz w:val="19"/>
-                <w:szCs w:val="19"/>
-                <w:highlight w:val="white"/>
-                <w:lang w:val="en-US"/>
-              </w:rPr>
-              <w:t>if</w:t>
-            </w:r>
-            <w:r>
-              <w:rPr>
-                <w:rFonts w:ascii="Cascadia Mono" w:eastAsia="Calibri" w:hAnsi="Cascadia Mono" w:cs="Cascadia Mono"/>
-                <w:color w:val="000000"/>
-                <w:sz w:val="19"/>
-                <w:szCs w:val="19"/>
-                <w:highlight w:val="white"/>
-                <w:lang w:val="en-US"/>
-              </w:rPr>
-              <w:t xml:space="preserve"> </w:t>
+                <w:sz w:val="19"/>
+                <w:szCs w:val="19"/>
+                <w:highlight w:val="white"/>
+                <w:lang w:val="en-US"/>
+              </w:rPr>
+              <w:t xml:space="preserve">        if </w:t>
             </w:r>
             <w:proofErr w:type="gramStart"/>
             <w:r>
               <w:rPr>
                 <w:rFonts w:ascii="Cascadia Mono" w:eastAsia="Calibri" w:hAnsi="Cascadia Mono" w:cs="Cascadia Mono"/>
-                <w:color w:val="000000"/>
                 <w:sz w:val="19"/>
                 <w:szCs w:val="19"/>
                 <w:highlight w:val="white"/>
@@ -5111,7 +4123,6 @@
             <w:r>
               <w:rPr>
                 <w:rFonts w:ascii="Cascadia Mono" w:eastAsia="Calibri" w:hAnsi="Cascadia Mono" w:cs="Cascadia Mono"/>
-                <w:color w:val="000000"/>
                 <w:sz w:val="19"/>
                 <w:szCs w:val="19"/>
                 <w:highlight w:val="white"/>
@@ -5124,7 +4135,6 @@
             <w:r>
               <w:rPr>
                 <w:rFonts w:ascii="Cascadia Mono" w:eastAsia="Calibri" w:hAnsi="Cascadia Mono" w:cs="Cascadia Mono"/>
-                <w:color w:val="000000"/>
                 <w:sz w:val="19"/>
                 <w:szCs w:val="19"/>
                 <w:highlight w:val="white"/>
@@ -5139,7 +4149,6 @@
               <w:spacing w:after="0" w:line="240" w:lineRule="auto"/>
               <w:rPr>
                 <w:rFonts w:ascii="Cascadia Mono" w:hAnsi="Cascadia Mono" w:cs="Cascadia Mono"/>
-                <w:color w:val="000000"/>
                 <w:sz w:val="19"/>
                 <w:szCs w:val="19"/>
                 <w:highlight w:val="white"/>
@@ -5149,7 +4158,6 @@
             <w:r>
               <w:rPr>
                 <w:rFonts w:ascii="Cascadia Mono" w:eastAsia="Calibri" w:hAnsi="Cascadia Mono" w:cs="Cascadia Mono"/>
-                <w:color w:val="000000"/>
                 <w:sz w:val="19"/>
                 <w:szCs w:val="19"/>
                 <w:highlight w:val="white"/>
@@ -5164,7 +4172,6 @@
               <w:spacing w:after="0" w:line="240" w:lineRule="auto"/>
               <w:rPr>
                 <w:rFonts w:ascii="Cascadia Mono" w:hAnsi="Cascadia Mono" w:cs="Cascadia Mono"/>
-                <w:color w:val="000000"/>
                 <w:sz w:val="19"/>
                 <w:szCs w:val="19"/>
                 <w:highlight w:val="white"/>
@@ -5174,7 +4181,6 @@
             <w:r>
               <w:rPr>
                 <w:rFonts w:ascii="Cascadia Mono" w:eastAsia="Calibri" w:hAnsi="Cascadia Mono" w:cs="Cascadia Mono"/>
-                <w:color w:val="000000"/>
                 <w:sz w:val="19"/>
                 <w:szCs w:val="19"/>
                 <w:highlight w:val="white"/>
@@ -5186,7 +4192,6 @@
             <w:r>
               <w:rPr>
                 <w:rFonts w:ascii="Cascadia Mono" w:eastAsia="Calibri" w:hAnsi="Cascadia Mono" w:cs="Cascadia Mono"/>
-                <w:color w:val="000000"/>
                 <w:sz w:val="19"/>
                 <w:szCs w:val="19"/>
                 <w:highlight w:val="white"/>
@@ -5198,7 +4203,6 @@
             <w:r>
               <w:rPr>
                 <w:rFonts w:ascii="Cascadia Mono" w:eastAsia="Calibri" w:hAnsi="Cascadia Mono" w:cs="Cascadia Mono"/>
-                <w:color w:val="000000"/>
                 <w:sz w:val="19"/>
                 <w:szCs w:val="19"/>
                 <w:highlight w:val="white"/>
@@ -5213,7 +4217,6 @@
               <w:spacing w:after="0" w:line="240" w:lineRule="auto"/>
               <w:rPr>
                 <w:rFonts w:ascii="Cascadia Mono" w:hAnsi="Cascadia Mono" w:cs="Cascadia Mono"/>
-                <w:color w:val="000000"/>
                 <w:sz w:val="19"/>
                 <w:szCs w:val="19"/>
                 <w:highlight w:val="white"/>
@@ -5223,7 +4226,6 @@
             <w:r>
               <w:rPr>
                 <w:rFonts w:ascii="Cascadia Mono" w:eastAsia="Calibri" w:hAnsi="Cascadia Mono" w:cs="Cascadia Mono"/>
-                <w:color w:val="000000"/>
                 <w:sz w:val="19"/>
                 <w:szCs w:val="19"/>
                 <w:highlight w:val="white"/>
@@ -5235,7 +4237,6 @@
             <w:r>
               <w:rPr>
                 <w:rFonts w:ascii="Cascadia Mono" w:eastAsia="Calibri" w:hAnsi="Cascadia Mono" w:cs="Cascadia Mono"/>
-                <w:color w:val="000000"/>
                 <w:sz w:val="19"/>
                 <w:szCs w:val="19"/>
                 <w:highlight w:val="white"/>
@@ -5247,35 +4248,12 @@
             <w:r>
               <w:rPr>
                 <w:rFonts w:ascii="Cascadia Mono" w:eastAsia="Calibri" w:hAnsi="Cascadia Mono" w:cs="Cascadia Mono"/>
-                <w:color w:val="000000"/>
-                <w:sz w:val="19"/>
-                <w:szCs w:val="19"/>
-                <w:highlight w:val="white"/>
-                <w:lang w:val="en-US"/>
-              </w:rPr>
-              <w:t xml:space="preserve"> = </w:t>
-            </w:r>
-            <w:r>
-              <w:rPr>
-                <w:rFonts w:ascii="Cascadia Mono" w:eastAsia="Calibri" w:hAnsi="Cascadia Mono" w:cs="Cascadia Mono"/>
-                <w:color w:val="0000FF"/>
-                <w:sz w:val="19"/>
-                <w:szCs w:val="19"/>
-                <w:highlight w:val="white"/>
-                <w:lang w:val="en-US"/>
-              </w:rPr>
-              <w:t>true</w:t>
-            </w:r>
-            <w:r>
-              <w:rPr>
-                <w:rFonts w:ascii="Cascadia Mono" w:eastAsia="Calibri" w:hAnsi="Cascadia Mono" w:cs="Cascadia Mono"/>
-                <w:color w:val="000000"/>
-                <w:sz w:val="19"/>
-                <w:szCs w:val="19"/>
-                <w:highlight w:val="white"/>
-                <w:lang w:val="en-US"/>
-              </w:rPr>
-              <w:t>;</w:t>
+                <w:sz w:val="19"/>
+                <w:szCs w:val="19"/>
+                <w:highlight w:val="white"/>
+                <w:lang w:val="en-US"/>
+              </w:rPr>
+              <w:t xml:space="preserve"> = true;</w:t>
             </w:r>
           </w:p>
           <w:p>
@@ -5284,7 +4262,6 @@
               <w:spacing w:after="0" w:line="240" w:lineRule="auto"/>
               <w:rPr>
                 <w:rFonts w:ascii="Cascadia Mono" w:hAnsi="Cascadia Mono" w:cs="Cascadia Mono"/>
-                <w:color w:val="000000"/>
                 <w:sz w:val="19"/>
                 <w:szCs w:val="19"/>
                 <w:highlight w:val="white"/>
@@ -5294,7 +4271,6 @@
             <w:r>
               <w:rPr>
                 <w:rFonts w:ascii="Cascadia Mono" w:eastAsia="Calibri" w:hAnsi="Cascadia Mono" w:cs="Cascadia Mono"/>
-                <w:color w:val="000000"/>
                 <w:sz w:val="19"/>
                 <w:szCs w:val="19"/>
                 <w:highlight w:val="white"/>
@@ -5319,7 +4295,6 @@
             <w:r>
               <w:rPr>
                 <w:rFonts w:ascii="Cascadia Mono" w:eastAsia="Calibri" w:hAnsi="Cascadia Mono" w:cs="Cascadia Mono"/>
-                <w:color w:val="000000"/>
                 <w:sz w:val="19"/>
                 <w:szCs w:val="19"/>
                 <w:highlight w:val="white"/>
@@ -5525,7 +4500,16 @@
           <w:sz w:val="28"/>
           <w:szCs w:val="28"/>
         </w:rPr>
-        <w:t>простое движение, разрушение при падении здоровья до 0.</w:t>
+        <w:t xml:space="preserve">простое движение, разрушение при </w:t>
+      </w:r>
+      <w:r>
+        <w:rPr>
+          <w:rFonts w:ascii="Times New Roman" w:hAnsi="Times New Roman" w:cs="Times New Roman"/>
+          <w:sz w:val="28"/>
+          <w:szCs w:val="28"/>
+        </w:rPr>
+        <w:lastRenderedPageBreak/>
+        <w:t>падении здоровья до 0.</w:t>
       </w:r>
     </w:p>
     <w:p>
@@ -5601,17 +4585,17 @@
         <w:ind w:left="0" w:firstLine="720"/>
         <w:jc w:val="both"/>
         <w:rPr>
-          <w:rFonts w:ascii="Times New Roman" w:hAnsi="Times New Roman"/>
-          <w:sz w:val="28"/>
-          <w:szCs w:val="28"/>
-        </w:rPr>
-      </w:pPr>
-      <w:r>
-        <w:rPr>
           <w:rFonts w:ascii="Times New Roman" w:hAnsi="Times New Roman" w:cs="Times New Roman"/>
           <w:sz w:val="28"/>
           <w:szCs w:val="28"/>
         </w:rPr>
+      </w:pPr>
+      <w:r>
+        <w:rPr>
+          <w:rFonts w:ascii="Times New Roman" w:hAnsi="Times New Roman" w:cs="Times New Roman"/>
+          <w:sz w:val="28"/>
+          <w:szCs w:val="28"/>
+        </w:rPr>
         <w:t>После чего б</w:t>
       </w:r>
       <w:r>
@@ -5655,6 +4639,139 @@
           <w:szCs w:val="28"/>
         </w:rPr>
         <w:t>доказывающая их работоспособность.</w:t>
+      </w:r>
+    </w:p>
+    <w:p>
+      <w:pPr>
+        <w:spacing w:after="0" w:line="240" w:lineRule="auto"/>
+        <w:rPr>
+          <w:rFonts w:ascii="Times New Roman" w:hAnsi="Times New Roman" w:cs="Times New Roman"/>
+          <w:sz w:val="28"/>
+          <w:szCs w:val="28"/>
+        </w:rPr>
+      </w:pPr>
+      <w:r>
+        <w:rPr>
+          <w:rFonts w:ascii="Times New Roman" w:hAnsi="Times New Roman" w:cs="Times New Roman"/>
+          <w:sz w:val="28"/>
+          <w:szCs w:val="28"/>
+        </w:rPr>
+        <w:br w:type="page"/>
+      </w:r>
+    </w:p>
+    <w:p>
+      <w:pPr>
+        <w:pStyle w:val="a0"/>
+      </w:pPr>
+      <w:r>
+        <w:lastRenderedPageBreak/>
+        <w:t>Список используемых источников</w:t>
+      </w:r>
+    </w:p>
+    <w:p>
+      <w:pPr>
+        <w:pStyle w:val="a"/>
+        <w:numPr>
+          <w:ilvl w:val="0"/>
+          <w:numId w:val="4"/>
+        </w:numPr>
+        <w:tabs>
+          <w:tab w:val="left" w:pos="993"/>
+        </w:tabs>
+        <w:ind w:left="709" w:hanging="709"/>
+        <w:rPr>
+          <w:lang w:val="en-US"/>
+        </w:rPr>
+      </w:pPr>
+      <w:r>
+        <w:rPr>
+          <w:lang w:val="en-US"/>
+        </w:rPr>
+        <w:t xml:space="preserve">How to play a sound </w:t>
+      </w:r>
+      <w:r>
+        <w:rPr>
+          <w:lang w:val="en-US"/>
+        </w:rPr>
+        <w:t>with</w:t>
+      </w:r>
+      <w:r>
+        <w:rPr>
+          <w:lang w:val="en-US"/>
+        </w:rPr>
+        <w:t xml:space="preserve"> C# - Unity Engine </w:t>
+      </w:r>
+      <w:r>
+        <w:rPr>
+          <w:lang w:val="en-US"/>
+        </w:rPr>
+        <w:t>[</w:t>
+      </w:r>
+      <w:r>
+        <w:t>Электронный</w:t>
+      </w:r>
+      <w:r>
+        <w:rPr>
+          <w:lang w:val="en-US"/>
+        </w:rPr>
+        <w:t xml:space="preserve"> </w:t>
+      </w:r>
+      <w:r>
+        <w:t>ресурс</w:t>
+      </w:r>
+      <w:r>
+        <w:rPr>
+          <w:lang w:val="en-US"/>
+        </w:rPr>
+        <w:t xml:space="preserve">] URL: </w:t>
+      </w:r>
+      <w:r>
+        <w:rPr>
+          <w:lang w:val="en-US"/>
+        </w:rPr>
+        <w:t>https://discussions.unity.com/t/how-to-play-a-sound-with-c/517867</w:t>
+      </w:r>
+      <w:r>
+        <w:rPr>
+          <w:lang w:val="en-US"/>
+        </w:rPr>
+        <w:t xml:space="preserve"> (</w:t>
+      </w:r>
+      <w:r>
+        <w:t>дата</w:t>
+      </w:r>
+      <w:r>
+        <w:rPr>
+          <w:lang w:val="en-US"/>
+        </w:rPr>
+        <w:t xml:space="preserve"> </w:t>
+      </w:r>
+      <w:r>
+        <w:t>обращения</w:t>
+      </w:r>
+      <w:r>
+        <w:rPr>
+          <w:lang w:val="en-US"/>
+        </w:rPr>
+        <w:t>: 1</w:t>
+      </w:r>
+      <w:r>
+        <w:rPr>
+          <w:lang w:val="en-US"/>
+        </w:rPr>
+        <w:t>0</w:t>
+      </w:r>
+      <w:r>
+        <w:rPr>
+          <w:lang w:val="en-US"/>
+        </w:rPr>
+        <w:t>.04.2025</w:t>
+      </w:r>
+      <w:r>
+        <w:rPr>
+          <w:lang w:val="en-US"/>
+        </w:rPr>
+        <w:t>)</w:t>
       </w:r>
     </w:p>
     <w:sectPr>
@@ -5662,7 +4779,7 @@
       <w:footerReference w:type="default" r:id="rId15"/>
       <w:footerReference w:type="first" r:id="rId16"/>
       <w:pgSz w:w="11906" w:h="16838"/>
-      <w:pgMar w:top="1134" w:right="567" w:bottom="1134" w:left="1701" w:header="0" w:footer="709" w:gutter="0"/>
+      <w:pgMar w:top="1134" w:right="851" w:bottom="1134" w:left="1701" w:header="0" w:footer="709" w:gutter="0"/>
       <w:pgNumType w:start="2"/>
       <w:cols w:space="720"/>
       <w:formProt w:val="0"/>
@@ -5822,16 +4939,16 @@
 <file path=word/numbering.xml><?xml version="1.0" encoding="utf-8"?>
 <w:numbering xmlns:wpc="http://schemas.microsoft.com/office/word/2010/wordprocessingCanvas" xmlns:cx="http://schemas.microsoft.com/office/drawing/2014/chartex" xmlns:cx1="http://schemas.microsoft.com/office/drawing/2015/9/8/chartex" xmlns:cx2="http://schemas.microsoft.com/office/drawing/2015/10/21/chartex" xmlns:cx3="http://schemas.microsoft.com/office/drawing/2016/5/9/chartex" xmlns:cx4="http://schemas.microsoft.com/office/drawing/2016/5/10/chartex" xmlns:cx5="http://schemas.microsoft.com/office/drawing/2016/5/11/chartex" xmlns:cx6="http://schemas.microsoft.com/office/drawing/2016/5/12/chartex" xmlns:cx7="http://schemas.microsoft.com/office/drawing/2016/5/13/chartex" xmlns:cx8="http://schemas.microsoft.com/office/drawing/2016/5/14/chartex" xmlns:mc="http://schemas.openxmlformats.org/markup-compatibility/2006" xmlns:aink="http://schemas.microsoft.com/office/drawing/2016/ink" xmlns:am3d="http://schemas.microsoft.com/office/drawing/2017/model3d" xmlns:o="urn:schemas-microsoft-com:office:office" xmlns:oel="http://schemas.microsoft.com/office/2019/extlst" xmlns:r="http://schemas.openxmlformats.org/officeDocument/2006/relationships" xmlns:m="http://schemas.openxmlformats.org/officeDocument/2006/math" xmlns:v="urn:schemas-microsoft-com:vml" xmlns:wp14="http://schemas.microsoft.com/office/word/2010/wordprocessingDrawing" xmlns:wp="http://schemas.openxmlformats.org/drawingml/2006/wordprocessingDrawing" xmlns:w10="urn:schemas-microsoft-com:office:word" xmlns:w="http://schemas.openxmlformats.org/wordprocessingml/2006/main" xmlns:w14="http://schemas.microsoft.com/office/word/2010/wordml" xmlns:w15="http://schemas.microsoft.com/office/word/2012/wordml" xmlns:w16cex="http://schemas.microsoft.com/office/word/2018/wordml/cex" xmlns:w16cid="http://schemas.microsoft.com/office/word/2016/wordml/cid" xmlns:w16="http://schemas.microsoft.com/office/word/2018/wordml" xmlns:w16du="http://schemas.microsoft.com/office/word/2023/wordml/word16du" xmlns:w16sdtdh="http://schemas.microsoft.com/office/word/2020/wordml/sdtdatahash" xmlns:w16sdtfl="http://schemas.microsoft.com/office/word/2024/wordml/sdtformatlock" xmlns:w16se="http://schemas.microsoft.com/office/word/2015/wordml/symex" xmlns:wpg="http://schemas.microsoft.com/office/word/2010/wordprocessingGroup" xmlns:wpi="http://schemas.microsoft.com/office/word/2010/wordprocessingInk" xmlns:wne="http://schemas.microsoft.com/office/word/2006/wordml" xmlns:wps="http://schemas.microsoft.com/office/word/2010/wordprocessingShape" mc:Ignorable="w14 w15 w16se w16cid w16 w16cex w16sdtdh w16sdtfl w16du wp14">
   <w:abstractNum w:abstractNumId="0" w15:restartNumberingAfterBreak="0">
-    <w:nsid w:val="11021D80"/>
+    <w:nsid w:val="044D24C8"/>
     <w:multiLevelType w:val="hybridMultilevel"/>
-    <w:tmpl w:val="F83A798E"/>
+    <w:tmpl w:val="8A3CA5F6"/>
     <w:lvl w:ilvl="0" w:tplc="0409000F">
       <w:start w:val="1"/>
       <w:numFmt w:val="decimal"/>
       <w:lvlText w:val="%1."/>
       <w:lvlJc w:val="left"/>
       <w:pPr>
-        <w:ind w:left="1429" w:hanging="360"/>
+        <w:ind w:left="2149" w:hanging="360"/>
       </w:pPr>
     </w:lvl>
     <w:lvl w:ilvl="1" w:tplc="04090019" w:tentative="1">
@@ -5840,7 +4957,7 @@
       <w:lvlText w:val="%2."/>
       <w:lvlJc w:val="left"/>
       <w:pPr>
-        <w:ind w:left="2149" w:hanging="360"/>
+        <w:ind w:left="2869" w:hanging="360"/>
       </w:pPr>
     </w:lvl>
     <w:lvl w:ilvl="2" w:tplc="0409001B" w:tentative="1">
@@ -5849,7 +4966,7 @@
       <w:lvlText w:val="%3."/>
       <w:lvlJc w:val="right"/>
       <w:pPr>
-        <w:ind w:left="2869" w:hanging="180"/>
+        <w:ind w:left="3589" w:hanging="180"/>
       </w:pPr>
     </w:lvl>
     <w:lvl w:ilvl="3" w:tplc="0409000F" w:tentative="1">
@@ -5858,7 +4975,7 @@
       <w:lvlText w:val="%4."/>
       <w:lvlJc w:val="left"/>
       <w:pPr>
-        <w:ind w:left="3589" w:hanging="360"/>
+        <w:ind w:left="4309" w:hanging="360"/>
       </w:pPr>
     </w:lvl>
     <w:lvl w:ilvl="4" w:tplc="04090019" w:tentative="1">
@@ -5867,7 +4984,7 @@
       <w:lvlText w:val="%5."/>
       <w:lvlJc w:val="left"/>
       <w:pPr>
-        <w:ind w:left="4309" w:hanging="360"/>
+        <w:ind w:left="5029" w:hanging="360"/>
       </w:pPr>
     </w:lvl>
     <w:lvl w:ilvl="5" w:tplc="0409001B" w:tentative="1">
@@ -5876,7 +4993,7 @@
       <w:lvlText w:val="%6."/>
       <w:lvlJc w:val="right"/>
       <w:pPr>
-        <w:ind w:left="5029" w:hanging="180"/>
+        <w:ind w:left="5749" w:hanging="180"/>
       </w:pPr>
     </w:lvl>
     <w:lvl w:ilvl="6" w:tplc="0409000F" w:tentative="1">
@@ -5885,7 +5002,7 @@
       <w:lvlText w:val="%7."/>
       <w:lvlJc w:val="left"/>
       <w:pPr>
-        <w:ind w:left="5749" w:hanging="360"/>
+        <w:ind w:left="6469" w:hanging="360"/>
       </w:pPr>
     </w:lvl>
     <w:lvl w:ilvl="7" w:tplc="04090019" w:tentative="1">
@@ -5894,7 +5011,7 @@
       <w:lvlText w:val="%8."/>
       <w:lvlJc w:val="left"/>
       <w:pPr>
-        <w:ind w:left="6469" w:hanging="360"/>
+        <w:ind w:left="7189" w:hanging="360"/>
       </w:pPr>
     </w:lvl>
     <w:lvl w:ilvl="8" w:tplc="0409001B" w:tentative="1">
@@ -5903,11 +5020,97 @@
       <w:lvlText w:val="%9."/>
       <w:lvlJc w:val="right"/>
       <w:pPr>
-        <w:ind w:left="7189" w:hanging="180"/>
+        <w:ind w:left="7909" w:hanging="180"/>
       </w:pPr>
     </w:lvl>
   </w:abstractNum>
   <w:abstractNum w:abstractNumId="1" w15:restartNumberingAfterBreak="0">
+    <w:nsid w:val="11021D80"/>
+    <w:multiLevelType w:val="hybridMultilevel"/>
+    <w:tmpl w:val="3CE6D12C"/>
+    <w:lvl w:ilvl="0" w:tplc="0409000F">
+      <w:start w:val="1"/>
+      <w:numFmt w:val="decimal"/>
+      <w:lvlText w:val="%1."/>
+      <w:lvlJc w:val="left"/>
+      <w:pPr>
+        <w:ind w:left="1429" w:hanging="360"/>
+      </w:pPr>
+    </w:lvl>
+    <w:lvl w:ilvl="1" w:tplc="04090019" w:tentative="1">
+      <w:start w:val="1"/>
+      <w:numFmt w:val="lowerLetter"/>
+      <w:lvlText w:val="%2."/>
+      <w:lvlJc w:val="left"/>
+      <w:pPr>
+        <w:ind w:left="2149" w:hanging="360"/>
+      </w:pPr>
+    </w:lvl>
+    <w:lvl w:ilvl="2" w:tplc="0409001B" w:tentative="1">
+      <w:start w:val="1"/>
+      <w:numFmt w:val="lowerRoman"/>
+      <w:lvlText w:val="%3."/>
+      <w:lvlJc w:val="right"/>
+      <w:pPr>
+        <w:ind w:left="2869" w:hanging="180"/>
+      </w:pPr>
+    </w:lvl>
+    <w:lvl w:ilvl="3" w:tplc="0409000F" w:tentative="1">
+      <w:start w:val="1"/>
+      <w:numFmt w:val="decimal"/>
+      <w:lvlText w:val="%4."/>
+      <w:lvlJc w:val="left"/>
+      <w:pPr>
+        <w:ind w:left="3589" w:hanging="360"/>
+      </w:pPr>
+    </w:lvl>
+    <w:lvl w:ilvl="4" w:tplc="04090019" w:tentative="1">
+      <w:start w:val="1"/>
+      <w:numFmt w:val="lowerLetter"/>
+      <w:lvlText w:val="%5."/>
+      <w:lvlJc w:val="left"/>
+      <w:pPr>
+        <w:ind w:left="4309" w:hanging="360"/>
+      </w:pPr>
+    </w:lvl>
+    <w:lvl w:ilvl="5" w:tplc="0409001B" w:tentative="1">
+      <w:start w:val="1"/>
+      <w:numFmt w:val="lowerRoman"/>
+      <w:lvlText w:val="%6."/>
+      <w:lvlJc w:val="right"/>
+      <w:pPr>
+        <w:ind w:left="5029" w:hanging="180"/>
+      </w:pPr>
+    </w:lvl>
+    <w:lvl w:ilvl="6" w:tplc="0409000F" w:tentative="1">
+      <w:start w:val="1"/>
+      <w:numFmt w:val="decimal"/>
+      <w:lvlText w:val="%7."/>
+      <w:lvlJc w:val="left"/>
+      <w:pPr>
+        <w:ind w:left="5749" w:hanging="360"/>
+      </w:pPr>
+    </w:lvl>
+    <w:lvl w:ilvl="7" w:tplc="04090019" w:tentative="1">
+      <w:start w:val="1"/>
+      <w:numFmt w:val="lowerLetter"/>
+      <w:lvlText w:val="%8."/>
+      <w:lvlJc w:val="left"/>
+      <w:pPr>
+        <w:ind w:left="6469" w:hanging="360"/>
+      </w:pPr>
+    </w:lvl>
+    <w:lvl w:ilvl="8" w:tplc="0409001B" w:tentative="1">
+      <w:start w:val="1"/>
+      <w:numFmt w:val="lowerRoman"/>
+      <w:lvlText w:val="%9."/>
+      <w:lvlJc w:val="right"/>
+      <w:pPr>
+        <w:ind w:left="7189" w:hanging="180"/>
+      </w:pPr>
+    </w:lvl>
+  </w:abstractNum>
+  <w:abstractNum w:abstractNumId="2" w15:restartNumberingAfterBreak="0">
     <w:nsid w:val="236B0A3A"/>
     <w:multiLevelType w:val="multilevel"/>
     <w:tmpl w:val="108871BA"/>
@@ -6029,7 +5232,7 @@
       </w:pPr>
     </w:lvl>
   </w:abstractNum>
-  <w:abstractNum w:abstractNumId="2" w15:restartNumberingAfterBreak="0">
+  <w:abstractNum w:abstractNumId="3" w15:restartNumberingAfterBreak="0">
     <w:nsid w:val="7CE064BC"/>
     <w:multiLevelType w:val="multilevel"/>
     <w:tmpl w:val="B8D2F73C"/>
@@ -6143,12 +5346,15 @@
     </w:lvl>
   </w:abstractNum>
   <w:num w:numId="1" w16cid:durableId="295646148">
+    <w:abstractNumId w:val="3"/>
+  </w:num>
+  <w:num w:numId="2" w16cid:durableId="1710835783">
     <w:abstractNumId w:val="2"/>
   </w:num>
-  <w:num w:numId="2" w16cid:durableId="1710835783">
+  <w:num w:numId="3" w16cid:durableId="455106649">
     <w:abstractNumId w:val="1"/>
   </w:num>
-  <w:num w:numId="3" w16cid:durableId="455106649">
+  <w:num w:numId="4" w16cid:durableId="949043954">
     <w:abstractNumId w:val="0"/>
   </w:num>
 </w:numbering>
@@ -7062,6 +6268,18 @@
       <w:szCs w:val="28"/>
     </w:rPr>
   </w:style>
+  <w:style w:type="character" w:styleId="UnresolvedMention">
+    <w:name w:val="Unresolved Mention"/>
+    <w:basedOn w:val="DefaultParagraphFont"/>
+    <w:uiPriority w:val="99"/>
+    <w:semiHidden/>
+    <w:unhideWhenUsed/>
+    <w:rsid w:val="007D12CC"/>
+    <w:rPr>
+      <w:color w:val="605E5C"/>
+      <w:shd w:val="clear" w:color="auto" w:fill="E1DFDD"/>
+    </w:rPr>
+  </w:style>
 </w:styles>
 </file>
 
